--- a/vvpd.docx
+++ b/vvpd.docx
@@ -27,7 +27,7 @@
         <w:pStyle w:val="Normal"/>
         <w:widowControl w:val="false"/>
         <w:spacing w:lineRule="auto" w:line="240"/>
-        <w:ind w:left="0" w:right="0" w:hanging="0"/>
+        <w:ind w:hanging="0"/>
         <w:jc w:val="center"/>
         <w:rPr>
           <w:rFonts w:eastAsia="Times New Roman" w:cs="Times New Roman"/>
@@ -49,7 +49,7 @@
         <w:pStyle w:val="Normal"/>
         <w:widowControl w:val="false"/>
         <w:spacing w:lineRule="auto" w:line="240"/>
-        <w:ind w:left="0" w:right="0" w:hanging="0"/>
+        <w:ind w:hanging="0"/>
         <w:jc w:val="center"/>
         <w:rPr>
           <w:rFonts w:eastAsia="Times New Roman" w:cs="Times New Roman"/>
@@ -71,7 +71,7 @@
         <w:pStyle w:val="Normal"/>
         <w:widowControl w:val="false"/>
         <w:spacing w:lineRule="auto" w:line="240"/>
-        <w:ind w:left="0" w:right="0" w:hanging="0"/>
+        <w:ind w:hanging="0"/>
         <w:jc w:val="center"/>
         <w:rPr>
           <w:rFonts w:eastAsia="Times New Roman" w:cs="Times New Roman"/>
@@ -93,7 +93,7 @@
         <w:pStyle w:val="Normal"/>
         <w:widowControl w:val="false"/>
         <w:spacing w:lineRule="auto" w:line="240"/>
-        <w:ind w:left="0" w:right="0" w:hanging="0"/>
+        <w:ind w:hanging="0"/>
         <w:jc w:val="center"/>
         <w:rPr>
           <w:rFonts w:eastAsia="Times New Roman" w:cs="Times New Roman"/>
@@ -115,7 +115,7 @@
         <w:pStyle w:val="Normal"/>
         <w:widowControl w:val="false"/>
         <w:spacing w:lineRule="auto" w:line="240"/>
-        <w:ind w:left="0" w:right="0" w:firstLine="851"/>
+        <w:ind w:firstLine="851"/>
         <w:rPr>
           <w:rFonts w:eastAsia="Times New Roman" w:cs="Times New Roman"/>
           <w:szCs w:val="20"/>
@@ -135,7 +135,7 @@
         <w:pStyle w:val="Normal"/>
         <w:widowControl w:val="false"/>
         <w:spacing w:lineRule="auto" w:line="240"/>
-        <w:ind w:left="0" w:right="0" w:hanging="0"/>
+        <w:ind w:hanging="0"/>
         <w:jc w:val="center"/>
         <w:rPr/>
       </w:pPr>
@@ -182,7 +182,7 @@
         <w:pStyle w:val="Normal"/>
         <w:widowControl w:val="false"/>
         <w:spacing w:lineRule="auto" w:line="240"/>
-        <w:ind w:left="0" w:right="0" w:hanging="0"/>
+        <w:ind w:hanging="0"/>
         <w:jc w:val="center"/>
         <w:rPr/>
       </w:pPr>
@@ -223,7 +223,7 @@
         <w:pStyle w:val="Normal"/>
         <w:widowControl w:val="false"/>
         <w:spacing w:lineRule="auto" w:line="240"/>
-        <w:ind w:left="0" w:right="0" w:hanging="0"/>
+        <w:ind w:hanging="0"/>
         <w:jc w:val="center"/>
         <w:rPr>
           <w:rFonts w:eastAsia="Times New Roman" w:cs="Times New Roman"/>
@@ -246,7 +246,7 @@
         <w:pStyle w:val="Normal"/>
         <w:widowControl w:val="false"/>
         <w:spacing w:lineRule="auto" w:line="240"/>
-        <w:ind w:left="5624" w:right="0" w:hanging="0"/>
+        <w:ind w:left="5624" w:hanging="0"/>
         <w:jc w:val="left"/>
         <w:rPr>
           <w:rFonts w:eastAsia="Times New Roman" w:cs="Times New Roman"/>
@@ -267,7 +267,7 @@
         <w:pStyle w:val="Normal"/>
         <w:widowControl w:val="false"/>
         <w:spacing w:lineRule="auto" w:line="240"/>
-        <w:ind w:left="5624" w:right="0" w:hanging="0"/>
+        <w:ind w:left="5624" w:hanging="0"/>
         <w:jc w:val="left"/>
         <w:rPr>
           <w:rFonts w:eastAsia="Times New Roman" w:cs="Times New Roman"/>
@@ -288,7 +288,7 @@
         <w:pStyle w:val="Normal"/>
         <w:widowControl w:val="false"/>
         <w:spacing w:lineRule="auto" w:line="240"/>
-        <w:ind w:left="5624" w:right="0" w:hanging="0"/>
+        <w:ind w:left="5624" w:hanging="0"/>
         <w:jc w:val="left"/>
         <w:rPr>
           <w:rFonts w:eastAsia="Times New Roman" w:cs="Times New Roman"/>
@@ -341,7 +341,7 @@
         <w:pStyle w:val="Normal"/>
         <w:widowControl w:val="false"/>
         <w:spacing w:lineRule="auto" w:line="240"/>
-        <w:ind w:left="0" w:right="0" w:hanging="0"/>
+        <w:ind w:hanging="0"/>
         <w:jc w:val="center"/>
         <w:rPr>
           <w:rFonts w:eastAsia="Times New Roman" w:cs="Times New Roman"/>
@@ -368,7 +368,7 @@
         <w:pStyle w:val="Normal"/>
         <w:widowControl w:val="false"/>
         <w:spacing w:lineRule="auto" w:line="240"/>
-        <w:ind w:left="0" w:right="0" w:hanging="0"/>
+        <w:ind w:hanging="0"/>
         <w:jc w:val="center"/>
         <w:rPr>
           <w:rFonts w:eastAsia="Times New Roman" w:cs="Times New Roman"/>
@@ -391,7 +391,7 @@
         <w:pStyle w:val="Normal"/>
         <w:widowControl w:val="false"/>
         <w:spacing w:lineRule="auto" w:line="240"/>
-        <w:ind w:left="0" w:right="0" w:hanging="0"/>
+        <w:ind w:hanging="0"/>
         <w:jc w:val="center"/>
         <w:rPr>
           <w:rFonts w:eastAsia="Times New Roman" w:cs="Times New Roman"/>
@@ -432,7 +432,7 @@
         <w:pStyle w:val="Normal"/>
         <w:widowControl w:val="false"/>
         <w:spacing w:lineRule="auto" w:line="240"/>
-        <w:ind w:left="0" w:right="0" w:hanging="0"/>
+        <w:ind w:hanging="0"/>
         <w:jc w:val="center"/>
         <w:rPr>
           <w:rFonts w:eastAsia="Times New Roman" w:cs="Times New Roman"/>
@@ -456,7 +456,7 @@
         <w:pStyle w:val="Normal"/>
         <w:widowControl w:val="false"/>
         <w:spacing w:lineRule="auto" w:line="240"/>
-        <w:ind w:left="0" w:right="0" w:hanging="0"/>
+        <w:ind w:hanging="0"/>
         <w:jc w:val="center"/>
         <w:rPr>
           <w:rFonts w:eastAsia="Times New Roman" w:cs="Times New Roman"/>
@@ -495,7 +495,7 @@
         <w:pStyle w:val="Normal"/>
         <w:widowControl w:val="false"/>
         <w:spacing w:lineRule="auto" w:line="240"/>
-        <w:ind w:left="0" w:right="0" w:hanging="0"/>
+        <w:ind w:hanging="0"/>
         <w:jc w:val="center"/>
         <w:rPr>
           <w:rFonts w:eastAsia="Times New Roman" w:cs="Times New Roman"/>
@@ -519,7 +519,7 @@
         <w:pStyle w:val="Normal"/>
         <w:widowControl w:val="false"/>
         <w:spacing w:lineRule="auto" w:line="240"/>
-        <w:ind w:left="0" w:right="0" w:hanging="0"/>
+        <w:ind w:hanging="0"/>
         <w:jc w:val="center"/>
         <w:rPr>
           <w:rFonts w:eastAsia="Times New Roman" w:cs="Times New Roman"/>
@@ -542,7 +542,7 @@
         <w:pStyle w:val="Normal"/>
         <w:widowControl w:val="false"/>
         <w:spacing w:lineRule="auto" w:line="240"/>
-        <w:ind w:left="0" w:right="0" w:hanging="0"/>
+        <w:ind w:hanging="0"/>
         <w:jc w:val="center"/>
         <w:rPr>
           <w:rFonts w:eastAsia="Times New Roman" w:cs="Times New Roman"/>
@@ -563,7 +563,7 @@
         <w:pStyle w:val="Normal"/>
         <w:widowControl w:val="false"/>
         <w:spacing w:lineRule="auto" w:line="240"/>
-        <w:ind w:left="0" w:right="0" w:hanging="0"/>
+        <w:ind w:hanging="0"/>
         <w:jc w:val="center"/>
         <w:rPr>
           <w:rFonts w:eastAsia="Times New Roman" w:cs="Times New Roman"/>
@@ -584,7 +584,7 @@
         <w:pStyle w:val="Normal"/>
         <w:widowControl w:val="false"/>
         <w:spacing w:lineRule="auto" w:line="240"/>
-        <w:ind w:left="0" w:right="0" w:hanging="0"/>
+        <w:ind w:hanging="0"/>
         <w:jc w:val="center"/>
         <w:rPr>
           <w:rFonts w:eastAsia="Times New Roman" w:cs="Times New Roman"/>
@@ -605,7 +605,7 @@
         <w:pStyle w:val="Normal"/>
         <w:widowControl w:val="false"/>
         <w:spacing w:lineRule="auto" w:line="240"/>
-        <w:ind w:left="0" w:right="0" w:hanging="0"/>
+        <w:ind w:hanging="0"/>
         <w:jc w:val="center"/>
         <w:rPr>
           <w:rFonts w:eastAsia="Times New Roman" w:cs="Times New Roman"/>
@@ -626,7 +626,7 @@
         <w:pStyle w:val="Normal"/>
         <w:widowControl w:val="false"/>
         <w:spacing w:lineRule="auto" w:line="240"/>
-        <w:ind w:left="0" w:right="0" w:hanging="0"/>
+        <w:ind w:hanging="0"/>
         <w:jc w:val="center"/>
         <w:rPr>
           <w:rFonts w:eastAsia="Times New Roman" w:cs="Times New Roman"/>
@@ -647,7 +647,7 @@
         <w:pStyle w:val="Normal"/>
         <w:widowControl w:val="false"/>
         <w:spacing w:lineRule="auto" w:line="240"/>
-        <w:ind w:left="0" w:right="0" w:hanging="0"/>
+        <w:ind w:hanging="0"/>
         <w:jc w:val="center"/>
         <w:rPr>
           <w:rFonts w:eastAsia="Times New Roman" w:cs="Times New Roman"/>
@@ -668,7 +668,7 @@
         <w:pStyle w:val="Normal"/>
         <w:widowControl w:val="false"/>
         <w:spacing w:lineRule="auto" w:line="240"/>
-        <w:ind w:left="0" w:right="0" w:hanging="0"/>
+        <w:ind w:hanging="0"/>
         <w:jc w:val="center"/>
         <w:rPr>
           <w:rFonts w:eastAsia="Times New Roman" w:cs="Times New Roman"/>
@@ -689,7 +689,7 @@
         <w:pStyle w:val="Normal"/>
         <w:widowControl w:val="false"/>
         <w:spacing w:lineRule="auto" w:line="240"/>
-        <w:ind w:left="0" w:right="0" w:hanging="0"/>
+        <w:ind w:hanging="0"/>
         <w:jc w:val="center"/>
         <w:rPr>
           <w:rFonts w:eastAsia="Times New Roman" w:cs="Times New Roman"/>
@@ -710,7 +710,7 @@
         <w:pStyle w:val="Normal"/>
         <w:widowControl w:val="false"/>
         <w:spacing w:lineRule="auto" w:line="240"/>
-        <w:ind w:left="0" w:right="0" w:hanging="0"/>
+        <w:ind w:hanging="0"/>
         <w:jc w:val="center"/>
         <w:rPr>
           <w:rFonts w:eastAsia="Times New Roman" w:cs="Times New Roman"/>
@@ -731,7 +731,7 @@
         <w:pStyle w:val="Normal"/>
         <w:widowControl w:val="false"/>
         <w:spacing w:lineRule="auto" w:line="240"/>
-        <w:ind w:left="0" w:right="0" w:hanging="0"/>
+        <w:ind w:hanging="0"/>
         <w:jc w:val="center"/>
         <w:rPr>
           <w:rFonts w:eastAsia="Times New Roman" w:cs="Times New Roman"/>
@@ -752,7 +752,7 @@
         <w:pStyle w:val="Normal"/>
         <w:widowControl w:val="false"/>
         <w:spacing w:lineRule="auto" w:line="240"/>
-        <w:ind w:left="0" w:right="0" w:hanging="0"/>
+        <w:ind w:hanging="0"/>
         <w:jc w:val="center"/>
         <w:rPr>
           <w:rFonts w:eastAsia="Times New Roman" w:cs="Times New Roman"/>
@@ -773,7 +773,7 @@
         <w:pStyle w:val="Normal"/>
         <w:widowControl w:val="false"/>
         <w:spacing w:lineRule="auto" w:line="240"/>
-        <w:ind w:left="0" w:right="0" w:hanging="0"/>
+        <w:ind w:hanging="0"/>
         <w:jc w:val="center"/>
         <w:rPr>
           <w:rFonts w:eastAsia="Times New Roman" w:cs="Times New Roman"/>
@@ -796,7 +796,7 @@
         <w:pStyle w:val="Normal"/>
         <w:widowControl w:val="false"/>
         <w:spacing w:lineRule="auto" w:line="240"/>
-        <w:ind w:left="0" w:right="0" w:firstLine="851"/>
+        <w:ind w:firstLine="851"/>
         <w:rPr>
           <w:rFonts w:eastAsia="Times New Roman" w:cs="Times New Roman"/>
           <w:szCs w:val="20"/>
@@ -820,7 +820,7 @@
           <w:tab w:val="left" w:pos="704" w:leader="none"/>
         </w:tabs>
         <w:spacing w:lineRule="auto" w:line="240"/>
-        <w:ind w:left="0" w:right="0" w:hanging="0"/>
+        <w:ind w:hanging="0"/>
         <w:jc w:val="left"/>
         <w:rPr/>
       </w:pPr>
@@ -875,7 +875,7 @@
         <w:pStyle w:val="Normal"/>
         <w:widowControl w:val="false"/>
         <w:spacing w:lineRule="auto" w:line="240"/>
-        <w:ind w:left="612" w:right="0" w:hanging="0"/>
+        <w:ind w:left="612" w:hanging="0"/>
         <w:jc w:val="left"/>
         <w:rPr/>
       </w:pPr>
@@ -915,7 +915,7 @@
           <w:tab w:val="left" w:pos="704" w:leader="none"/>
         </w:tabs>
         <w:spacing w:lineRule="auto" w:line="240"/>
-        <w:ind w:left="0" w:right="0" w:hanging="0"/>
+        <w:ind w:hanging="0"/>
         <w:jc w:val="left"/>
         <w:rPr/>
       </w:pPr>
@@ -971,7 +971,7 @@
         <w:pStyle w:val="Normal"/>
         <w:widowControl w:val="false"/>
         <w:spacing w:lineRule="auto" w:line="240"/>
-        <w:ind w:left="612" w:right="0" w:hanging="0"/>
+        <w:ind w:left="612" w:hanging="0"/>
         <w:jc w:val="left"/>
         <w:rPr>
           <w:rFonts w:eastAsia="Times New Roman" w:cs="Times New Roman"/>
@@ -1004,7 +1004,7 @@
         <w:pStyle w:val="Normal"/>
         <w:widowControl w:val="false"/>
         <w:spacing w:lineRule="auto" w:line="240"/>
-        <w:ind w:left="0" w:right="0" w:hanging="0"/>
+        <w:ind w:hanging="0"/>
         <w:jc w:val="left"/>
         <w:rPr/>
       </w:pPr>
@@ -1079,7 +1079,7 @@
         <w:pStyle w:val="Normal"/>
         <w:widowControl w:val="false"/>
         <w:spacing w:lineRule="auto" w:line="240"/>
-        <w:ind w:left="0" w:right="0" w:hanging="0"/>
+        <w:ind w:hanging="0"/>
         <w:jc w:val="left"/>
         <w:rPr>
           <w:rFonts w:eastAsia="Times New Roman" w:cs="Times New Roman"/>
@@ -1114,7 +1114,7 @@
         <w:pStyle w:val="Normal"/>
         <w:widowControl w:val="false"/>
         <w:spacing w:lineRule="auto" w:line="240"/>
-        <w:ind w:left="612" w:right="0" w:hanging="0"/>
+        <w:ind w:left="612" w:hanging="0"/>
         <w:jc w:val="left"/>
         <w:rPr>
           <w:rFonts w:eastAsia="Times New Roman" w:cs="Times New Roman"/>
@@ -1137,7 +1137,7 @@
         <w:pStyle w:val="Normal"/>
         <w:widowControl w:val="false"/>
         <w:spacing w:lineRule="auto" w:line="240"/>
-        <w:ind w:left="612" w:right="0" w:hanging="0"/>
+        <w:ind w:left="612" w:hanging="0"/>
         <w:jc w:val="left"/>
         <w:rPr>
           <w:rFonts w:eastAsia="Times New Roman" w:cs="Times New Roman"/>
@@ -1160,7 +1160,7 @@
         <w:pStyle w:val="Normal"/>
         <w:widowControl w:val="false"/>
         <w:spacing w:lineRule="auto" w:line="240"/>
-        <w:ind w:left="0" w:right="0" w:hanging="0"/>
+        <w:ind w:hanging="0"/>
         <w:jc w:val="center"/>
         <w:rPr>
           <w:rFonts w:eastAsia="Times New Roman" w:cs="Times New Roman"/>
@@ -1181,7 +1181,7 @@
         <w:pStyle w:val="Normal"/>
         <w:widowControl w:val="false"/>
         <w:spacing w:lineRule="auto" w:line="240"/>
-        <w:ind w:left="0" w:right="0" w:hanging="0"/>
+        <w:ind w:hanging="0"/>
         <w:jc w:val="center"/>
         <w:rPr>
           <w:rFonts w:eastAsia="Times New Roman" w:cs="Times New Roman"/>
@@ -1202,7 +1202,7 @@
         <w:pStyle w:val="Normal"/>
         <w:widowControl w:val="false"/>
         <w:spacing w:lineRule="auto" w:line="240"/>
-        <w:ind w:left="0" w:right="0" w:hanging="0"/>
+        <w:ind w:hanging="0"/>
         <w:jc w:val="center"/>
         <w:rPr>
           <w:rFonts w:eastAsia="Times New Roman" w:cs="Times New Roman"/>
@@ -1211,16 +1211,20 @@
         </w:rPr>
       </w:pPr>
       <w:r>
-        <w:rPr/>
-      </w:r>
-    </w:p>
-    <w:p>
-      <w:pPr>
-        <w:pStyle w:val="Normal"/>
-        <w:widowControl w:val="false"/>
+        <w:rPr>
+          <w:rFonts w:eastAsia="Times New Roman" w:cs="Times New Roman"/>
+          <w:szCs w:val="20"/>
+          <w:lang w:eastAsia="ru-RU"/>
+        </w:rPr>
+      </w:r>
+    </w:p>
+    <w:p>
+      <w:pPr>
+        <w:pStyle w:val="Normal"/>
+        <w:overflowPunct w:val="false"/>
         <w:spacing w:lineRule="auto" w:line="240"/>
-        <w:ind w:left="0" w:right="0" w:hanging="0"/>
-        <w:jc w:val="center"/>
+        <w:ind w:hanging="0"/>
+        <w:jc w:val="left"/>
         <w:rPr>
           <w:rFonts w:eastAsia="" w:cs="" w:cstheme="majorBidi" w:eastAsiaTheme="majorEastAsia"/>
           <w:bCs/>
@@ -1233,15 +1237,15 @@
           <w:bCs/>
           <w:szCs w:val="32"/>
         </w:rPr>
-        <w:t>Задание 1</w:t>
-      </w:r>
-    </w:p>
-    <w:p>
-      <w:pPr>
-        <w:pStyle w:val="Normal"/>
-        <w:widowControl w:val="false"/>
-        <w:spacing w:lineRule="auto" w:line="240"/>
-        <w:ind w:left="0" w:right="0" w:hanging="0"/>
+      </w:r>
+      <w:r>
+        <w:br w:type="page"/>
+      </w:r>
+    </w:p>
+    <w:p>
+      <w:pPr>
+        <w:pStyle w:val="Normal"/>
+        <w:widowControl w:val="false"/>
         <w:jc w:val="center"/>
         <w:rPr>
           <w:rFonts w:eastAsia="" w:cs="" w:cstheme="majorBidi" w:eastAsiaTheme="majorEastAsia"/>
@@ -1255,16 +1259,13 @@
           <w:bCs/>
           <w:szCs w:val="32"/>
         </w:rPr>
-        <w:t>Дан радиус окружности. Найти ее диаметр.</w:t>
-      </w:r>
-    </w:p>
-    <w:p>
-      <w:pPr>
-        <w:pStyle w:val="Normal"/>
-        <w:widowControl w:val="false"/>
-        <w:spacing w:lineRule="auto" w:line="240"/>
-        <w:ind w:left="0" w:right="0" w:hanging="0"/>
-        <w:jc w:val="center"/>
+        <w:t>Задание 1</w:t>
+      </w:r>
+    </w:p>
+    <w:p>
+      <w:pPr>
+        <w:pStyle w:val="Normal"/>
+        <w:widowControl w:val="false"/>
         <w:rPr>
           <w:rFonts w:eastAsia="" w:cs="" w:cstheme="majorBidi" w:eastAsiaTheme="majorEastAsia"/>
           <w:bCs/>
@@ -1277,182 +1278,839 @@
           <w:bCs/>
           <w:szCs w:val="32"/>
         </w:rPr>
-        <w:t>!</w:t>
-      </w:r>
-      <w:r>
+        <w:t>Дан радиус окружности. Найти ее диаметр.</w:t>
+      </w:r>
+    </w:p>
+    <w:p>
+      <w:pPr>
+        <w:pStyle w:val="Normal"/>
+        <w:keepNext w:val="true"/>
+        <w:widowControl w:val="false"/>
+        <w:jc w:val="center"/>
+        <w:rPr/>
+      </w:pPr>
+      <w:r>
+        <w:rPr/>
+        <w:drawing>
+          <wp:inline distT="0" distB="0" distL="0" distR="0">
+            <wp:extent cx="3108960" cy="2156460"/>
+            <wp:effectExtent l="0" t="0" r="0" b="0"/>
+            <wp:docPr id="1" name="Рисунок 3" descr=""/>
+            <wp:cNvGraphicFramePr>
+              <a:graphicFrameLocks xmlns:a="http://schemas.openxmlformats.org/drawingml/2006/main" noChangeAspect="1"/>
+            </wp:cNvGraphicFramePr>
+            <a:graphic xmlns:a="http://schemas.openxmlformats.org/drawingml/2006/main">
+              <a:graphicData uri="http://schemas.openxmlformats.org/drawingml/2006/picture">
+                <pic:pic xmlns:pic="http://schemas.openxmlformats.org/drawingml/2006/picture">
+                  <pic:nvPicPr>
+                    <pic:cNvPr id="1" name="Рисунок 3" descr=""/>
+                    <pic:cNvPicPr>
+                      <a:picLocks noChangeAspect="1" noChangeArrowheads="1"/>
+                    </pic:cNvPicPr>
+                  </pic:nvPicPr>
+                  <pic:blipFill>
+                    <a:blip r:embed="rId2"/>
+                    <a:stretch>
+                      <a:fillRect/>
+                    </a:stretch>
+                  </pic:blipFill>
+                  <pic:spPr bwMode="auto">
+                    <a:xfrm>
+                      <a:off x="0" y="0"/>
+                      <a:ext cx="3108960" cy="2156460"/>
+                    </a:xfrm>
+                    <a:prstGeom prst="rect">
+                      <a:avLst/>
+                    </a:prstGeom>
+                  </pic:spPr>
+                </pic:pic>
+              </a:graphicData>
+            </a:graphic>
+          </wp:inline>
+        </w:drawing>
+      </w:r>
+    </w:p>
+    <w:p>
+      <w:pPr>
+        <w:pStyle w:val="Caption1"/>
+        <w:spacing w:lineRule="auto" w:line="360" w:before="0" w:after="0"/>
+        <w:jc w:val="center"/>
+        <w:rPr>
+          <w:rFonts w:eastAsia="" w:cs="" w:cstheme="majorBidi" w:eastAsiaTheme="majorEastAsia"/>
+          <w:bCs/>
+          <w:i w:val="false"/>
+          <w:i w:val="false"/>
+          <w:iCs w:val="false"/>
+          <w:color w:val="auto"/>
+          <w:sz w:val="28"/>
+          <w:szCs w:val="48"/>
+        </w:rPr>
+      </w:pPr>
+      <w:r>
+        <w:rPr>
+          <w:i w:val="false"/>
+          <w:iCs w:val="false"/>
+          <w:color w:val="auto"/>
+          <w:sz w:val="28"/>
+          <w:szCs w:val="26"/>
+        </w:rPr>
+        <w:t xml:space="preserve">Рисунок </w:t>
+      </w:r>
+      <w:r>
+        <w:rPr>
+          <w:i w:val="false"/>
+          <w:iCs w:val="false"/>
+          <w:color w:val="auto"/>
+          <w:sz w:val="28"/>
+          <w:szCs w:val="26"/>
+        </w:rPr>
+        <w:fldChar w:fldCharType="begin"/>
+      </w:r>
+      <w:r>
+        <w:rPr>
+          <w:sz w:val="28"/>
+          <w:i w:val="false"/>
+          <w:szCs w:val="26"/>
+          <w:iCs w:val="false"/>
+          <w:color w:val="auto"/>
+        </w:rPr>
+        <w:instrText xml:space="preserve"> SEQ Рисунок \* ARABIC </w:instrText>
+      </w:r>
+      <w:r>
+        <w:rPr>
+          <w:sz w:val="28"/>
+          <w:i w:val="false"/>
+          <w:szCs w:val="26"/>
+          <w:iCs w:val="false"/>
+          <w:color w:val="auto"/>
+        </w:rPr>
+        <w:fldChar w:fldCharType="separate"/>
+      </w:r>
+      <w:r>
+        <w:rPr>
+          <w:sz w:val="28"/>
+          <w:i w:val="false"/>
+          <w:szCs w:val="26"/>
+          <w:iCs w:val="false"/>
+          <w:color w:val="auto"/>
+        </w:rPr>
+        <w:t>1</w:t>
+      </w:r>
+      <w:r>
+        <w:rPr>
+          <w:sz w:val="28"/>
+          <w:i w:val="false"/>
+          <w:szCs w:val="26"/>
+          <w:iCs w:val="false"/>
+          <w:color w:val="auto"/>
+        </w:rPr>
+        <w:fldChar w:fldCharType="end"/>
+      </w:r>
+      <w:r>
+        <w:rPr>
+          <w:i w:val="false"/>
+          <w:iCs w:val="false"/>
+          <w:color w:val="auto"/>
+          <w:sz w:val="28"/>
+          <w:szCs w:val="26"/>
+        </w:rPr>
+        <w:t xml:space="preserve"> - </w:t>
+      </w:r>
+      <w:r>
+        <w:rPr>
+          <w:i w:val="false"/>
+          <w:iCs w:val="false"/>
+          <w:color w:val="auto"/>
+          <w:sz w:val="28"/>
+          <w:szCs w:val="26"/>
+        </w:rPr>
+        <w:t>исходный код программы</w:t>
+      </w:r>
+    </w:p>
+    <w:p>
+      <w:pPr>
+        <w:pStyle w:val="Normal"/>
+        <w:keepNext w:val="true"/>
+        <w:widowControl w:val="false"/>
+        <w:jc w:val="center"/>
+        <w:rPr/>
+      </w:pPr>
+      <w:r>
+        <w:rPr/>
+        <w:drawing>
+          <wp:inline distT="0" distB="0" distL="0" distR="0">
+            <wp:extent cx="3413760" cy="685800"/>
+            <wp:effectExtent l="0" t="0" r="0" b="0"/>
+            <wp:docPr id="2" name="Рисунок 4" descr=""/>
+            <wp:cNvGraphicFramePr>
+              <a:graphicFrameLocks xmlns:a="http://schemas.openxmlformats.org/drawingml/2006/main" noChangeAspect="1"/>
+            </wp:cNvGraphicFramePr>
+            <a:graphic xmlns:a="http://schemas.openxmlformats.org/drawingml/2006/main">
+              <a:graphicData uri="http://schemas.openxmlformats.org/drawingml/2006/picture">
+                <pic:pic xmlns:pic="http://schemas.openxmlformats.org/drawingml/2006/picture">
+                  <pic:nvPicPr>
+                    <pic:cNvPr id="2" name="Рисунок 4" descr=""/>
+                    <pic:cNvPicPr>
+                      <a:picLocks noChangeAspect="1" noChangeArrowheads="1"/>
+                    </pic:cNvPicPr>
+                  </pic:nvPicPr>
+                  <pic:blipFill>
+                    <a:blip r:embed="rId3"/>
+                    <a:stretch>
+                      <a:fillRect/>
+                    </a:stretch>
+                  </pic:blipFill>
+                  <pic:spPr bwMode="auto">
+                    <a:xfrm>
+                      <a:off x="0" y="0"/>
+                      <a:ext cx="3413760" cy="685800"/>
+                    </a:xfrm>
+                    <a:prstGeom prst="rect">
+                      <a:avLst/>
+                    </a:prstGeom>
+                  </pic:spPr>
+                </pic:pic>
+              </a:graphicData>
+            </a:graphic>
+          </wp:inline>
+        </w:drawing>
+      </w:r>
+    </w:p>
+    <w:p>
+      <w:pPr>
+        <w:pStyle w:val="Caption1"/>
+        <w:spacing w:lineRule="auto" w:line="360" w:before="0" w:after="0"/>
+        <w:jc w:val="center"/>
+        <w:rPr>
+          <w:i w:val="false"/>
+          <w:i w:val="false"/>
+          <w:iCs w:val="false"/>
+          <w:color w:val="auto"/>
+          <w:sz w:val="28"/>
+          <w:szCs w:val="26"/>
+        </w:rPr>
+      </w:pPr>
+      <w:r>
+        <w:rPr>
+          <w:i w:val="false"/>
+          <w:iCs w:val="false"/>
+          <w:color w:val="auto"/>
+          <w:sz w:val="28"/>
+          <w:szCs w:val="26"/>
+        </w:rPr>
+        <w:t xml:space="preserve">Рисунок </w:t>
+      </w:r>
+      <w:r>
+        <w:rPr>
+          <w:i w:val="false"/>
+          <w:iCs w:val="false"/>
+          <w:color w:val="auto"/>
+          <w:sz w:val="28"/>
+          <w:szCs w:val="26"/>
+        </w:rPr>
+        <w:fldChar w:fldCharType="begin"/>
+      </w:r>
+      <w:r>
+        <w:rPr>
+          <w:sz w:val="28"/>
+          <w:i w:val="false"/>
+          <w:szCs w:val="26"/>
+          <w:iCs w:val="false"/>
+          <w:color w:val="auto"/>
+        </w:rPr>
+        <w:instrText xml:space="preserve"> SEQ Рисунок \* ARABIC </w:instrText>
+      </w:r>
+      <w:r>
+        <w:rPr>
+          <w:sz w:val="28"/>
+          <w:i w:val="false"/>
+          <w:szCs w:val="26"/>
+          <w:iCs w:val="false"/>
+          <w:color w:val="auto"/>
+        </w:rPr>
+        <w:fldChar w:fldCharType="separate"/>
+      </w:r>
+      <w:r>
+        <w:rPr>
+          <w:sz w:val="28"/>
+          <w:i w:val="false"/>
+          <w:szCs w:val="26"/>
+          <w:iCs w:val="false"/>
+          <w:color w:val="auto"/>
+        </w:rPr>
+        <w:t>2</w:t>
+      </w:r>
+      <w:r>
+        <w:rPr>
+          <w:sz w:val="28"/>
+          <w:i w:val="false"/>
+          <w:szCs w:val="26"/>
+          <w:iCs w:val="false"/>
+          <w:color w:val="auto"/>
+        </w:rPr>
+        <w:fldChar w:fldCharType="end"/>
+      </w:r>
+      <w:r>
+        <w:rPr>
+          <w:i w:val="false"/>
+          <w:iCs w:val="false"/>
+          <w:color w:val="auto"/>
+          <w:sz w:val="28"/>
+          <w:szCs w:val="26"/>
+        </w:rPr>
+        <w:t xml:space="preserve"> - </w:t>
+      </w:r>
+      <w:r>
+        <w:rPr>
+          <w:i w:val="false"/>
+          <w:iCs w:val="false"/>
+          <w:color w:val="auto"/>
+          <w:sz w:val="28"/>
+          <w:szCs w:val="26"/>
+        </w:rPr>
+        <w:t>примеры работы программы</w:t>
+      </w:r>
+    </w:p>
+    <w:p>
+      <w:pPr>
+        <w:pStyle w:val="Normal"/>
+        <w:overflowPunct w:val="false"/>
+        <w:spacing w:lineRule="auto" w:line="240"/>
+        <w:ind w:hanging="0"/>
+        <w:jc w:val="left"/>
         <w:rPr>
           <w:rFonts w:eastAsia="" w:cs="" w:cstheme="majorBidi" w:eastAsiaTheme="majorEastAsia"/>
           <w:bCs/>
           <w:szCs w:val="32"/>
         </w:rPr>
-        <w:t>10.png</w:t>
-      </w:r>
-    </w:p>
-    <w:p>
-      <w:pPr>
-        <w:pStyle w:val="Normal"/>
-        <w:widowControl w:val="false"/>
-        <w:spacing w:lineRule="auto" w:line="240"/>
-        <w:ind w:left="0" w:right="0" w:hanging="0"/>
-        <w:jc w:val="center"/>
+      </w:pPr>
+      <w:r>
         <w:rPr>
           <w:rFonts w:eastAsia="" w:cs="" w:cstheme="majorBidi" w:eastAsiaTheme="majorEastAsia"/>
           <w:bCs/>
           <w:szCs w:val="32"/>
         </w:rPr>
-      </w:pPr>
-      <w:r>
+      </w:r>
+      <w:r>
+        <w:br w:type="page"/>
+      </w:r>
+    </w:p>
+    <w:p>
+      <w:pPr>
+        <w:pStyle w:val="Normal"/>
+        <w:widowControl w:val="false"/>
+        <w:jc w:val="center"/>
         <w:rPr>
           <w:rFonts w:eastAsia="" w:cs="" w:cstheme="majorBidi" w:eastAsiaTheme="majorEastAsia"/>
           <w:bCs/>
           <w:szCs w:val="32"/>
         </w:rPr>
-        <w:t>!11.png</w:t>
-      </w:r>
-    </w:p>
-    <w:p>
-      <w:pPr>
-        <w:pStyle w:val="Normal"/>
-        <w:widowControl w:val="false"/>
-        <w:spacing w:lineRule="auto" w:line="240"/>
-        <w:ind w:left="0" w:right="0" w:hanging="0"/>
-        <w:jc w:val="center"/>
+      </w:pPr>
+      <w:r>
         <w:rPr>
           <w:rFonts w:eastAsia="" w:cs="" w:cstheme="majorBidi" w:eastAsiaTheme="majorEastAsia"/>
           <w:bCs/>
           <w:szCs w:val="32"/>
         </w:rPr>
-      </w:pPr>
-      <w:r>
+        <w:t>Задание 2</w:t>
+      </w:r>
+    </w:p>
+    <w:p>
+      <w:pPr>
+        <w:pStyle w:val="Normal"/>
+        <w:widowControl w:val="false"/>
+        <w:jc w:val="left"/>
+        <w:rPr>
+          <w:rFonts w:eastAsia="" w:cs="Times New Roman" w:eastAsiaTheme="majorEastAsia"/>
+          <w:bCs/>
+          <w:szCs w:val="28"/>
+        </w:rPr>
+      </w:pPr>
+      <w:r>
+        <w:rPr>
+          <w:rFonts w:cs="Times New Roman"/>
+          <w:bCs/>
+          <w:color w:val="000000"/>
+          <w:szCs w:val="28"/>
+        </w:rPr>
+        <w:t>Э</w:t>
+      </w:r>
+      <w:r>
+        <w:rPr>
+          <w:rFonts w:cs="Times New Roman"/>
+          <w:color w:val="000000"/>
+          <w:szCs w:val="28"/>
+        </w:rPr>
+        <w:t xml:space="preserve">лементы присутствующие в обоих массивах </w:t>
+      </w:r>
+      <w:r>
+        <w:rPr>
+          <w:rFonts w:cs="Times New Roman"/>
+          <w:b/>
+          <w:color w:val="000000"/>
+          <w:szCs w:val="28"/>
+        </w:rPr>
+        <w:t xml:space="preserve">А </w:t>
+      </w:r>
+      <w:r>
+        <w:rPr>
+          <w:rFonts w:cs="Times New Roman"/>
+          <w:color w:val="000000"/>
+          <w:szCs w:val="28"/>
+        </w:rPr>
+        <w:t xml:space="preserve">и </w:t>
+      </w:r>
+      <w:r>
+        <w:rPr>
+          <w:rFonts w:cs="Times New Roman"/>
+          <w:b/>
+          <w:color w:val="000000"/>
+          <w:szCs w:val="28"/>
+        </w:rPr>
+        <w:t xml:space="preserve">В </w:t>
+      </w:r>
+      <w:r>
+        <w:rPr>
+          <w:rFonts w:cs="Times New Roman"/>
+          <w:color w:val="000000"/>
+          <w:szCs w:val="28"/>
+        </w:rPr>
+        <w:t>в одном экземпляре.</w:t>
+      </w:r>
+    </w:p>
+    <w:p>
+      <w:pPr>
+        <w:pStyle w:val="Normal"/>
+        <w:keepNext w:val="true"/>
+        <w:widowControl w:val="false"/>
+        <w:ind w:hanging="0"/>
+        <w:jc w:val="center"/>
+        <w:rPr/>
+      </w:pPr>
+      <w:r>
+        <w:rPr/>
+        <w:drawing>
+          <wp:inline distT="0" distB="0" distL="0" distR="0">
+            <wp:extent cx="5852160" cy="6637020"/>
+            <wp:effectExtent l="0" t="0" r="0" b="0"/>
+            <wp:docPr id="3" name="Рисунок 13" descr=""/>
+            <wp:cNvGraphicFramePr>
+              <a:graphicFrameLocks xmlns:a="http://schemas.openxmlformats.org/drawingml/2006/main" noChangeAspect="1"/>
+            </wp:cNvGraphicFramePr>
+            <a:graphic xmlns:a="http://schemas.openxmlformats.org/drawingml/2006/main">
+              <a:graphicData uri="http://schemas.openxmlformats.org/drawingml/2006/picture">
+                <pic:pic xmlns:pic="http://schemas.openxmlformats.org/drawingml/2006/picture">
+                  <pic:nvPicPr>
+                    <pic:cNvPr id="3" name="Рисунок 13" descr=""/>
+                    <pic:cNvPicPr>
+                      <a:picLocks noChangeAspect="1" noChangeArrowheads="1"/>
+                    </pic:cNvPicPr>
+                  </pic:nvPicPr>
+                  <pic:blipFill>
+                    <a:blip r:embed="rId4"/>
+                    <a:stretch>
+                      <a:fillRect/>
+                    </a:stretch>
+                  </pic:blipFill>
+                  <pic:spPr bwMode="auto">
+                    <a:xfrm>
+                      <a:off x="0" y="0"/>
+                      <a:ext cx="5852160" cy="6637020"/>
+                    </a:xfrm>
+                    <a:prstGeom prst="rect">
+                      <a:avLst/>
+                    </a:prstGeom>
+                  </pic:spPr>
+                </pic:pic>
+              </a:graphicData>
+            </a:graphic>
+          </wp:inline>
+        </w:drawing>
+      </w:r>
+    </w:p>
+    <w:p>
+      <w:pPr>
+        <w:pStyle w:val="Caption1"/>
+        <w:spacing w:lineRule="auto" w:line="360" w:before="0" w:after="0"/>
+        <w:jc w:val="center"/>
+        <w:rPr>
+          <w:i w:val="false"/>
+          <w:i w:val="false"/>
+          <w:iCs w:val="false"/>
+          <w:color w:val="auto"/>
+          <w:sz w:val="28"/>
+          <w:szCs w:val="26"/>
+        </w:rPr>
+      </w:pPr>
+      <w:r>
+        <w:rPr>
+          <w:i w:val="false"/>
+          <w:iCs w:val="false"/>
+          <w:color w:val="auto"/>
+          <w:sz w:val="28"/>
+          <w:szCs w:val="26"/>
+        </w:rPr>
+        <w:t xml:space="preserve">Рисунок </w:t>
+      </w:r>
+      <w:r>
+        <w:rPr>
+          <w:i w:val="false"/>
+          <w:iCs w:val="false"/>
+          <w:color w:val="auto"/>
+          <w:sz w:val="28"/>
+          <w:szCs w:val="26"/>
+        </w:rPr>
+        <w:fldChar w:fldCharType="begin"/>
+      </w:r>
+      <w:r>
+        <w:rPr>
+          <w:sz w:val="28"/>
+          <w:i w:val="false"/>
+          <w:szCs w:val="26"/>
+          <w:iCs w:val="false"/>
+          <w:color w:val="auto"/>
+        </w:rPr>
+        <w:instrText xml:space="preserve"> SEQ Рисунок \* ARABIC </w:instrText>
+      </w:r>
+      <w:r>
+        <w:rPr>
+          <w:sz w:val="28"/>
+          <w:i w:val="false"/>
+          <w:szCs w:val="26"/>
+          <w:iCs w:val="false"/>
+          <w:color w:val="auto"/>
+        </w:rPr>
+        <w:fldChar w:fldCharType="separate"/>
+      </w:r>
+      <w:r>
+        <w:rPr>
+          <w:sz w:val="28"/>
+          <w:i w:val="false"/>
+          <w:szCs w:val="26"/>
+          <w:iCs w:val="false"/>
+          <w:color w:val="auto"/>
+        </w:rPr>
+        <w:t>3</w:t>
+      </w:r>
+      <w:r>
+        <w:rPr>
+          <w:sz w:val="28"/>
+          <w:i w:val="false"/>
+          <w:szCs w:val="26"/>
+          <w:iCs w:val="false"/>
+          <w:color w:val="auto"/>
+        </w:rPr>
+        <w:fldChar w:fldCharType="end"/>
+      </w:r>
+      <w:r>
+        <w:rPr>
+          <w:i w:val="false"/>
+          <w:iCs w:val="false"/>
+          <w:color w:val="auto"/>
+          <w:sz w:val="28"/>
+          <w:szCs w:val="26"/>
+        </w:rPr>
+        <w:t xml:space="preserve"> - </w:t>
+      </w:r>
+      <w:r>
+        <w:rPr>
+          <w:i w:val="false"/>
+          <w:iCs w:val="false"/>
+          <w:color w:val="auto"/>
+          <w:sz w:val="28"/>
+          <w:szCs w:val="26"/>
+        </w:rPr>
+        <w:t xml:space="preserve">создание нескольких </w:t>
+      </w:r>
+      <w:r>
+        <w:rPr>
+          <w:i w:val="false"/>
+          <w:iCs w:val="false"/>
+          <w:color w:val="auto"/>
+          <w:sz w:val="28"/>
+          <w:szCs w:val="26"/>
+        </w:rPr>
+        <w:t>коммитов</w:t>
+      </w:r>
+      <w:r>
+        <w:rPr>
+          <w:i w:val="false"/>
+          <w:iCs w:val="false"/>
+          <w:color w:val="auto"/>
+          <w:sz w:val="28"/>
+          <w:szCs w:val="26"/>
+        </w:rPr>
+        <w:t xml:space="preserve"> </w:t>
+      </w:r>
+    </w:p>
+    <w:p>
+      <w:pPr>
+        <w:pStyle w:val="Normal"/>
+        <w:widowControl w:val="false"/>
+        <w:ind w:hanging="0"/>
         <w:rPr>
           <w:rFonts w:eastAsia="" w:cs="" w:cstheme="majorBidi" w:eastAsiaTheme="majorEastAsia"/>
           <w:bCs/>
           <w:szCs w:val="32"/>
         </w:rPr>
-        <w:t>Задание 2</w:t>
-      </w:r>
-    </w:p>
-    <w:p>
-      <w:pPr>
-        <w:pStyle w:val="Normal"/>
-        <w:widowControl w:val="false"/>
-        <w:bidi w:val="0"/>
-        <w:spacing w:lineRule="auto" w:line="240"/>
-        <w:ind w:left="0" w:right="0" w:hanging="0"/>
-        <w:jc w:val="left"/>
+      </w:pPr>
+      <w:r>
         <w:rPr>
           <w:rFonts w:eastAsia="" w:cs="" w:cstheme="majorBidi" w:eastAsiaTheme="majorEastAsia"/>
           <w:bCs/>
           <w:szCs w:val="32"/>
         </w:rPr>
-      </w:pPr>
-      <w:r>
-        <w:rPr>
-          <w:rFonts w:eastAsia="" w:cs="" w:ascii="Georgia" w:hAnsi="Georgia"/>
-          <w:b w:val="false"/>
+      </w:r>
+    </w:p>
+    <w:p>
+      <w:pPr>
+        <w:pStyle w:val="Normal"/>
+        <w:widowControl w:val="false"/>
+        <w:jc w:val="left"/>
+        <w:rPr>
+          <w:rFonts w:eastAsia="" w:cs="Times New Roman" w:eastAsiaTheme="majorEastAsia"/>
           <w:bCs/>
-          <w:i w:val="false"/>
-          <w:strike w:val="false"/>
-          <w:dstrike w:val="false"/>
-          <w:outline w:val="false"/>
-          <w:shadow w:val="false"/>
+          <w:szCs w:val="28"/>
+        </w:rPr>
+      </w:pPr>
+      <w:r>
+        <w:rPr>
+          <w:rFonts w:cs="Times New Roman"/>
+          <w:bCs/>
           <w:color w:val="000000"/>
-          <w:sz w:val="22"/>
-          <w:szCs w:val="32"/>
-          <w:u w:val="none"/>
-          <w:em w:val="none"/>
-        </w:rPr>
-        <w:t>э</w:t>
-      </w:r>
-      <w:r>
-        <w:rPr>
-          <w:rFonts w:ascii="Georgia" w:hAnsi="Georgia"/>
-          <w:b w:val="false"/>
-          <w:i w:val="false"/>
-          <w:strike w:val="false"/>
-          <w:dstrike w:val="false"/>
-          <w:outline w:val="false"/>
-          <w:shadow w:val="false"/>
+          <w:szCs w:val="28"/>
+        </w:rPr>
+        <w:t>Э</w:t>
+      </w:r>
+      <w:r>
+        <w:rPr>
+          <w:rFonts w:cs="Times New Roman"/>
           <w:color w:val="000000"/>
-          <w:sz w:val="22"/>
-          <w:u w:val="none"/>
-          <w:em w:val="none"/>
-        </w:rPr>
-        <w:t xml:space="preserve">лементы присутствующие в обоих массивах </w:t>
-      </w:r>
-      <w:r>
-        <w:rPr>
-          <w:rFonts w:ascii="Georgia" w:hAnsi="Georgia"/>
+          <w:szCs w:val="28"/>
+        </w:rPr>
+        <w:t xml:space="preserve">лементы массива </w:t>
+      </w:r>
+      <w:r>
+        <w:rPr>
+          <w:rFonts w:cs="Times New Roman"/>
           <w:b/>
-          <w:i w:val="false"/>
-          <w:strike w:val="false"/>
-          <w:dstrike w:val="false"/>
-          <w:outline w:val="false"/>
-          <w:shadow w:val="false"/>
           <w:color w:val="000000"/>
-          <w:sz w:val="22"/>
-          <w:u w:val="none"/>
-          <w:em w:val="none"/>
+          <w:szCs w:val="28"/>
         </w:rPr>
         <w:t xml:space="preserve">А </w:t>
       </w:r>
       <w:r>
         <w:rPr>
-          <w:rFonts w:ascii="Georgia" w:hAnsi="Georgia"/>
-          <w:b w:val="false"/>
-          <w:i w:val="false"/>
-          <w:strike w:val="false"/>
-          <w:dstrike w:val="false"/>
-          <w:outline w:val="false"/>
-          <w:shadow w:val="false"/>
+          <w:rFonts w:cs="Times New Roman"/>
           <w:color w:val="000000"/>
-          <w:sz w:val="22"/>
-          <w:u w:val="none"/>
-          <w:em w:val="none"/>
-        </w:rPr>
-        <w:t xml:space="preserve">и </w:t>
-      </w:r>
-      <w:r>
-        <w:rPr>
-          <w:rFonts w:ascii="Georgia" w:hAnsi="Georgia"/>
+          <w:szCs w:val="28"/>
+        </w:rPr>
+        <w:t xml:space="preserve">в одном экземпляре, которые присутствуют в массиве </w:t>
+      </w:r>
+      <w:r>
+        <w:rPr>
+          <w:rFonts w:cs="Times New Roman"/>
           <w:b/>
-          <w:i w:val="false"/>
-          <w:strike w:val="false"/>
-          <w:dstrike w:val="false"/>
-          <w:outline w:val="false"/>
-          <w:shadow w:val="false"/>
           <w:color w:val="000000"/>
-          <w:sz w:val="22"/>
-          <w:u w:val="none"/>
-          <w:em w:val="none"/>
+          <w:szCs w:val="28"/>
         </w:rPr>
         <w:t xml:space="preserve">В </w:t>
       </w:r>
       <w:r>
         <w:rPr>
-          <w:rFonts w:ascii="Georgia" w:hAnsi="Georgia"/>
-          <w:b w:val="false"/>
-          <w:i w:val="false"/>
-          <w:strike w:val="false"/>
-          <w:dstrike w:val="false"/>
-          <w:outline w:val="false"/>
-          <w:shadow w:val="false"/>
+          <w:rFonts w:cs="Times New Roman"/>
           <w:color w:val="000000"/>
-          <w:sz w:val="22"/>
-          <w:u w:val="none"/>
-          <w:em w:val="none"/>
-        </w:rPr>
-        <w:t>в одном экземпляре.</w:t>
-      </w:r>
-    </w:p>
-    <w:p>
-      <w:pPr>
-        <w:pStyle w:val="Normal"/>
-        <w:widowControl w:val="false"/>
-        <w:bidi w:val="0"/>
-        <w:spacing w:lineRule="auto" w:line="240"/>
-        <w:ind w:left="0" w:right="0" w:hanging="0"/>
+          <w:szCs w:val="28"/>
+        </w:rPr>
+        <w:t>в нескольких экземплярах.</w:t>
+      </w:r>
+    </w:p>
+    <w:p>
+      <w:pPr>
+        <w:pStyle w:val="Normal"/>
+        <w:keepNext w:val="true"/>
+        <w:widowControl w:val="false"/>
+        <w:ind w:hanging="0"/>
         <w:jc w:val="left"/>
+        <w:rPr>
+          <w:rFonts w:eastAsia="" w:cs="Times New Roman" w:eastAsiaTheme="majorEastAsia"/>
+          <w:bCs/>
+          <w:szCs w:val="28"/>
+        </w:rPr>
+      </w:pPr>
+      <w:r>
+        <w:rPr/>
+      </w:r>
+    </w:p>
+    <w:p>
+      <w:pPr>
+        <w:pStyle w:val="Normal"/>
+        <w:widowControl w:val="false"/>
+        <w:ind w:hanging="0"/>
+        <w:jc w:val="center"/>
+        <w:rPr/>
+      </w:pPr>
+      <w:r>
+        <w:rPr/>
+        <w:drawing>
+          <wp:inline distT="0" distB="0" distL="0" distR="0">
+            <wp:extent cx="5753100" cy="5364480"/>
+            <wp:effectExtent l="0" t="0" r="0" b="0"/>
+            <wp:docPr id="4" name="Рисунок 15" descr=""/>
+            <wp:cNvGraphicFramePr>
+              <a:graphicFrameLocks xmlns:a="http://schemas.openxmlformats.org/drawingml/2006/main" noChangeAspect="1"/>
+            </wp:cNvGraphicFramePr>
+            <a:graphic xmlns:a="http://schemas.openxmlformats.org/drawingml/2006/main">
+              <a:graphicData uri="http://schemas.openxmlformats.org/drawingml/2006/picture">
+                <pic:pic xmlns:pic="http://schemas.openxmlformats.org/drawingml/2006/picture">
+                  <pic:nvPicPr>
+                    <pic:cNvPr id="4" name="Рисунок 15" descr=""/>
+                    <pic:cNvPicPr>
+                      <a:picLocks noChangeAspect="1" noChangeArrowheads="1"/>
+                    </pic:cNvPicPr>
+                  </pic:nvPicPr>
+                  <pic:blipFill>
+                    <a:blip r:embed="rId5"/>
+                    <a:stretch>
+                      <a:fillRect/>
+                    </a:stretch>
+                  </pic:blipFill>
+                  <pic:spPr bwMode="auto">
+                    <a:xfrm>
+                      <a:off x="0" y="0"/>
+                      <a:ext cx="5753100" cy="5364480"/>
+                    </a:xfrm>
+                    <a:prstGeom prst="rect">
+                      <a:avLst/>
+                    </a:prstGeom>
+                  </pic:spPr>
+                </pic:pic>
+              </a:graphicData>
+            </a:graphic>
+          </wp:inline>
+        </w:drawing>
+      </w:r>
+    </w:p>
+    <w:p>
+      <w:pPr>
+        <w:pStyle w:val="Caption1"/>
+        <w:spacing w:lineRule="auto" w:line="360" w:before="0" w:after="0"/>
+        <w:jc w:val="center"/>
+        <w:rPr>
+          <w:i w:val="false"/>
+          <w:i w:val="false"/>
+          <w:iCs w:val="false"/>
+          <w:color w:val="auto"/>
+          <w:sz w:val="28"/>
+          <w:szCs w:val="26"/>
+        </w:rPr>
+      </w:pPr>
+      <w:r>
+        <w:rPr>
+          <w:i w:val="false"/>
+          <w:iCs w:val="false"/>
+          <w:color w:val="auto"/>
+          <w:sz w:val="28"/>
+          <w:szCs w:val="26"/>
+        </w:rPr>
+        <w:t xml:space="preserve">Рисунок </w:t>
+      </w:r>
+      <w:r>
+        <w:rPr>
+          <w:i w:val="false"/>
+          <w:iCs w:val="false"/>
+          <w:color w:val="auto"/>
+          <w:sz w:val="28"/>
+          <w:szCs w:val="26"/>
+        </w:rPr>
+        <w:fldChar w:fldCharType="begin"/>
+      </w:r>
+      <w:r>
+        <w:rPr>
+          <w:sz w:val="28"/>
+          <w:i w:val="false"/>
+          <w:szCs w:val="26"/>
+          <w:iCs w:val="false"/>
+          <w:color w:val="auto"/>
+        </w:rPr>
+        <w:instrText xml:space="preserve"> SEQ Рисунок \* ARABIC </w:instrText>
+      </w:r>
+      <w:r>
+        <w:rPr>
+          <w:sz w:val="28"/>
+          <w:i w:val="false"/>
+          <w:szCs w:val="26"/>
+          <w:iCs w:val="false"/>
+          <w:color w:val="auto"/>
+        </w:rPr>
+        <w:fldChar w:fldCharType="separate"/>
+      </w:r>
+      <w:r>
+        <w:rPr>
+          <w:sz w:val="28"/>
+          <w:i w:val="false"/>
+          <w:szCs w:val="26"/>
+          <w:iCs w:val="false"/>
+          <w:color w:val="auto"/>
+        </w:rPr>
+        <w:t>4</w:t>
+      </w:r>
+      <w:r>
+        <w:rPr>
+          <w:sz w:val="28"/>
+          <w:i w:val="false"/>
+          <w:szCs w:val="26"/>
+          <w:iCs w:val="false"/>
+          <w:color w:val="auto"/>
+        </w:rPr>
+        <w:fldChar w:fldCharType="end"/>
+      </w:r>
+      <w:r>
+        <w:rPr>
+          <w:i w:val="false"/>
+          <w:iCs w:val="false"/>
+          <w:color w:val="auto"/>
+          <w:sz w:val="28"/>
+          <w:szCs w:val="26"/>
+        </w:rPr>
+        <w:t xml:space="preserve"> - </w:t>
+      </w:r>
+      <w:r>
+        <w:rPr>
+          <w:i w:val="false"/>
+          <w:iCs w:val="false"/>
+          <w:color w:val="auto"/>
+          <w:sz w:val="28"/>
+          <w:szCs w:val="26"/>
+        </w:rPr>
+        <w:t xml:space="preserve">создание </w:t>
+      </w:r>
+      <w:r>
+        <w:rPr>
+          <w:i w:val="false"/>
+          <w:iCs w:val="false"/>
+          <w:color w:val="auto"/>
+          <w:sz w:val="28"/>
+          <w:szCs w:val="26"/>
+        </w:rPr>
+        <w:t>коммита</w:t>
+      </w:r>
+      <w:r>
+        <w:rPr>
+          <w:i w:val="false"/>
+          <w:iCs w:val="false"/>
+          <w:color w:val="auto"/>
+          <w:sz w:val="28"/>
+          <w:szCs w:val="26"/>
+        </w:rPr>
+        <w:t xml:space="preserve"> </w:t>
+      </w:r>
+    </w:p>
+    <w:p>
+      <w:pPr>
+        <w:pStyle w:val="Normal"/>
+        <w:widowControl w:val="false"/>
+        <w:ind w:hanging="0"/>
         <w:rPr>
           <w:rFonts w:eastAsia="" w:cs="" w:cstheme="majorBidi" w:eastAsiaTheme="majorEastAsia"/>
           <w:bCs/>
@@ -1461,207 +2119,240 @@
       </w:pPr>
       <w:r>
         <w:rPr>
-          <w:rFonts w:eastAsia="" w:cs="" w:ascii="Georgia" w:hAnsi="Georgia"/>
-          <w:b w:val="false"/>
-          <w:bCs/>
-          <w:i w:val="false"/>
-          <w:strike w:val="false"/>
-          <w:dstrike w:val="false"/>
-          <w:outline w:val="false"/>
-          <w:shadow w:val="false"/>
-          <w:color w:val="000000"/>
-          <w:sz w:val="22"/>
-          <w:szCs w:val="32"/>
-          <w:u w:val="none"/>
-          <w:em w:val="none"/>
-        </w:rPr>
-        <w:t>э</w:t>
-      </w:r>
-      <w:r>
-        <w:rPr>
-          <w:rFonts w:ascii="Georgia" w:hAnsi="Georgia"/>
-          <w:b w:val="false"/>
-          <w:i w:val="false"/>
-          <w:strike w:val="false"/>
-          <w:dstrike w:val="false"/>
-          <w:outline w:val="false"/>
-          <w:shadow w:val="false"/>
-          <w:color w:val="000000"/>
-          <w:sz w:val="22"/>
-          <w:u w:val="none"/>
-          <w:em w:val="none"/>
-        </w:rPr>
-        <w:t xml:space="preserve">лементы массива </w:t>
-      </w:r>
-      <w:r>
-        <w:rPr>
-          <w:rFonts w:ascii="Georgia" w:hAnsi="Georgia"/>
-          <w:b/>
-          <w:i w:val="false"/>
-          <w:strike w:val="false"/>
-          <w:dstrike w:val="false"/>
-          <w:outline w:val="false"/>
-          <w:shadow w:val="false"/>
-          <w:color w:val="000000"/>
-          <w:sz w:val="22"/>
-          <w:u w:val="none"/>
-          <w:em w:val="none"/>
-        </w:rPr>
-        <w:t xml:space="preserve">А </w:t>
-      </w:r>
-      <w:r>
-        <w:rPr>
-          <w:rFonts w:ascii="Georgia" w:hAnsi="Georgia"/>
-          <w:b w:val="false"/>
-          <w:i w:val="false"/>
-          <w:strike w:val="false"/>
-          <w:dstrike w:val="false"/>
-          <w:outline w:val="false"/>
-          <w:shadow w:val="false"/>
-          <w:color w:val="000000"/>
-          <w:sz w:val="22"/>
-          <w:u w:val="none"/>
-          <w:em w:val="none"/>
-        </w:rPr>
-        <w:t xml:space="preserve">в одном экземпляре, которые присутствуют в массиве </w:t>
-      </w:r>
-      <w:r>
-        <w:rPr>
-          <w:rFonts w:ascii="Georgia" w:hAnsi="Georgia"/>
-          <w:b/>
-          <w:i w:val="false"/>
-          <w:strike w:val="false"/>
-          <w:dstrike w:val="false"/>
-          <w:outline w:val="false"/>
-          <w:shadow w:val="false"/>
-          <w:color w:val="000000"/>
-          <w:sz w:val="22"/>
-          <w:u w:val="none"/>
-          <w:em w:val="none"/>
-        </w:rPr>
-        <w:t xml:space="preserve">В </w:t>
-      </w:r>
-      <w:r>
-        <w:rPr>
-          <w:rFonts w:ascii="Georgia" w:hAnsi="Georgia"/>
-          <w:b w:val="false"/>
-          <w:i w:val="false"/>
-          <w:strike w:val="false"/>
-          <w:dstrike w:val="false"/>
-          <w:outline w:val="false"/>
-          <w:shadow w:val="false"/>
-          <w:color w:val="000000"/>
-          <w:sz w:val="22"/>
-          <w:u w:val="none"/>
-          <w:em w:val="none"/>
-        </w:rPr>
-        <w:t>в нескольких экземплярах.</w:t>
-      </w:r>
-    </w:p>
-    <w:p>
-      <w:pPr>
-        <w:pStyle w:val="Normal"/>
-        <w:widowControl w:val="false"/>
-        <w:bidi w:val="0"/>
-        <w:spacing w:lineRule="auto" w:line="240"/>
-        <w:ind w:left="0" w:right="0" w:hanging="0"/>
-        <w:jc w:val="left"/>
-        <w:rPr>
           <w:rFonts w:eastAsia="" w:cs="" w:cstheme="majorBidi" w:eastAsiaTheme="majorEastAsia"/>
           <w:bCs/>
           <w:szCs w:val="32"/>
         </w:rPr>
-      </w:pPr>
-      <w:r>
-        <w:rPr>
-          <w:rFonts w:eastAsia="" w:cs="" w:ascii="Georgia" w:hAnsi="Georgia"/>
-          <w:b w:val="false"/>
+      </w:r>
+    </w:p>
+    <w:p>
+      <w:pPr>
+        <w:pStyle w:val="Normal"/>
+        <w:keepNext w:val="true"/>
+        <w:widowControl w:val="false"/>
+        <w:ind w:hanging="0"/>
+        <w:jc w:val="center"/>
+        <w:rPr/>
+      </w:pPr>
+      <w:r>
+        <w:rPr/>
+      </w:r>
+    </w:p>
+    <w:p>
+      <w:pPr>
+        <w:pStyle w:val="Normal"/>
+        <w:widowControl w:val="false"/>
+        <w:ind w:hanging="0"/>
+        <w:jc w:val="left"/>
+        <w:rPr/>
+      </w:pPr>
+      <w:r>
+        <w:rPr>
+          <w:rFonts w:cs="Times New Roman"/>
           <w:bCs/>
-          <w:i w:val="false"/>
-          <w:strike w:val="false"/>
-          <w:dstrike w:val="false"/>
-          <w:outline w:val="false"/>
-          <w:shadow w:val="false"/>
           <w:color w:val="000000"/>
-          <w:sz w:val="22"/>
-          <w:szCs w:val="32"/>
-          <w:u w:val="none"/>
-          <w:em w:val="none"/>
-        </w:rPr>
-        <w:t>э</w:t>
-      </w:r>
-      <w:r>
-        <w:rPr>
-          <w:rFonts w:ascii="Georgia" w:hAnsi="Georgia"/>
-          <w:b w:val="false"/>
-          <w:i w:val="false"/>
-          <w:strike w:val="false"/>
-          <w:dstrike w:val="false"/>
-          <w:outline w:val="false"/>
-          <w:shadow w:val="false"/>
+          <w:szCs w:val="28"/>
+        </w:rPr>
+        <w:tab/>
+        <w:t>Э</w:t>
+      </w:r>
+      <w:r>
+        <w:rPr>
+          <w:rFonts w:cs="Times New Roman"/>
           <w:color w:val="000000"/>
-          <w:sz w:val="22"/>
-          <w:u w:val="none"/>
-          <w:em w:val="none"/>
+          <w:szCs w:val="28"/>
         </w:rPr>
         <w:t xml:space="preserve">лементы, которые присутствуют в нескольких экземплярах в массиве </w:t>
       </w:r>
       <w:r>
         <w:rPr>
-          <w:rFonts w:ascii="Georgia" w:hAnsi="Georgia"/>
+          <w:rFonts w:cs="Times New Roman"/>
           <w:b/>
-          <w:i w:val="false"/>
-          <w:strike w:val="false"/>
-          <w:dstrike w:val="false"/>
-          <w:outline w:val="false"/>
-          <w:shadow w:val="false"/>
           <w:color w:val="000000"/>
-          <w:sz w:val="22"/>
-          <w:u w:val="none"/>
-          <w:em w:val="none"/>
+          <w:szCs w:val="28"/>
         </w:rPr>
         <w:t>А</w:t>
       </w:r>
       <w:r>
         <w:rPr>
-          <w:rFonts w:ascii="Georgia" w:hAnsi="Georgia"/>
-          <w:b w:val="false"/>
-          <w:i w:val="false"/>
-          <w:strike w:val="false"/>
-          <w:dstrike w:val="false"/>
-          <w:outline w:val="false"/>
-          <w:shadow w:val="false"/>
+          <w:rFonts w:cs="Times New Roman"/>
           <w:color w:val="000000"/>
-          <w:sz w:val="22"/>
-          <w:u w:val="none"/>
-          <w:em w:val="none"/>
+          <w:szCs w:val="28"/>
         </w:rPr>
         <w:t xml:space="preserve">, но отсутствуют в массиве </w:t>
       </w:r>
       <w:r>
         <w:rPr>
-          <w:rFonts w:ascii="Georgia" w:hAnsi="Georgia"/>
+          <w:rFonts w:cs="Times New Roman"/>
           <w:b/>
-          <w:i w:val="false"/>
-          <w:strike w:val="false"/>
-          <w:dstrike w:val="false"/>
-          <w:outline w:val="false"/>
-          <w:shadow w:val="false"/>
           <w:color w:val="000000"/>
-          <w:sz w:val="22"/>
-          <w:u w:val="none"/>
-          <w:em w:val="none"/>
+          <w:szCs w:val="28"/>
         </w:rPr>
         <w:t>В</w:t>
       </w:r>
-    </w:p>
-    <w:p>
-      <w:pPr>
-        <w:pStyle w:val="Normal"/>
-        <w:widowControl w:val="false"/>
+      <w:r>
+        <w:rPr/>
+        <w:drawing>
+          <wp:inline distT="0" distB="0" distL="0" distR="0">
+            <wp:extent cx="5753100" cy="5334000"/>
+            <wp:effectExtent l="0" t="0" r="0" b="0"/>
+            <wp:docPr id="5" name="Рисунок 16" descr=""/>
+            <wp:cNvGraphicFramePr>
+              <a:graphicFrameLocks xmlns:a="http://schemas.openxmlformats.org/drawingml/2006/main" noChangeAspect="1"/>
+            </wp:cNvGraphicFramePr>
+            <a:graphic xmlns:a="http://schemas.openxmlformats.org/drawingml/2006/main">
+              <a:graphicData uri="http://schemas.openxmlformats.org/drawingml/2006/picture">
+                <pic:pic xmlns:pic="http://schemas.openxmlformats.org/drawingml/2006/picture">
+                  <pic:nvPicPr>
+                    <pic:cNvPr id="5" name="Рисунок 16" descr=""/>
+                    <pic:cNvPicPr>
+                      <a:picLocks noChangeAspect="1" noChangeArrowheads="1"/>
+                    </pic:cNvPicPr>
+                  </pic:nvPicPr>
+                  <pic:blipFill>
+                    <a:blip r:embed="rId6"/>
+                    <a:stretch>
+                      <a:fillRect/>
+                    </a:stretch>
+                  </pic:blipFill>
+                  <pic:spPr bwMode="auto">
+                    <a:xfrm>
+                      <a:off x="0" y="0"/>
+                      <a:ext cx="5753100" cy="5334000"/>
+                    </a:xfrm>
+                    <a:prstGeom prst="rect">
+                      <a:avLst/>
+                    </a:prstGeom>
+                  </pic:spPr>
+                </pic:pic>
+              </a:graphicData>
+            </a:graphic>
+          </wp:inline>
+        </w:drawing>
+      </w:r>
+    </w:p>
+    <w:p>
+      <w:pPr>
+        <w:pStyle w:val="Caption1"/>
+        <w:spacing w:lineRule="auto" w:line="360" w:before="0" w:after="0"/>
+        <w:jc w:val="center"/>
+        <w:rPr>
+          <w:i w:val="false"/>
+          <w:i w:val="false"/>
+          <w:iCs w:val="false"/>
+          <w:color w:val="auto"/>
+          <w:sz w:val="28"/>
+          <w:szCs w:val="26"/>
+        </w:rPr>
+      </w:pPr>
+      <w:r>
+        <w:rPr>
+          <w:i w:val="false"/>
+          <w:iCs w:val="false"/>
+          <w:color w:val="auto"/>
+          <w:sz w:val="28"/>
+          <w:szCs w:val="26"/>
+        </w:rPr>
+        <w:t xml:space="preserve">Рисунок </w:t>
+      </w:r>
+      <w:r>
+        <w:rPr>
+          <w:i w:val="false"/>
+          <w:iCs w:val="false"/>
+          <w:color w:val="auto"/>
+          <w:sz w:val="28"/>
+          <w:szCs w:val="26"/>
+        </w:rPr>
+        <w:fldChar w:fldCharType="begin"/>
+      </w:r>
+      <w:r>
+        <w:rPr>
+          <w:sz w:val="28"/>
+          <w:i w:val="false"/>
+          <w:szCs w:val="26"/>
+          <w:iCs w:val="false"/>
+          <w:color w:val="auto"/>
+        </w:rPr>
+        <w:instrText xml:space="preserve"> SEQ Рисунок \* ARABIC </w:instrText>
+      </w:r>
+      <w:r>
+        <w:rPr>
+          <w:sz w:val="28"/>
+          <w:i w:val="false"/>
+          <w:szCs w:val="26"/>
+          <w:iCs w:val="false"/>
+          <w:color w:val="auto"/>
+        </w:rPr>
+        <w:fldChar w:fldCharType="separate"/>
+      </w:r>
+      <w:r>
+        <w:rPr>
+          <w:sz w:val="28"/>
+          <w:i w:val="false"/>
+          <w:szCs w:val="26"/>
+          <w:iCs w:val="false"/>
+          <w:color w:val="auto"/>
+        </w:rPr>
+        <w:t>5</w:t>
+      </w:r>
+      <w:r>
+        <w:rPr>
+          <w:sz w:val="28"/>
+          <w:i w:val="false"/>
+          <w:szCs w:val="26"/>
+          <w:iCs w:val="false"/>
+          <w:color w:val="auto"/>
+        </w:rPr>
+        <w:fldChar w:fldCharType="end"/>
+      </w:r>
+      <w:r>
+        <w:rPr>
+          <w:i w:val="false"/>
+          <w:iCs w:val="false"/>
+          <w:color w:val="auto"/>
+          <w:sz w:val="28"/>
+          <w:szCs w:val="26"/>
+        </w:rPr>
+        <w:t xml:space="preserve"> - </w:t>
+      </w:r>
+      <w:r>
+        <w:rPr>
+          <w:i w:val="false"/>
+          <w:iCs w:val="false"/>
+          <w:color w:val="auto"/>
+          <w:sz w:val="28"/>
+          <w:szCs w:val="26"/>
+        </w:rPr>
+        <w:t xml:space="preserve">создание </w:t>
+      </w:r>
+      <w:r>
+        <w:rPr>
+          <w:i w:val="false"/>
+          <w:iCs w:val="false"/>
+          <w:color w:val="auto"/>
+          <w:sz w:val="28"/>
+          <w:szCs w:val="26"/>
+        </w:rPr>
+        <w:t>коммита</w:t>
+      </w:r>
+      <w:r>
+        <w:rPr>
+          <w:i w:val="false"/>
+          <w:iCs w:val="false"/>
+          <w:color w:val="auto"/>
+          <w:sz w:val="28"/>
+          <w:szCs w:val="26"/>
+        </w:rPr>
+        <w:t xml:space="preserve"> </w:t>
+      </w:r>
+    </w:p>
+    <w:p>
+      <w:pPr>
+        <w:pStyle w:val="Normal"/>
+        <w:overflowPunct w:val="false"/>
         <w:spacing w:lineRule="auto" w:line="240"/>
-        <w:ind w:left="0" w:right="0" w:hanging="0"/>
-        <w:jc w:val="center"/>
+        <w:ind w:hanging="0"/>
+        <w:jc w:val="left"/>
         <w:rPr>
           <w:rFonts w:eastAsia="" w:cs="" w:cstheme="majorBidi" w:eastAsiaTheme="majorEastAsia"/>
           <w:bCs/>
@@ -1669,583 +2360,1543 @@
         </w:rPr>
       </w:pPr>
       <w:r>
-        <w:rPr/>
-      </w:r>
-    </w:p>
-    <w:p>
-      <w:pPr>
-        <w:pStyle w:val="Normal"/>
-        <w:widowControl w:val="false"/>
-        <w:spacing w:lineRule="auto" w:line="240"/>
-        <w:ind w:left="0" w:right="0" w:hanging="0"/>
-        <w:jc w:val="center"/>
         <w:rPr>
           <w:rFonts w:eastAsia="" w:cs="" w:cstheme="majorBidi" w:eastAsiaTheme="majorEastAsia"/>
           <w:bCs/>
           <w:szCs w:val="32"/>
         </w:rPr>
-      </w:pPr>
-      <w:r>
+      </w:r>
+    </w:p>
+    <w:p>
+      <w:pPr>
+        <w:pStyle w:val="Normal"/>
+        <w:keepNext w:val="true"/>
+        <w:overflowPunct w:val="false"/>
+        <w:spacing w:lineRule="auto" w:line="240"/>
+        <w:ind w:hanging="0"/>
+        <w:jc w:val="center"/>
+        <w:rPr/>
+      </w:pPr>
+      <w:r>
+        <w:rPr/>
+        <w:drawing>
+          <wp:inline distT="0" distB="0" distL="0" distR="0">
+            <wp:extent cx="4465320" cy="3078480"/>
+            <wp:effectExtent l="0" t="0" r="0" b="0"/>
+            <wp:docPr id="6" name="Рисунок 17" descr=""/>
+            <wp:cNvGraphicFramePr>
+              <a:graphicFrameLocks xmlns:a="http://schemas.openxmlformats.org/drawingml/2006/main" noChangeAspect="1"/>
+            </wp:cNvGraphicFramePr>
+            <a:graphic xmlns:a="http://schemas.openxmlformats.org/drawingml/2006/main">
+              <a:graphicData uri="http://schemas.openxmlformats.org/drawingml/2006/picture">
+                <pic:pic xmlns:pic="http://schemas.openxmlformats.org/drawingml/2006/picture">
+                  <pic:nvPicPr>
+                    <pic:cNvPr id="6" name="Рисунок 17" descr=""/>
+                    <pic:cNvPicPr>
+                      <a:picLocks noChangeAspect="1" noChangeArrowheads="1"/>
+                    </pic:cNvPicPr>
+                  </pic:nvPicPr>
+                  <pic:blipFill>
+                    <a:blip r:embed="rId7"/>
+                    <a:stretch>
+                      <a:fillRect/>
+                    </a:stretch>
+                  </pic:blipFill>
+                  <pic:spPr bwMode="auto">
+                    <a:xfrm>
+                      <a:off x="0" y="0"/>
+                      <a:ext cx="4465320" cy="3078480"/>
+                    </a:xfrm>
+                    <a:prstGeom prst="rect">
+                      <a:avLst/>
+                    </a:prstGeom>
+                  </pic:spPr>
+                </pic:pic>
+              </a:graphicData>
+            </a:graphic>
+          </wp:inline>
+        </w:drawing>
+      </w:r>
+    </w:p>
+    <w:p>
+      <w:pPr>
+        <w:pStyle w:val="Caption1"/>
+        <w:spacing w:lineRule="auto" w:line="360" w:before="0" w:after="0"/>
+        <w:jc w:val="center"/>
+        <w:rPr>
+          <w:i w:val="false"/>
+          <w:i w:val="false"/>
+          <w:iCs w:val="false"/>
+          <w:color w:val="auto"/>
+          <w:sz w:val="28"/>
+          <w:szCs w:val="26"/>
+        </w:rPr>
+      </w:pPr>
+      <w:r>
+        <w:rPr>
+          <w:i w:val="false"/>
+          <w:iCs w:val="false"/>
+          <w:color w:val="auto"/>
+          <w:sz w:val="28"/>
+          <w:szCs w:val="26"/>
+        </w:rPr>
+        <w:t xml:space="preserve">Рисунок </w:t>
+      </w:r>
+      <w:r>
+        <w:rPr>
+          <w:i w:val="false"/>
+          <w:iCs w:val="false"/>
+          <w:color w:val="auto"/>
+          <w:sz w:val="28"/>
+          <w:szCs w:val="26"/>
+        </w:rPr>
+        <w:fldChar w:fldCharType="begin"/>
+      </w:r>
+      <w:r>
+        <w:rPr>
+          <w:sz w:val="28"/>
+          <w:i w:val="false"/>
+          <w:szCs w:val="26"/>
+          <w:iCs w:val="false"/>
+          <w:color w:val="auto"/>
+        </w:rPr>
+        <w:instrText xml:space="preserve"> SEQ Рисунок \* ARABIC </w:instrText>
+      </w:r>
+      <w:r>
+        <w:rPr>
+          <w:sz w:val="28"/>
+          <w:i w:val="false"/>
+          <w:szCs w:val="26"/>
+          <w:iCs w:val="false"/>
+          <w:color w:val="auto"/>
+        </w:rPr>
+        <w:fldChar w:fldCharType="separate"/>
+      </w:r>
+      <w:r>
+        <w:rPr>
+          <w:sz w:val="28"/>
+          <w:i w:val="false"/>
+          <w:szCs w:val="26"/>
+          <w:iCs w:val="false"/>
+          <w:color w:val="auto"/>
+        </w:rPr>
+        <w:t>6</w:t>
+      </w:r>
+      <w:r>
+        <w:rPr>
+          <w:sz w:val="28"/>
+          <w:i w:val="false"/>
+          <w:szCs w:val="26"/>
+          <w:iCs w:val="false"/>
+          <w:color w:val="auto"/>
+        </w:rPr>
+        <w:fldChar w:fldCharType="end"/>
+      </w:r>
+      <w:r>
+        <w:rPr>
+          <w:i w:val="false"/>
+          <w:iCs w:val="false"/>
+          <w:color w:val="auto"/>
+          <w:sz w:val="28"/>
+          <w:szCs w:val="26"/>
+        </w:rPr>
+        <w:t xml:space="preserve"> - </w:t>
+      </w:r>
+      <w:r>
+        <w:rPr>
+          <w:i w:val="false"/>
+          <w:iCs w:val="false"/>
+          <w:color w:val="auto"/>
+          <w:sz w:val="28"/>
+          <w:szCs w:val="26"/>
+        </w:rPr>
+        <w:t xml:space="preserve">создание нескольких </w:t>
+      </w:r>
+      <w:r>
+        <w:rPr>
+          <w:i w:val="false"/>
+          <w:iCs w:val="false"/>
+          <w:color w:val="auto"/>
+          <w:sz w:val="28"/>
+          <w:szCs w:val="26"/>
+        </w:rPr>
+        <w:t>коммитов</w:t>
+      </w:r>
+      <w:r>
+        <w:rPr>
+          <w:i w:val="false"/>
+          <w:iCs w:val="false"/>
+          <w:color w:val="auto"/>
+          <w:sz w:val="28"/>
+          <w:szCs w:val="26"/>
+        </w:rPr>
+        <w:t xml:space="preserve"> </w:t>
+      </w:r>
+    </w:p>
+    <w:p>
+      <w:pPr>
+        <w:pStyle w:val="Normal"/>
+        <w:keepNext w:val="true"/>
+        <w:overflowPunct w:val="false"/>
+        <w:spacing w:lineRule="auto" w:line="240"/>
+        <w:ind w:hanging="0"/>
+        <w:jc w:val="center"/>
+        <w:rPr/>
+      </w:pPr>
+      <w:r>
+        <w:rPr/>
+        <w:drawing>
+          <wp:inline distT="0" distB="0" distL="0" distR="0">
+            <wp:extent cx="4945380" cy="6667500"/>
+            <wp:effectExtent l="0" t="0" r="0" b="0"/>
+            <wp:docPr id="7" name="Рисунок 18" descr=""/>
+            <wp:cNvGraphicFramePr>
+              <a:graphicFrameLocks xmlns:a="http://schemas.openxmlformats.org/drawingml/2006/main" noChangeAspect="1"/>
+            </wp:cNvGraphicFramePr>
+            <a:graphic xmlns:a="http://schemas.openxmlformats.org/drawingml/2006/main">
+              <a:graphicData uri="http://schemas.openxmlformats.org/drawingml/2006/picture">
+                <pic:pic xmlns:pic="http://schemas.openxmlformats.org/drawingml/2006/picture">
+                  <pic:nvPicPr>
+                    <pic:cNvPr id="7" name="Рисунок 18" descr=""/>
+                    <pic:cNvPicPr>
+                      <a:picLocks noChangeAspect="1" noChangeArrowheads="1"/>
+                    </pic:cNvPicPr>
+                  </pic:nvPicPr>
+                  <pic:blipFill>
+                    <a:blip r:embed="rId8"/>
+                    <a:stretch>
+                      <a:fillRect/>
+                    </a:stretch>
+                  </pic:blipFill>
+                  <pic:spPr bwMode="auto">
+                    <a:xfrm>
+                      <a:off x="0" y="0"/>
+                      <a:ext cx="4945380" cy="6667500"/>
+                    </a:xfrm>
+                    <a:prstGeom prst="rect">
+                      <a:avLst/>
+                    </a:prstGeom>
+                  </pic:spPr>
+                </pic:pic>
+              </a:graphicData>
+            </a:graphic>
+          </wp:inline>
+        </w:drawing>
+      </w:r>
+    </w:p>
+    <w:p>
+      <w:pPr>
+        <w:pStyle w:val="Caption1"/>
+        <w:spacing w:lineRule="auto" w:line="360" w:before="0" w:after="0"/>
+        <w:jc w:val="center"/>
+        <w:rPr>
+          <w:i w:val="false"/>
+          <w:i w:val="false"/>
+          <w:iCs w:val="false"/>
+          <w:color w:val="auto"/>
+          <w:sz w:val="28"/>
+          <w:szCs w:val="26"/>
+        </w:rPr>
+      </w:pPr>
+      <w:r>
+        <w:rPr>
+          <w:i w:val="false"/>
+          <w:iCs w:val="false"/>
+          <w:color w:val="auto"/>
+          <w:sz w:val="28"/>
+          <w:szCs w:val="26"/>
+        </w:rPr>
+        <w:t xml:space="preserve">Рисунок </w:t>
+      </w:r>
+      <w:r>
+        <w:rPr>
+          <w:i w:val="false"/>
+          <w:iCs w:val="false"/>
+          <w:color w:val="auto"/>
+          <w:sz w:val="28"/>
+          <w:szCs w:val="26"/>
+        </w:rPr>
+        <w:fldChar w:fldCharType="begin"/>
+      </w:r>
+      <w:r>
+        <w:rPr>
+          <w:sz w:val="28"/>
+          <w:i w:val="false"/>
+          <w:szCs w:val="26"/>
+          <w:iCs w:val="false"/>
+          <w:color w:val="auto"/>
+        </w:rPr>
+        <w:instrText xml:space="preserve"> SEQ Рисунок \* ARABIC </w:instrText>
+      </w:r>
+      <w:r>
+        <w:rPr>
+          <w:sz w:val="28"/>
+          <w:i w:val="false"/>
+          <w:szCs w:val="26"/>
+          <w:iCs w:val="false"/>
+          <w:color w:val="auto"/>
+        </w:rPr>
+        <w:fldChar w:fldCharType="separate"/>
+      </w:r>
+      <w:r>
+        <w:rPr>
+          <w:sz w:val="28"/>
+          <w:i w:val="false"/>
+          <w:szCs w:val="26"/>
+          <w:iCs w:val="false"/>
+          <w:color w:val="auto"/>
+        </w:rPr>
+        <w:t>7</w:t>
+      </w:r>
+      <w:r>
+        <w:rPr>
+          <w:sz w:val="28"/>
+          <w:i w:val="false"/>
+          <w:szCs w:val="26"/>
+          <w:iCs w:val="false"/>
+          <w:color w:val="auto"/>
+        </w:rPr>
+        <w:fldChar w:fldCharType="end"/>
+      </w:r>
+      <w:r>
+        <w:rPr>
+          <w:i w:val="false"/>
+          <w:iCs w:val="false"/>
+          <w:color w:val="auto"/>
+          <w:sz w:val="28"/>
+          <w:szCs w:val="26"/>
+        </w:rPr>
+        <w:t xml:space="preserve"> - </w:t>
+      </w:r>
+      <w:r>
+        <w:rPr>
+          <w:i w:val="false"/>
+          <w:iCs w:val="false"/>
+          <w:color w:val="auto"/>
+          <w:sz w:val="28"/>
+          <w:szCs w:val="26"/>
+        </w:rPr>
+        <w:t>вывод команды «git log»</w:t>
+      </w:r>
+    </w:p>
+    <w:p>
+      <w:pPr>
+        <w:pStyle w:val="Normal"/>
+        <w:overflowPunct w:val="false"/>
+        <w:spacing w:lineRule="auto" w:line="240"/>
+        <w:ind w:hanging="0"/>
+        <w:jc w:val="left"/>
         <w:rPr>
           <w:rFonts w:eastAsia="" w:cs="" w:cstheme="majorBidi" w:eastAsiaTheme="majorEastAsia"/>
           <w:bCs/>
           <w:szCs w:val="32"/>
         </w:rPr>
-        <w:t>!2</w:t>
-      </w:r>
+      </w:pPr>
       <w:r>
         <w:rPr>
           <w:rFonts w:eastAsia="" w:cs="" w:cstheme="majorBidi" w:eastAsiaTheme="majorEastAsia"/>
           <w:bCs/>
           <w:szCs w:val="32"/>
         </w:rPr>
-        <w:t>0</w:t>
-      </w:r>
-      <w:r>
+      </w:r>
+    </w:p>
+    <w:p>
+      <w:pPr>
+        <w:pStyle w:val="Normal"/>
+        <w:keepNext w:val="true"/>
+        <w:overflowPunct w:val="false"/>
+        <w:spacing w:lineRule="auto" w:line="240"/>
+        <w:ind w:hanging="0"/>
+        <w:jc w:val="center"/>
+        <w:rPr/>
+      </w:pPr>
+      <w:r>
+        <w:rPr/>
+        <w:drawing>
+          <wp:inline distT="0" distB="0" distL="0" distR="0">
+            <wp:extent cx="3726180" cy="1249680"/>
+            <wp:effectExtent l="0" t="0" r="0" b="0"/>
+            <wp:docPr id="8" name="Рисунок 19" descr=""/>
+            <wp:cNvGraphicFramePr>
+              <a:graphicFrameLocks xmlns:a="http://schemas.openxmlformats.org/drawingml/2006/main" noChangeAspect="1"/>
+            </wp:cNvGraphicFramePr>
+            <a:graphic xmlns:a="http://schemas.openxmlformats.org/drawingml/2006/main">
+              <a:graphicData uri="http://schemas.openxmlformats.org/drawingml/2006/picture">
+                <pic:pic xmlns:pic="http://schemas.openxmlformats.org/drawingml/2006/picture">
+                  <pic:nvPicPr>
+                    <pic:cNvPr id="8" name="Рисунок 19" descr=""/>
+                    <pic:cNvPicPr>
+                      <a:picLocks noChangeAspect="1" noChangeArrowheads="1"/>
+                    </pic:cNvPicPr>
+                  </pic:nvPicPr>
+                  <pic:blipFill>
+                    <a:blip r:embed="rId9"/>
+                    <a:stretch>
+                      <a:fillRect/>
+                    </a:stretch>
+                  </pic:blipFill>
+                  <pic:spPr bwMode="auto">
+                    <a:xfrm>
+                      <a:off x="0" y="0"/>
+                      <a:ext cx="3726180" cy="1249680"/>
+                    </a:xfrm>
+                    <a:prstGeom prst="rect">
+                      <a:avLst/>
+                    </a:prstGeom>
+                  </pic:spPr>
+                </pic:pic>
+              </a:graphicData>
+            </a:graphic>
+          </wp:inline>
+        </w:drawing>
+      </w:r>
+    </w:p>
+    <w:p>
+      <w:pPr>
+        <w:pStyle w:val="Caption1"/>
+        <w:spacing w:lineRule="auto" w:line="360" w:before="0" w:after="0"/>
+        <w:jc w:val="center"/>
+        <w:rPr>
+          <w:i w:val="false"/>
+          <w:i w:val="false"/>
+          <w:iCs w:val="false"/>
+          <w:color w:val="auto"/>
+          <w:sz w:val="28"/>
+          <w:szCs w:val="26"/>
+        </w:rPr>
+      </w:pPr>
+      <w:r>
+        <w:rPr>
+          <w:i w:val="false"/>
+          <w:iCs w:val="false"/>
+          <w:color w:val="auto"/>
+          <w:sz w:val="28"/>
+          <w:szCs w:val="26"/>
+        </w:rPr>
+        <w:t xml:space="preserve">Рисунок </w:t>
+      </w:r>
+      <w:r>
+        <w:rPr>
+          <w:i w:val="false"/>
+          <w:iCs w:val="false"/>
+          <w:color w:val="auto"/>
+          <w:sz w:val="28"/>
+          <w:szCs w:val="26"/>
+        </w:rPr>
+        <w:fldChar w:fldCharType="begin"/>
+      </w:r>
+      <w:r>
+        <w:rPr>
+          <w:sz w:val="28"/>
+          <w:i w:val="false"/>
+          <w:szCs w:val="26"/>
+          <w:iCs w:val="false"/>
+          <w:color w:val="auto"/>
+        </w:rPr>
+        <w:instrText xml:space="preserve"> SEQ Рисунок \* ARABIC </w:instrText>
+      </w:r>
+      <w:r>
+        <w:rPr>
+          <w:sz w:val="28"/>
+          <w:i w:val="false"/>
+          <w:szCs w:val="26"/>
+          <w:iCs w:val="false"/>
+          <w:color w:val="auto"/>
+        </w:rPr>
+        <w:fldChar w:fldCharType="separate"/>
+      </w:r>
+      <w:r>
+        <w:rPr>
+          <w:sz w:val="28"/>
+          <w:i w:val="false"/>
+          <w:szCs w:val="26"/>
+          <w:iCs w:val="false"/>
+          <w:color w:val="auto"/>
+        </w:rPr>
+        <w:t>8</w:t>
+      </w:r>
+      <w:r>
+        <w:rPr>
+          <w:sz w:val="28"/>
+          <w:i w:val="false"/>
+          <w:szCs w:val="26"/>
+          <w:iCs w:val="false"/>
+          <w:color w:val="auto"/>
+        </w:rPr>
+        <w:fldChar w:fldCharType="end"/>
+      </w:r>
+      <w:r>
+        <w:rPr>
+          <w:i w:val="false"/>
+          <w:iCs w:val="false"/>
+          <w:color w:val="auto"/>
+          <w:sz w:val="28"/>
+          <w:szCs w:val="26"/>
+        </w:rPr>
+        <w:t xml:space="preserve"> - </w:t>
+      </w:r>
+      <w:r>
+        <w:rPr>
+          <w:i w:val="false"/>
+          <w:iCs w:val="false"/>
+          <w:color w:val="auto"/>
+          <w:sz w:val="28"/>
+          <w:szCs w:val="26"/>
+        </w:rPr>
+        <w:t>однострочный вывод команды «git log»</w:t>
+      </w:r>
+    </w:p>
+    <w:p>
+      <w:pPr>
+        <w:pStyle w:val="Normal"/>
+        <w:overflowPunct w:val="false"/>
+        <w:spacing w:lineRule="auto" w:line="240"/>
+        <w:ind w:hanging="0"/>
+        <w:jc w:val="left"/>
         <w:rPr>
           <w:rFonts w:eastAsia="" w:cs="" w:cstheme="majorBidi" w:eastAsiaTheme="majorEastAsia"/>
           <w:bCs/>
           <w:szCs w:val="32"/>
         </w:rPr>
-        <w:t>.png</w:t>
-      </w:r>
-    </w:p>
-    <w:p>
-      <w:pPr>
-        <w:pStyle w:val="Normal"/>
-        <w:widowControl w:val="false"/>
-        <w:spacing w:lineRule="auto" w:line="240"/>
-        <w:ind w:left="0" w:right="0" w:hanging="0"/>
-        <w:jc w:val="center"/>
+      </w:pPr>
+      <w:r>
         <w:rPr>
           <w:rFonts w:eastAsia="" w:cs="" w:cstheme="majorBidi" w:eastAsiaTheme="majorEastAsia"/>
           <w:bCs/>
           <w:szCs w:val="32"/>
         </w:rPr>
-      </w:pPr>
-      <w:r>
+      </w:r>
+    </w:p>
+    <w:p>
+      <w:pPr>
+        <w:pStyle w:val="Normal"/>
+        <w:keepNext w:val="true"/>
+        <w:overflowPunct w:val="false"/>
+        <w:spacing w:lineRule="auto" w:line="240"/>
+        <w:ind w:hanging="0"/>
+        <w:jc w:val="center"/>
+        <w:rPr/>
+      </w:pPr>
+      <w:r>
+        <w:rPr/>
+        <w:drawing>
+          <wp:inline distT="0" distB="0" distL="0" distR="0">
+            <wp:extent cx="6111240" cy="1371600"/>
+            <wp:effectExtent l="0" t="0" r="0" b="0"/>
+            <wp:docPr id="9" name="Рисунок 20" descr=""/>
+            <wp:cNvGraphicFramePr>
+              <a:graphicFrameLocks xmlns:a="http://schemas.openxmlformats.org/drawingml/2006/main" noChangeAspect="1"/>
+            </wp:cNvGraphicFramePr>
+            <a:graphic xmlns:a="http://schemas.openxmlformats.org/drawingml/2006/main">
+              <a:graphicData uri="http://schemas.openxmlformats.org/drawingml/2006/picture">
+                <pic:pic xmlns:pic="http://schemas.openxmlformats.org/drawingml/2006/picture">
+                  <pic:nvPicPr>
+                    <pic:cNvPr id="9" name="Рисунок 20" descr=""/>
+                    <pic:cNvPicPr>
+                      <a:picLocks noChangeAspect="1" noChangeArrowheads="1"/>
+                    </pic:cNvPicPr>
+                  </pic:nvPicPr>
+                  <pic:blipFill>
+                    <a:blip r:embed="rId10"/>
+                    <a:stretch>
+                      <a:fillRect/>
+                    </a:stretch>
+                  </pic:blipFill>
+                  <pic:spPr bwMode="auto">
+                    <a:xfrm>
+                      <a:off x="0" y="0"/>
+                      <a:ext cx="6111240" cy="1371600"/>
+                    </a:xfrm>
+                    <a:prstGeom prst="rect">
+                      <a:avLst/>
+                    </a:prstGeom>
+                  </pic:spPr>
+                </pic:pic>
+              </a:graphicData>
+            </a:graphic>
+          </wp:inline>
+        </w:drawing>
+      </w:r>
+    </w:p>
+    <w:p>
+      <w:pPr>
+        <w:pStyle w:val="Caption1"/>
+        <w:spacing w:lineRule="auto" w:line="360" w:before="0" w:after="0"/>
+        <w:jc w:val="center"/>
+        <w:rPr>
+          <w:i w:val="false"/>
+          <w:i w:val="false"/>
+          <w:iCs w:val="false"/>
+          <w:color w:val="auto"/>
+          <w:sz w:val="28"/>
+          <w:szCs w:val="26"/>
+        </w:rPr>
+      </w:pPr>
+      <w:r>
+        <w:rPr>
+          <w:i w:val="false"/>
+          <w:iCs w:val="false"/>
+          <w:color w:val="auto"/>
+          <w:sz w:val="28"/>
+          <w:szCs w:val="26"/>
+        </w:rPr>
+        <w:t xml:space="preserve">Рисунок </w:t>
+      </w:r>
+      <w:r>
+        <w:rPr>
+          <w:i w:val="false"/>
+          <w:iCs w:val="false"/>
+          <w:color w:val="auto"/>
+          <w:sz w:val="28"/>
+          <w:szCs w:val="26"/>
+        </w:rPr>
+        <w:fldChar w:fldCharType="begin"/>
+      </w:r>
+      <w:r>
+        <w:rPr>
+          <w:sz w:val="28"/>
+          <w:i w:val="false"/>
+          <w:szCs w:val="26"/>
+          <w:iCs w:val="false"/>
+          <w:color w:val="auto"/>
+        </w:rPr>
+        <w:instrText xml:space="preserve"> SEQ Рисунок \* ARABIC </w:instrText>
+      </w:r>
+      <w:r>
+        <w:rPr>
+          <w:sz w:val="28"/>
+          <w:i w:val="false"/>
+          <w:szCs w:val="26"/>
+          <w:iCs w:val="false"/>
+          <w:color w:val="auto"/>
+        </w:rPr>
+        <w:fldChar w:fldCharType="separate"/>
+      </w:r>
+      <w:r>
+        <w:rPr>
+          <w:sz w:val="28"/>
+          <w:i w:val="false"/>
+          <w:szCs w:val="26"/>
+          <w:iCs w:val="false"/>
+          <w:color w:val="auto"/>
+        </w:rPr>
+        <w:t>9</w:t>
+      </w:r>
+      <w:r>
+        <w:rPr>
+          <w:sz w:val="28"/>
+          <w:i w:val="false"/>
+          <w:szCs w:val="26"/>
+          <w:iCs w:val="false"/>
+          <w:color w:val="auto"/>
+        </w:rPr>
+        <w:fldChar w:fldCharType="end"/>
+      </w:r>
+      <w:r>
+        <w:rPr>
+          <w:i w:val="false"/>
+          <w:iCs w:val="false"/>
+          <w:color w:val="auto"/>
+          <w:sz w:val="28"/>
+          <w:szCs w:val="26"/>
+        </w:rPr>
+        <w:t xml:space="preserve"> - </w:t>
+      </w:r>
+      <w:r>
+        <w:rPr>
+          <w:i w:val="false"/>
+          <w:iCs w:val="false"/>
+          <w:color w:val="auto"/>
+          <w:sz w:val="28"/>
+          <w:szCs w:val="26"/>
+        </w:rPr>
+        <w:t>однострочный вывод команды «git log» с датой</w:t>
+      </w:r>
+    </w:p>
+    <w:p>
+      <w:pPr>
+        <w:pStyle w:val="Normal"/>
+        <w:overflowPunct w:val="false"/>
+        <w:spacing w:lineRule="auto" w:line="240"/>
+        <w:ind w:hanging="0"/>
+        <w:jc w:val="left"/>
         <w:rPr>
           <w:rFonts w:eastAsia="" w:cs="" w:cstheme="majorBidi" w:eastAsiaTheme="majorEastAsia"/>
           <w:bCs/>
           <w:szCs w:val="32"/>
         </w:rPr>
-        <w:t>!2</w:t>
-      </w:r>
+      </w:pPr>
       <w:r>
         <w:rPr>
           <w:rFonts w:eastAsia="" w:cs="" w:cstheme="majorBidi" w:eastAsiaTheme="majorEastAsia"/>
           <w:bCs/>
           <w:szCs w:val="32"/>
         </w:rPr>
-        <w:t>1</w:t>
-      </w:r>
-      <w:r>
+      </w:r>
+      <w:r>
+        <w:br w:type="page"/>
+      </w:r>
+    </w:p>
+    <w:p>
+      <w:pPr>
+        <w:pStyle w:val="Normal"/>
+        <w:widowControl w:val="false"/>
+        <w:jc w:val="center"/>
         <w:rPr>
           <w:rFonts w:eastAsia="" w:cs="" w:cstheme="majorBidi" w:eastAsiaTheme="majorEastAsia"/>
           <w:bCs/>
           <w:szCs w:val="32"/>
         </w:rPr>
-        <w:t>.png</w:t>
-      </w:r>
-    </w:p>
-    <w:p>
-      <w:pPr>
-        <w:pStyle w:val="Normal"/>
-        <w:widowControl w:val="false"/>
-        <w:spacing w:lineRule="auto" w:line="240"/>
-        <w:ind w:left="0" w:right="0" w:hanging="0"/>
-        <w:jc w:val="center"/>
+      </w:pPr>
+      <w:r>
         <w:rPr>
           <w:rFonts w:eastAsia="" w:cs="" w:cstheme="majorBidi" w:eastAsiaTheme="majorEastAsia"/>
           <w:bCs/>
           <w:szCs w:val="32"/>
         </w:rPr>
-      </w:pPr>
-      <w:r>
+        <w:t>Задание 3</w:t>
+      </w:r>
+    </w:p>
+    <w:p>
+      <w:pPr>
+        <w:pStyle w:val="Normal"/>
+        <w:widowControl w:val="false"/>
         <w:rPr>
           <w:rFonts w:eastAsia="" w:cs="" w:cstheme="majorBidi" w:eastAsiaTheme="majorEastAsia"/>
           <w:bCs/>
           <w:szCs w:val="32"/>
         </w:rPr>
-        <w:t>!2</w:t>
-      </w:r>
+      </w:pPr>
       <w:r>
         <w:rPr>
           <w:rFonts w:eastAsia="" w:cs="" w:cstheme="majorBidi" w:eastAsiaTheme="majorEastAsia"/>
           <w:bCs/>
           <w:szCs w:val="32"/>
         </w:rPr>
-        <w:t>2</w:t>
-      </w:r>
-      <w:r>
+        <w:t>Необходимо написать две функции:</w:t>
+      </w:r>
+    </w:p>
+    <w:p>
+      <w:pPr>
+        <w:pStyle w:val="Normal"/>
+        <w:widowControl w:val="false"/>
         <w:rPr>
           <w:rFonts w:eastAsia="" w:cs="" w:cstheme="majorBidi" w:eastAsiaTheme="majorEastAsia"/>
           <w:bCs/>
           <w:szCs w:val="32"/>
         </w:rPr>
-        <w:t>.png</w:t>
-      </w:r>
-    </w:p>
-    <w:p>
-      <w:pPr>
-        <w:pStyle w:val="Normal"/>
-        <w:widowControl w:val="false"/>
-        <w:spacing w:lineRule="auto" w:line="240"/>
-        <w:ind w:left="0" w:right="0" w:hanging="0"/>
-        <w:jc w:val="center"/>
+      </w:pPr>
+      <w:r>
         <w:rPr>
           <w:rFonts w:eastAsia="" w:cs="" w:cstheme="majorBidi" w:eastAsiaTheme="majorEastAsia"/>
           <w:bCs/>
           <w:szCs w:val="32"/>
         </w:rPr>
-      </w:pPr>
-      <w:r>
+        <w:t>- первая будет преобразовывать обрамлённое в звёздочки выражение в</w:t>
+      </w:r>
+    </w:p>
+    <w:p>
+      <w:pPr>
+        <w:pStyle w:val="Normal"/>
+        <w:widowControl w:val="false"/>
         <w:rPr>
           <w:rFonts w:eastAsia="" w:cs="" w:cstheme="majorBidi" w:eastAsiaTheme="majorEastAsia"/>
           <w:bCs/>
           <w:szCs w:val="32"/>
         </w:rPr>
-        <w:t>!2</w:t>
-      </w:r>
+      </w:pPr>
       <w:r>
         <w:rPr>
           <w:rFonts w:eastAsia="" w:cs="" w:cstheme="majorBidi" w:eastAsiaTheme="majorEastAsia"/>
           <w:bCs/>
           <w:szCs w:val="32"/>
         </w:rPr>
-        <w:t>3</w:t>
-      </w:r>
-      <w:r>
+        <w:t>теги &lt;em&gt; и &lt;/em&gt;;</w:t>
+      </w:r>
+    </w:p>
+    <w:p>
+      <w:pPr>
+        <w:pStyle w:val="Normal"/>
+        <w:widowControl w:val="false"/>
         <w:rPr>
           <w:rFonts w:eastAsia="" w:cs="" w:cstheme="majorBidi" w:eastAsiaTheme="majorEastAsia"/>
           <w:bCs/>
           <w:szCs w:val="32"/>
         </w:rPr>
-        <w:t>.png</w:t>
-      </w:r>
-    </w:p>
-    <w:p>
-      <w:pPr>
-        <w:pStyle w:val="Normal"/>
-        <w:widowControl w:val="false"/>
-        <w:spacing w:lineRule="auto" w:line="240"/>
-        <w:ind w:left="0" w:right="0" w:hanging="0"/>
-        <w:jc w:val="center"/>
+      </w:pPr>
+      <w:r>
         <w:rPr>
           <w:rFonts w:eastAsia="" w:cs="" w:cstheme="majorBidi" w:eastAsiaTheme="majorEastAsia"/>
           <w:bCs/>
           <w:szCs w:val="32"/>
         </w:rPr>
-      </w:pPr>
-      <w:r>
+        <w:t>- вторая будет преобразовывать обрамлённое в двойные звёздочки</w:t>
+      </w:r>
+    </w:p>
+    <w:p>
+      <w:pPr>
+        <w:pStyle w:val="Normal"/>
+        <w:widowControl w:val="false"/>
         <w:rPr>
           <w:rFonts w:eastAsia="" w:cs="" w:cstheme="majorBidi" w:eastAsiaTheme="majorEastAsia"/>
           <w:bCs/>
           <w:szCs w:val="32"/>
         </w:rPr>
-        <w:t>!2</w:t>
-      </w:r>
+      </w:pPr>
       <w:r>
         <w:rPr>
           <w:rFonts w:eastAsia="" w:cs="" w:cstheme="majorBidi" w:eastAsiaTheme="majorEastAsia"/>
           <w:bCs/>
           <w:szCs w:val="32"/>
         </w:rPr>
-        <w:t>4</w:t>
-      </w:r>
-      <w:r>
+        <w:t>выражение в теги &lt;strong&gt; и &lt;/strong&gt;</w:t>
+      </w:r>
+    </w:p>
+    <w:p>
+      <w:pPr>
+        <w:pStyle w:val="Normal"/>
+        <w:keepNext w:val="true"/>
+        <w:widowControl w:val="false"/>
+        <w:jc w:val="center"/>
+        <w:rPr/>
+      </w:pPr>
+      <w:r>
+        <w:rPr/>
+        <w:drawing>
+          <wp:inline distT="0" distB="0" distL="0" distR="0">
+            <wp:extent cx="4579620" cy="2011680"/>
+            <wp:effectExtent l="0" t="0" r="0" b="0"/>
+            <wp:docPr id="10" name="Рисунок 21" descr=""/>
+            <wp:cNvGraphicFramePr>
+              <a:graphicFrameLocks xmlns:a="http://schemas.openxmlformats.org/drawingml/2006/main" noChangeAspect="1"/>
+            </wp:cNvGraphicFramePr>
+            <a:graphic xmlns:a="http://schemas.openxmlformats.org/drawingml/2006/main">
+              <a:graphicData uri="http://schemas.openxmlformats.org/drawingml/2006/picture">
+                <pic:pic xmlns:pic="http://schemas.openxmlformats.org/drawingml/2006/picture">
+                  <pic:nvPicPr>
+                    <pic:cNvPr id="10" name="Рисунок 21" descr=""/>
+                    <pic:cNvPicPr>
+                      <a:picLocks noChangeAspect="1" noChangeArrowheads="1"/>
+                    </pic:cNvPicPr>
+                  </pic:nvPicPr>
+                  <pic:blipFill>
+                    <a:blip r:embed="rId11"/>
+                    <a:stretch>
+                      <a:fillRect/>
+                    </a:stretch>
+                  </pic:blipFill>
+                  <pic:spPr bwMode="auto">
+                    <a:xfrm>
+                      <a:off x="0" y="0"/>
+                      <a:ext cx="4579620" cy="2011680"/>
+                    </a:xfrm>
+                    <a:prstGeom prst="rect">
+                      <a:avLst/>
+                    </a:prstGeom>
+                  </pic:spPr>
+                </pic:pic>
+              </a:graphicData>
+            </a:graphic>
+          </wp:inline>
+        </w:drawing>
+      </w:r>
+    </w:p>
+    <w:p>
+      <w:pPr>
+        <w:pStyle w:val="Caption1"/>
+        <w:spacing w:lineRule="auto" w:line="360" w:before="0" w:after="0"/>
+        <w:jc w:val="center"/>
+        <w:rPr>
+          <w:i w:val="false"/>
+          <w:i w:val="false"/>
+          <w:iCs w:val="false"/>
+          <w:color w:val="auto"/>
+          <w:sz w:val="28"/>
+          <w:szCs w:val="26"/>
+        </w:rPr>
+      </w:pPr>
+      <w:r>
+        <w:rPr>
+          <w:i w:val="false"/>
+          <w:iCs w:val="false"/>
+          <w:color w:val="auto"/>
+          <w:sz w:val="28"/>
+          <w:szCs w:val="26"/>
+        </w:rPr>
+        <w:t xml:space="preserve">Рисунок </w:t>
+      </w:r>
+      <w:r>
+        <w:rPr>
+          <w:i w:val="false"/>
+          <w:iCs w:val="false"/>
+          <w:color w:val="auto"/>
+          <w:sz w:val="28"/>
+          <w:szCs w:val="26"/>
+        </w:rPr>
+        <w:fldChar w:fldCharType="begin"/>
+      </w:r>
+      <w:r>
+        <w:rPr>
+          <w:sz w:val="28"/>
+          <w:i w:val="false"/>
+          <w:szCs w:val="26"/>
+          <w:iCs w:val="false"/>
+          <w:color w:val="auto"/>
+        </w:rPr>
+        <w:instrText xml:space="preserve"> SEQ Рисунок \* ARABIC </w:instrText>
+      </w:r>
+      <w:r>
+        <w:rPr>
+          <w:sz w:val="28"/>
+          <w:i w:val="false"/>
+          <w:szCs w:val="26"/>
+          <w:iCs w:val="false"/>
+          <w:color w:val="auto"/>
+        </w:rPr>
+        <w:fldChar w:fldCharType="separate"/>
+      </w:r>
+      <w:r>
+        <w:rPr>
+          <w:sz w:val="28"/>
+          <w:i w:val="false"/>
+          <w:szCs w:val="26"/>
+          <w:iCs w:val="false"/>
+          <w:color w:val="auto"/>
+        </w:rPr>
+        <w:t>10</w:t>
+      </w:r>
+      <w:r>
+        <w:rPr>
+          <w:sz w:val="28"/>
+          <w:i w:val="false"/>
+          <w:szCs w:val="26"/>
+          <w:iCs w:val="false"/>
+          <w:color w:val="auto"/>
+        </w:rPr>
+        <w:fldChar w:fldCharType="end"/>
+      </w:r>
+      <w:r>
+        <w:rPr>
+          <w:i w:val="false"/>
+          <w:iCs w:val="false"/>
+          <w:color w:val="auto"/>
+          <w:sz w:val="28"/>
+          <w:szCs w:val="26"/>
+        </w:rPr>
+        <w:t xml:space="preserve"> - </w:t>
+      </w:r>
+      <w:r>
+        <w:rPr>
+          <w:i w:val="false"/>
+          <w:iCs w:val="false"/>
+          <w:color w:val="auto"/>
+          <w:sz w:val="28"/>
+          <w:szCs w:val="26"/>
+        </w:rPr>
+        <w:t xml:space="preserve">создание </w:t>
+      </w:r>
+      <w:r>
+        <w:rPr>
+          <w:i w:val="false"/>
+          <w:iCs w:val="false"/>
+          <w:color w:val="auto"/>
+          <w:sz w:val="28"/>
+          <w:szCs w:val="26"/>
+        </w:rPr>
+        <w:t>коммита</w:t>
+      </w:r>
+      <w:r>
+        <w:rPr>
+          <w:i w:val="false"/>
+          <w:iCs w:val="false"/>
+          <w:color w:val="auto"/>
+          <w:sz w:val="28"/>
+          <w:szCs w:val="26"/>
+        </w:rPr>
+        <w:t xml:space="preserve"> </w:t>
+      </w:r>
+    </w:p>
+    <w:p>
+      <w:pPr>
+        <w:pStyle w:val="Normal"/>
+        <w:widowControl w:val="false"/>
         <w:rPr>
           <w:rFonts w:eastAsia="" w:cs="" w:cstheme="majorBidi" w:eastAsiaTheme="majorEastAsia"/>
           <w:bCs/>
           <w:szCs w:val="32"/>
         </w:rPr>
-        <w:t>.png</w:t>
-      </w:r>
-    </w:p>
-    <w:p>
-      <w:pPr>
-        <w:pStyle w:val="Normal"/>
-        <w:widowControl w:val="false"/>
-        <w:spacing w:lineRule="auto" w:line="240"/>
-        <w:ind w:left="0" w:right="0" w:hanging="0"/>
-        <w:jc w:val="center"/>
+      </w:pPr>
+      <w:r>
         <w:rPr>
           <w:rFonts w:eastAsia="" w:cs="" w:cstheme="majorBidi" w:eastAsiaTheme="majorEastAsia"/>
           <w:bCs/>
           <w:szCs w:val="32"/>
         </w:rPr>
-      </w:pPr>
-      <w:r>
+      </w:r>
+    </w:p>
+    <w:p>
+      <w:pPr>
+        <w:pStyle w:val="Normal"/>
+        <w:keepNext w:val="true"/>
+        <w:widowControl w:val="false"/>
+        <w:jc w:val="center"/>
+        <w:rPr/>
+      </w:pPr>
+      <w:r>
+        <w:rPr/>
+        <w:drawing>
+          <wp:inline distT="0" distB="0" distL="0" distR="0">
+            <wp:extent cx="4716780" cy="1661160"/>
+            <wp:effectExtent l="0" t="0" r="0" b="0"/>
+            <wp:docPr id="11" name="Рисунок 22" descr=""/>
+            <wp:cNvGraphicFramePr>
+              <a:graphicFrameLocks xmlns:a="http://schemas.openxmlformats.org/drawingml/2006/main" noChangeAspect="1"/>
+            </wp:cNvGraphicFramePr>
+            <a:graphic xmlns:a="http://schemas.openxmlformats.org/drawingml/2006/main">
+              <a:graphicData uri="http://schemas.openxmlformats.org/drawingml/2006/picture">
+                <pic:pic xmlns:pic="http://schemas.openxmlformats.org/drawingml/2006/picture">
+                  <pic:nvPicPr>
+                    <pic:cNvPr id="11" name="Рисунок 22" descr=""/>
+                    <pic:cNvPicPr>
+                      <a:picLocks noChangeAspect="1" noChangeArrowheads="1"/>
+                    </pic:cNvPicPr>
+                  </pic:nvPicPr>
+                  <pic:blipFill>
+                    <a:blip r:embed="rId12"/>
+                    <a:stretch>
+                      <a:fillRect/>
+                    </a:stretch>
+                  </pic:blipFill>
+                  <pic:spPr bwMode="auto">
+                    <a:xfrm>
+                      <a:off x="0" y="0"/>
+                      <a:ext cx="4716780" cy="1661160"/>
+                    </a:xfrm>
+                    <a:prstGeom prst="rect">
+                      <a:avLst/>
+                    </a:prstGeom>
+                  </pic:spPr>
+                </pic:pic>
+              </a:graphicData>
+            </a:graphic>
+          </wp:inline>
+        </w:drawing>
+      </w:r>
+    </w:p>
+    <w:p>
+      <w:pPr>
+        <w:pStyle w:val="Caption1"/>
+        <w:spacing w:lineRule="auto" w:line="360" w:before="0" w:after="0"/>
+        <w:jc w:val="center"/>
+        <w:rPr>
+          <w:i w:val="false"/>
+          <w:i w:val="false"/>
+          <w:iCs w:val="false"/>
+          <w:color w:val="auto"/>
+          <w:sz w:val="28"/>
+          <w:szCs w:val="26"/>
+        </w:rPr>
+      </w:pPr>
+      <w:r>
+        <w:rPr>
+          <w:i w:val="false"/>
+          <w:iCs w:val="false"/>
+          <w:color w:val="auto"/>
+          <w:sz w:val="28"/>
+          <w:szCs w:val="26"/>
+        </w:rPr>
+        <w:t xml:space="preserve">Рисунок </w:t>
+      </w:r>
+      <w:r>
+        <w:rPr>
+          <w:i w:val="false"/>
+          <w:iCs w:val="false"/>
+          <w:color w:val="auto"/>
+          <w:sz w:val="28"/>
+          <w:szCs w:val="26"/>
+        </w:rPr>
+        <w:fldChar w:fldCharType="begin"/>
+      </w:r>
+      <w:r>
+        <w:rPr>
+          <w:sz w:val="28"/>
+          <w:i w:val="false"/>
+          <w:szCs w:val="26"/>
+          <w:iCs w:val="false"/>
+          <w:color w:val="auto"/>
+        </w:rPr>
+        <w:instrText xml:space="preserve"> SEQ Рисунок \* ARABIC </w:instrText>
+      </w:r>
+      <w:r>
+        <w:rPr>
+          <w:sz w:val="28"/>
+          <w:i w:val="false"/>
+          <w:szCs w:val="26"/>
+          <w:iCs w:val="false"/>
+          <w:color w:val="auto"/>
+        </w:rPr>
+        <w:fldChar w:fldCharType="separate"/>
+      </w:r>
+      <w:r>
+        <w:rPr>
+          <w:sz w:val="28"/>
+          <w:i w:val="false"/>
+          <w:szCs w:val="26"/>
+          <w:iCs w:val="false"/>
+          <w:color w:val="auto"/>
+        </w:rPr>
+        <w:t>11</w:t>
+      </w:r>
+      <w:r>
+        <w:rPr>
+          <w:sz w:val="28"/>
+          <w:i w:val="false"/>
+          <w:szCs w:val="26"/>
+          <w:iCs w:val="false"/>
+          <w:color w:val="auto"/>
+        </w:rPr>
+        <w:fldChar w:fldCharType="end"/>
+      </w:r>
+      <w:r>
+        <w:rPr>
+          <w:i w:val="false"/>
+          <w:iCs w:val="false"/>
+          <w:color w:val="auto"/>
+          <w:sz w:val="28"/>
+          <w:szCs w:val="26"/>
+        </w:rPr>
+        <w:t xml:space="preserve"> - </w:t>
+      </w:r>
+      <w:r>
+        <w:rPr>
+          <w:i w:val="false"/>
+          <w:iCs w:val="false"/>
+          <w:color w:val="auto"/>
+          <w:sz w:val="28"/>
+          <w:szCs w:val="26"/>
+        </w:rPr>
+        <w:t xml:space="preserve">создание новой ветки с новым </w:t>
+      </w:r>
+      <w:r>
+        <w:rPr>
+          <w:i w:val="false"/>
+          <w:iCs w:val="false"/>
+          <w:color w:val="auto"/>
+          <w:sz w:val="28"/>
+          <w:szCs w:val="26"/>
+        </w:rPr>
+        <w:t>коммитом</w:t>
+      </w:r>
+      <w:r>
+        <w:rPr>
+          <w:i w:val="false"/>
+          <w:iCs w:val="false"/>
+          <w:color w:val="auto"/>
+          <w:sz w:val="28"/>
+          <w:szCs w:val="26"/>
+        </w:rPr>
+        <w:t xml:space="preserve"> </w:t>
+      </w:r>
+    </w:p>
+    <w:p>
+      <w:pPr>
+        <w:pStyle w:val="Normal"/>
+        <w:widowControl w:val="false"/>
         <w:rPr>
           <w:rFonts w:eastAsia="" w:cs="" w:cstheme="majorBidi" w:eastAsiaTheme="majorEastAsia"/>
           <w:bCs/>
           <w:szCs w:val="32"/>
         </w:rPr>
-        <w:t>!2</w:t>
-      </w:r>
+      </w:pPr>
       <w:r>
         <w:rPr>
           <w:rFonts w:eastAsia="" w:cs="" w:cstheme="majorBidi" w:eastAsiaTheme="majorEastAsia"/>
           <w:bCs/>
           <w:szCs w:val="32"/>
         </w:rPr>
-        <w:t>5</w:t>
-      </w:r>
-      <w:r>
+      </w:r>
+    </w:p>
+    <w:p>
+      <w:pPr>
+        <w:pStyle w:val="Normal"/>
+        <w:keepNext w:val="true"/>
+        <w:widowControl w:val="false"/>
+        <w:jc w:val="center"/>
+        <w:rPr/>
+      </w:pPr>
+      <w:r>
+        <w:rPr/>
+        <w:drawing>
+          <wp:inline distT="0" distB="0" distL="0" distR="0">
+            <wp:extent cx="4175760" cy="3238500"/>
+            <wp:effectExtent l="0" t="0" r="0" b="0"/>
+            <wp:docPr id="12" name="Рисунок 23" descr=""/>
+            <wp:cNvGraphicFramePr>
+              <a:graphicFrameLocks xmlns:a="http://schemas.openxmlformats.org/drawingml/2006/main" noChangeAspect="1"/>
+            </wp:cNvGraphicFramePr>
+            <a:graphic xmlns:a="http://schemas.openxmlformats.org/drawingml/2006/main">
+              <a:graphicData uri="http://schemas.openxmlformats.org/drawingml/2006/picture">
+                <pic:pic xmlns:pic="http://schemas.openxmlformats.org/drawingml/2006/picture">
+                  <pic:nvPicPr>
+                    <pic:cNvPr id="12" name="Рисунок 23" descr=""/>
+                    <pic:cNvPicPr>
+                      <a:picLocks noChangeAspect="1" noChangeArrowheads="1"/>
+                    </pic:cNvPicPr>
+                  </pic:nvPicPr>
+                  <pic:blipFill>
+                    <a:blip r:embed="rId13"/>
+                    <a:stretch>
+                      <a:fillRect/>
+                    </a:stretch>
+                  </pic:blipFill>
+                  <pic:spPr bwMode="auto">
+                    <a:xfrm>
+                      <a:off x="0" y="0"/>
+                      <a:ext cx="4175760" cy="3238500"/>
+                    </a:xfrm>
+                    <a:prstGeom prst="rect">
+                      <a:avLst/>
+                    </a:prstGeom>
+                  </pic:spPr>
+                </pic:pic>
+              </a:graphicData>
+            </a:graphic>
+          </wp:inline>
+        </w:drawing>
+      </w:r>
+    </w:p>
+    <w:p>
+      <w:pPr>
+        <w:pStyle w:val="Caption1"/>
+        <w:spacing w:lineRule="auto" w:line="360" w:before="0" w:after="0"/>
+        <w:jc w:val="center"/>
+        <w:rPr>
+          <w:i w:val="false"/>
+          <w:i w:val="false"/>
+          <w:iCs w:val="false"/>
+          <w:color w:val="auto"/>
+          <w:sz w:val="28"/>
+          <w:szCs w:val="26"/>
+        </w:rPr>
+      </w:pPr>
+      <w:r>
+        <w:rPr>
+          <w:i w:val="false"/>
+          <w:iCs w:val="false"/>
+          <w:color w:val="auto"/>
+          <w:sz w:val="28"/>
+          <w:szCs w:val="26"/>
+        </w:rPr>
+        <w:t xml:space="preserve">Рисунок </w:t>
+      </w:r>
+      <w:r>
+        <w:rPr>
+          <w:i w:val="false"/>
+          <w:iCs w:val="false"/>
+          <w:color w:val="auto"/>
+          <w:sz w:val="28"/>
+          <w:szCs w:val="26"/>
+        </w:rPr>
+        <w:fldChar w:fldCharType="begin"/>
+      </w:r>
+      <w:r>
+        <w:rPr>
+          <w:sz w:val="28"/>
+          <w:i w:val="false"/>
+          <w:szCs w:val="26"/>
+          <w:iCs w:val="false"/>
+          <w:color w:val="auto"/>
+        </w:rPr>
+        <w:instrText xml:space="preserve"> SEQ Рисунок \* ARABIC </w:instrText>
+      </w:r>
+      <w:r>
+        <w:rPr>
+          <w:sz w:val="28"/>
+          <w:i w:val="false"/>
+          <w:szCs w:val="26"/>
+          <w:iCs w:val="false"/>
+          <w:color w:val="auto"/>
+        </w:rPr>
+        <w:fldChar w:fldCharType="separate"/>
+      </w:r>
+      <w:r>
+        <w:rPr>
+          <w:sz w:val="28"/>
+          <w:i w:val="false"/>
+          <w:szCs w:val="26"/>
+          <w:iCs w:val="false"/>
+          <w:color w:val="auto"/>
+        </w:rPr>
+        <w:t>12</w:t>
+      </w:r>
+      <w:r>
+        <w:rPr>
+          <w:sz w:val="28"/>
+          <w:i w:val="false"/>
+          <w:szCs w:val="26"/>
+          <w:iCs w:val="false"/>
+          <w:color w:val="auto"/>
+        </w:rPr>
+        <w:fldChar w:fldCharType="end"/>
+      </w:r>
+      <w:r>
+        <w:rPr>
+          <w:i w:val="false"/>
+          <w:iCs w:val="false"/>
+          <w:color w:val="auto"/>
+          <w:sz w:val="28"/>
+          <w:szCs w:val="26"/>
+        </w:rPr>
+        <w:t xml:space="preserve"> - </w:t>
+      </w:r>
+      <w:r>
+        <w:rPr>
+          <w:i w:val="false"/>
+          <w:iCs w:val="false"/>
+          <w:color w:val="auto"/>
+          <w:sz w:val="28"/>
+          <w:szCs w:val="26"/>
+        </w:rPr>
+        <w:t>примеры работы программы</w:t>
+      </w:r>
+    </w:p>
+    <w:p>
+      <w:pPr>
+        <w:pStyle w:val="Normal"/>
+        <w:widowControl w:val="false"/>
         <w:rPr>
           <w:rFonts w:eastAsia="" w:cs="" w:cstheme="majorBidi" w:eastAsiaTheme="majorEastAsia"/>
           <w:bCs/>
           <w:szCs w:val="32"/>
         </w:rPr>
-        <w:t>.png</w:t>
-      </w:r>
-    </w:p>
-    <w:p>
-      <w:pPr>
-        <w:pStyle w:val="Normal"/>
-        <w:widowControl w:val="false"/>
-        <w:spacing w:lineRule="auto" w:line="240"/>
-        <w:ind w:left="0" w:right="0" w:hanging="0"/>
-        <w:jc w:val="center"/>
+      </w:pPr>
+      <w:r>
         <w:rPr>
           <w:rFonts w:eastAsia="" w:cs="" w:cstheme="majorBidi" w:eastAsiaTheme="majorEastAsia"/>
           <w:bCs/>
           <w:szCs w:val="32"/>
         </w:rPr>
-      </w:pPr>
-      <w:r>
+      </w:r>
+    </w:p>
+    <w:p>
+      <w:pPr>
+        <w:pStyle w:val="Normal"/>
+        <w:keepNext w:val="true"/>
+        <w:widowControl w:val="false"/>
+        <w:jc w:val="center"/>
+        <w:rPr/>
+      </w:pPr>
+      <w:r>
+        <w:rPr/>
+        <w:drawing>
+          <wp:inline distT="0" distB="0" distL="0" distR="0">
+            <wp:extent cx="4937760" cy="1988820"/>
+            <wp:effectExtent l="0" t="0" r="0" b="0"/>
+            <wp:docPr id="13" name="Рисунок 24" descr=""/>
+            <wp:cNvGraphicFramePr>
+              <a:graphicFrameLocks xmlns:a="http://schemas.openxmlformats.org/drawingml/2006/main" noChangeAspect="1"/>
+            </wp:cNvGraphicFramePr>
+            <a:graphic xmlns:a="http://schemas.openxmlformats.org/drawingml/2006/main">
+              <a:graphicData uri="http://schemas.openxmlformats.org/drawingml/2006/picture">
+                <pic:pic xmlns:pic="http://schemas.openxmlformats.org/drawingml/2006/picture">
+                  <pic:nvPicPr>
+                    <pic:cNvPr id="13" name="Рисунок 24" descr=""/>
+                    <pic:cNvPicPr>
+                      <a:picLocks noChangeAspect="1" noChangeArrowheads="1"/>
+                    </pic:cNvPicPr>
+                  </pic:nvPicPr>
+                  <pic:blipFill>
+                    <a:blip r:embed="rId14"/>
+                    <a:stretch>
+                      <a:fillRect/>
+                    </a:stretch>
+                  </pic:blipFill>
+                  <pic:spPr bwMode="auto">
+                    <a:xfrm>
+                      <a:off x="0" y="0"/>
+                      <a:ext cx="4937760" cy="1988820"/>
+                    </a:xfrm>
+                    <a:prstGeom prst="rect">
+                      <a:avLst/>
+                    </a:prstGeom>
+                  </pic:spPr>
+                </pic:pic>
+              </a:graphicData>
+            </a:graphic>
+          </wp:inline>
+        </w:drawing>
+      </w:r>
+    </w:p>
+    <w:p>
+      <w:pPr>
+        <w:pStyle w:val="Caption1"/>
+        <w:spacing w:lineRule="auto" w:line="360" w:before="0" w:after="0"/>
+        <w:jc w:val="center"/>
+        <w:rPr>
+          <w:i w:val="false"/>
+          <w:i w:val="false"/>
+          <w:iCs w:val="false"/>
+          <w:color w:val="auto"/>
+          <w:sz w:val="28"/>
+          <w:szCs w:val="26"/>
+        </w:rPr>
+      </w:pPr>
+      <w:r>
+        <w:rPr>
+          <w:i w:val="false"/>
+          <w:iCs w:val="false"/>
+          <w:color w:val="auto"/>
+          <w:sz w:val="28"/>
+          <w:szCs w:val="26"/>
+        </w:rPr>
+        <w:t xml:space="preserve">Рисунок </w:t>
+      </w:r>
+      <w:r>
+        <w:rPr>
+          <w:i w:val="false"/>
+          <w:iCs w:val="false"/>
+          <w:color w:val="auto"/>
+          <w:sz w:val="28"/>
+          <w:szCs w:val="26"/>
+        </w:rPr>
+        <w:fldChar w:fldCharType="begin"/>
+      </w:r>
+      <w:r>
+        <w:rPr>
+          <w:sz w:val="28"/>
+          <w:i w:val="false"/>
+          <w:szCs w:val="26"/>
+          <w:iCs w:val="false"/>
+          <w:color w:val="auto"/>
+        </w:rPr>
+        <w:instrText xml:space="preserve"> SEQ Рисунок \* ARABIC </w:instrText>
+      </w:r>
+      <w:r>
+        <w:rPr>
+          <w:sz w:val="28"/>
+          <w:i w:val="false"/>
+          <w:szCs w:val="26"/>
+          <w:iCs w:val="false"/>
+          <w:color w:val="auto"/>
+        </w:rPr>
+        <w:fldChar w:fldCharType="separate"/>
+      </w:r>
+      <w:r>
+        <w:rPr>
+          <w:sz w:val="28"/>
+          <w:i w:val="false"/>
+          <w:szCs w:val="26"/>
+          <w:iCs w:val="false"/>
+          <w:color w:val="auto"/>
+        </w:rPr>
+        <w:t>13</w:t>
+      </w:r>
+      <w:r>
+        <w:rPr>
+          <w:sz w:val="28"/>
+          <w:i w:val="false"/>
+          <w:szCs w:val="26"/>
+          <w:iCs w:val="false"/>
+          <w:color w:val="auto"/>
+        </w:rPr>
+        <w:fldChar w:fldCharType="end"/>
+      </w:r>
+      <w:r>
+        <w:rPr>
+          <w:i w:val="false"/>
+          <w:iCs w:val="false"/>
+          <w:color w:val="auto"/>
+          <w:sz w:val="28"/>
+          <w:szCs w:val="26"/>
+        </w:rPr>
+        <w:t xml:space="preserve"> - </w:t>
+      </w:r>
+      <w:r>
+        <w:rPr>
+          <w:i w:val="false"/>
+          <w:iCs w:val="false"/>
+          <w:color w:val="auto"/>
+          <w:sz w:val="28"/>
+          <w:szCs w:val="26"/>
+        </w:rPr>
+        <w:t>вывод графа</w:t>
+      </w:r>
+    </w:p>
+    <w:p>
+      <w:pPr>
+        <w:pStyle w:val="Normal"/>
+        <w:overflowPunct w:val="false"/>
+        <w:spacing w:lineRule="auto" w:line="240"/>
+        <w:ind w:hanging="0"/>
+        <w:jc w:val="left"/>
         <w:rPr>
           <w:rFonts w:eastAsia="" w:cs="" w:cstheme="majorBidi" w:eastAsiaTheme="majorEastAsia"/>
           <w:bCs/>
           <w:szCs w:val="32"/>
         </w:rPr>
-        <w:t>!2</w:t>
-      </w:r>
+      </w:pPr>
       <w:r>
         <w:rPr>
           <w:rFonts w:eastAsia="" w:cs="" w:cstheme="majorBidi" w:eastAsiaTheme="majorEastAsia"/>
           <w:bCs/>
           <w:szCs w:val="32"/>
         </w:rPr>
-        <w:t>6</w:t>
-      </w:r>
-      <w:r>
+      </w:r>
+      <w:r>
+        <w:br w:type="page"/>
+      </w:r>
+    </w:p>
+    <w:p>
+      <w:pPr>
+        <w:pStyle w:val="Normal"/>
+        <w:widowControl w:val="false"/>
+        <w:jc w:val="center"/>
         <w:rPr>
           <w:rFonts w:eastAsia="" w:cs="" w:cstheme="majorBidi" w:eastAsiaTheme="majorEastAsia"/>
           <w:bCs/>
           <w:szCs w:val="32"/>
         </w:rPr>
-        <w:t>.png</w:t>
-      </w:r>
-    </w:p>
-    <w:p>
-      <w:pPr>
-        <w:pStyle w:val="Normal"/>
-        <w:widowControl w:val="false"/>
-        <w:spacing w:lineRule="auto" w:line="240"/>
-        <w:ind w:left="0" w:right="0" w:hanging="0"/>
-        <w:jc w:val="center"/>
+      </w:pPr>
+      <w:r>
         <w:rPr>
           <w:rFonts w:eastAsia="" w:cs="" w:cstheme="majorBidi" w:eastAsiaTheme="majorEastAsia"/>
           <w:bCs/>
           <w:szCs w:val="32"/>
         </w:rPr>
-      </w:pPr>
-      <w:r>
+        <w:t>Выводы</w:t>
+      </w:r>
+    </w:p>
+    <w:p>
+      <w:pPr>
+        <w:pStyle w:val="Normal"/>
+        <w:widowControl w:val="false"/>
         <w:rPr>
           <w:rFonts w:eastAsia="" w:cs="" w:cstheme="majorBidi" w:eastAsiaTheme="majorEastAsia"/>
           <w:bCs/>
           <w:szCs w:val="32"/>
         </w:rPr>
-        <w:t xml:space="preserve">Задание </w:t>
-      </w:r>
+      </w:pPr>
       <w:r>
         <w:rPr>
           <w:rFonts w:eastAsia="" w:cs="" w:cstheme="majorBidi" w:eastAsiaTheme="majorEastAsia"/>
           <w:bCs/>
           <w:szCs w:val="32"/>
         </w:rPr>
-        <w:t>3</w:t>
-      </w:r>
-    </w:p>
-    <w:p>
-      <w:pPr>
-        <w:pStyle w:val="Normal"/>
-        <w:widowControl w:val="false"/>
-        <w:spacing w:lineRule="auto" w:line="240"/>
-        <w:ind w:left="0" w:right="0" w:hanging="0"/>
-        <w:jc w:val="center"/>
+        <w:t xml:space="preserve">Данный курс помог освоить мне работу с системой контроля версий git. После освоения курса </w:t>
+      </w:r>
+      <w:r>
         <w:rPr>
           <w:rFonts w:eastAsia="" w:cs="" w:cstheme="majorBidi" w:eastAsiaTheme="majorEastAsia"/>
           <w:bCs/>
           <w:szCs w:val="32"/>
         </w:rPr>
-      </w:pPr>
-      <w:r>
-        <w:rPr>
-          <w:rFonts w:eastAsia="" w:cs="" w:cstheme="majorBidi" w:eastAsiaTheme="majorEastAsia"/>
-          <w:bCs/>
-          <w:szCs w:val="32"/>
-        </w:rPr>
-        <w:t>Необходимо написать две функции:</w:t>
-      </w:r>
-    </w:p>
-    <w:p>
-      <w:pPr>
-        <w:pStyle w:val="Normal"/>
-        <w:widowControl w:val="false"/>
-        <w:spacing w:lineRule="auto" w:line="240"/>
-        <w:ind w:left="0" w:right="0" w:hanging="0"/>
-        <w:jc w:val="center"/>
-        <w:rPr>
-          <w:rFonts w:eastAsia="" w:cs="" w:cstheme="majorBidi" w:eastAsiaTheme="majorEastAsia"/>
-          <w:bCs/>
-          <w:szCs w:val="32"/>
-        </w:rPr>
-      </w:pPr>
-      <w:r>
-        <w:rPr>
-          <w:rFonts w:eastAsia="" w:cs="" w:cstheme="majorBidi" w:eastAsiaTheme="majorEastAsia"/>
-          <w:bCs/>
-          <w:szCs w:val="32"/>
-        </w:rPr>
-        <w:t>- первая будет преобразовывать обрамлённое в звёздочки выражение в</w:t>
-      </w:r>
-    </w:p>
-    <w:p>
-      <w:pPr>
-        <w:pStyle w:val="Normal"/>
-        <w:widowControl w:val="false"/>
-        <w:spacing w:lineRule="auto" w:line="240"/>
-        <w:ind w:left="0" w:right="0" w:hanging="0"/>
-        <w:jc w:val="center"/>
-        <w:rPr>
-          <w:rFonts w:eastAsia="" w:cs="" w:cstheme="majorBidi" w:eastAsiaTheme="majorEastAsia"/>
-          <w:bCs/>
-          <w:szCs w:val="32"/>
-        </w:rPr>
-      </w:pPr>
-      <w:r>
-        <w:rPr>
-          <w:rFonts w:eastAsia="" w:cs="" w:cstheme="majorBidi" w:eastAsiaTheme="majorEastAsia"/>
-          <w:bCs/>
-          <w:szCs w:val="32"/>
-        </w:rPr>
-        <w:t>теги &lt;em&gt; и &lt;/em&gt;;</w:t>
-      </w:r>
-    </w:p>
-    <w:p>
-      <w:pPr>
-        <w:pStyle w:val="Normal"/>
-        <w:widowControl w:val="false"/>
-        <w:spacing w:lineRule="auto" w:line="240"/>
-        <w:ind w:left="0" w:right="0" w:hanging="0"/>
-        <w:jc w:val="center"/>
-        <w:rPr>
-          <w:rFonts w:eastAsia="" w:cs="" w:cstheme="majorBidi" w:eastAsiaTheme="majorEastAsia"/>
-          <w:bCs/>
-          <w:szCs w:val="32"/>
-        </w:rPr>
-      </w:pPr>
-      <w:r>
-        <w:rPr>
-          <w:rFonts w:eastAsia="" w:cs="" w:cstheme="majorBidi" w:eastAsiaTheme="majorEastAsia"/>
-          <w:bCs/>
-          <w:szCs w:val="32"/>
-        </w:rPr>
-        <w:t>- вторая будет преобразовывать обрамлённое в двойные звёздочки</w:t>
-      </w:r>
-    </w:p>
-    <w:p>
-      <w:pPr>
-        <w:pStyle w:val="Normal"/>
-        <w:widowControl w:val="false"/>
-        <w:spacing w:lineRule="auto" w:line="240"/>
-        <w:ind w:left="0" w:right="0" w:hanging="0"/>
-        <w:jc w:val="center"/>
-        <w:rPr>
-          <w:rFonts w:eastAsia="" w:cs="" w:cstheme="majorBidi" w:eastAsiaTheme="majorEastAsia"/>
-          <w:bCs/>
-          <w:szCs w:val="32"/>
-        </w:rPr>
-      </w:pPr>
-      <w:r>
-        <w:rPr>
-          <w:rFonts w:eastAsia="" w:cs="" w:cstheme="majorBidi" w:eastAsiaTheme="majorEastAsia"/>
-          <w:bCs/>
-          <w:szCs w:val="32"/>
-        </w:rPr>
-        <w:t>выражение в теги &lt;strong&gt; и &lt;/strong&gt;</w:t>
-      </w:r>
-    </w:p>
-    <w:p>
-      <w:pPr>
-        <w:pStyle w:val="Normal"/>
-        <w:widowControl w:val="false"/>
-        <w:spacing w:lineRule="auto" w:line="240"/>
-        <w:ind w:left="0" w:right="0" w:hanging="0"/>
-        <w:jc w:val="center"/>
-        <w:rPr>
-          <w:rFonts w:eastAsia="" w:cs="" w:cstheme="majorBidi" w:eastAsiaTheme="majorEastAsia"/>
-          <w:bCs/>
-          <w:szCs w:val="32"/>
-        </w:rPr>
-      </w:pPr>
-      <w:r>
-        <w:rPr>
-          <w:rFonts w:eastAsia="" w:cs="" w:cstheme="majorBidi" w:eastAsiaTheme="majorEastAsia"/>
-          <w:bCs/>
-          <w:szCs w:val="32"/>
-        </w:rPr>
-        <w:t>!</w:t>
-      </w:r>
-      <w:r>
-        <w:rPr>
-          <w:rFonts w:eastAsia="" w:cs="" w:cstheme="majorBidi" w:eastAsiaTheme="majorEastAsia"/>
-          <w:bCs/>
-          <w:szCs w:val="32"/>
-        </w:rPr>
-        <w:t>30.png</w:t>
-      </w:r>
-    </w:p>
-    <w:p>
-      <w:pPr>
-        <w:pStyle w:val="Normal"/>
-        <w:widowControl w:val="false"/>
-        <w:spacing w:lineRule="auto" w:line="240"/>
-        <w:ind w:left="0" w:right="0" w:hanging="0"/>
-        <w:jc w:val="center"/>
-        <w:rPr>
-          <w:rFonts w:eastAsia="" w:cs="" w:cstheme="majorBidi" w:eastAsiaTheme="majorEastAsia"/>
-          <w:bCs/>
-          <w:szCs w:val="32"/>
-        </w:rPr>
-      </w:pPr>
-      <w:r>
-        <w:rPr>
-          <w:rFonts w:eastAsia="" w:cs="" w:cstheme="majorBidi" w:eastAsiaTheme="majorEastAsia"/>
-          <w:bCs/>
-          <w:szCs w:val="32"/>
-        </w:rPr>
-        <w:t>!</w:t>
-      </w:r>
-      <w:r>
-        <w:rPr>
-          <w:rFonts w:eastAsia="" w:cs="" w:cstheme="majorBidi" w:eastAsiaTheme="majorEastAsia"/>
-          <w:bCs/>
-          <w:szCs w:val="32"/>
-        </w:rPr>
-        <w:t>31.png</w:t>
-      </w:r>
-    </w:p>
-    <w:p>
-      <w:pPr>
-        <w:pStyle w:val="Normal"/>
-        <w:widowControl w:val="false"/>
-        <w:spacing w:lineRule="auto" w:line="240"/>
-        <w:ind w:left="0" w:right="0" w:hanging="0"/>
-        <w:jc w:val="center"/>
-        <w:rPr>
-          <w:rFonts w:eastAsia="" w:cs="" w:cstheme="majorBidi" w:eastAsiaTheme="majorEastAsia"/>
-          <w:bCs/>
-          <w:szCs w:val="32"/>
-        </w:rPr>
-      </w:pPr>
-      <w:r>
-        <w:rPr>
-          <w:rFonts w:eastAsia="" w:cs="" w:cstheme="majorBidi" w:eastAsiaTheme="majorEastAsia"/>
-          <w:bCs/>
-          <w:szCs w:val="32"/>
-        </w:rPr>
-        <w:t>!</w:t>
-      </w:r>
-      <w:r>
-        <w:rPr>
-          <w:rFonts w:eastAsia="" w:cs="" w:cstheme="majorBidi" w:eastAsiaTheme="majorEastAsia"/>
-          <w:bCs/>
-          <w:szCs w:val="32"/>
-        </w:rPr>
-        <w:t>32.png</w:t>
-      </w:r>
-    </w:p>
-    <w:p>
-      <w:pPr>
-        <w:pStyle w:val="Normal"/>
-        <w:widowControl w:val="false"/>
-        <w:spacing w:lineRule="auto" w:line="240"/>
-        <w:ind w:left="0" w:right="0" w:hanging="0"/>
-        <w:jc w:val="center"/>
-        <w:rPr>
-          <w:rFonts w:eastAsia="" w:cs="" w:cstheme="majorBidi" w:eastAsiaTheme="majorEastAsia"/>
-          <w:bCs/>
-          <w:szCs w:val="32"/>
-        </w:rPr>
-      </w:pPr>
-      <w:r>
-        <w:rPr>
-          <w:rFonts w:eastAsia="" w:cs="" w:cstheme="majorBidi" w:eastAsiaTheme="majorEastAsia"/>
-          <w:bCs/>
-          <w:szCs w:val="32"/>
-        </w:rPr>
-        <w:t>!</w:t>
-      </w:r>
-      <w:r>
-        <w:rPr>
-          <w:rFonts w:eastAsia="" w:cs="" w:cstheme="majorBidi" w:eastAsiaTheme="majorEastAsia"/>
-          <w:bCs/>
-          <w:szCs w:val="32"/>
-        </w:rPr>
-        <w:t>33.png</w:t>
-      </w:r>
-    </w:p>
-    <w:p>
-      <w:pPr>
-        <w:pStyle w:val="Normal"/>
-        <w:widowControl w:val="false"/>
-        <w:spacing w:lineRule="auto" w:line="240"/>
-        <w:ind w:left="0" w:right="0" w:hanging="0"/>
-        <w:jc w:val="center"/>
-        <w:rPr>
-          <w:rFonts w:eastAsia="" w:cs="" w:cstheme="majorBidi" w:eastAsiaTheme="majorEastAsia"/>
-          <w:bCs/>
-          <w:szCs w:val="32"/>
-        </w:rPr>
-      </w:pPr>
-      <w:r>
-        <w:rPr>
-          <w:rFonts w:eastAsia="" w:cs="" w:cstheme="majorBidi" w:eastAsiaTheme="majorEastAsia"/>
-          <w:bCs/>
-          <w:szCs w:val="32"/>
-        </w:rPr>
-        <w:t>Выводы</w:t>
-      </w:r>
-    </w:p>
-    <w:p>
-      <w:pPr>
-        <w:pStyle w:val="Normal"/>
-        <w:widowControl w:val="false"/>
-        <w:spacing w:lineRule="auto" w:line="240"/>
-        <w:ind w:left="0" w:right="0" w:hanging="0"/>
-        <w:jc w:val="center"/>
-        <w:rPr>
-          <w:rFonts w:eastAsia="" w:cs="" w:cstheme="majorBidi" w:eastAsiaTheme="majorEastAsia"/>
-          <w:bCs/>
-          <w:szCs w:val="32"/>
-        </w:rPr>
-      </w:pPr>
-      <w:r>
-        <w:rPr>
-          <w:rFonts w:eastAsia="" w:cs="" w:cstheme="majorBidi" w:eastAsiaTheme="majorEastAsia"/>
-          <w:bCs/>
-          <w:szCs w:val="32"/>
-        </w:rPr>
-        <w:t xml:space="preserve">Данный курс помог освоить мне работу с системой контроля версий git. После освоения курса </w:t>
+        <w:t>я научился создавать репозитории, коммиты, ветки, а также анализировать логи.</w:t>
       </w:r>
     </w:p>
     <w:sectPr>
       <w:type w:val="nextPage"/>
       <w:pgSz w:w="11906" w:h="16838"/>
-      <w:pgMar w:left="1701" w:right="850" w:gutter="0" w:header="0" w:top="1134" w:footer="0" w:bottom="1134"/>
+      <w:pgMar w:left="1701" w:right="567" w:gutter="0" w:header="0" w:top="1134" w:footer="0" w:bottom="1134"/>
       <w:pgNumType w:start="1" w:fmt="decimal"/>
       <w:formProt w:val="false"/>
       <w:textDirection w:val="lrTb"/>
@@ -2522,16 +4173,394 @@
       </w:pPr>
     </w:pPrDefault>
   </w:docDefaults>
-  <w:style w:type="paragraph" w:styleId="Normal">
+  <w:latentStyles w:defLockedState="0" w:defUIPriority="99" w:defSemiHidden="0" w:defUnhideWhenUsed="0" w:defQFormat="0" w:count="376">
+    <w:lsdException w:name="Normal" w:uiPriority="0" w:qFormat="1"/>
+    <w:lsdException w:name="heading 1" w:uiPriority="9" w:qFormat="1"/>
+    <w:lsdException w:name="heading 2" w:uiPriority="9" w:semiHidden="1" w:unhideWhenUsed="1" w:qFormat="1"/>
+    <w:lsdException w:name="heading 3" w:uiPriority="9" w:semiHidden="1" w:unhideWhenUsed="1" w:qFormat="1"/>
+    <w:lsdException w:name="heading 4" w:uiPriority="9" w:semiHidden="1" w:unhideWhenUsed="1" w:qFormat="1"/>
+    <w:lsdException w:name="heading 5" w:uiPriority="9" w:semiHidden="1" w:unhideWhenUsed="1" w:qFormat="1"/>
+    <w:lsdException w:name="heading 6" w:uiPriority="9" w:semiHidden="1" w:unhideWhenUsed="1" w:qFormat="1"/>
+    <w:lsdException w:name="heading 7" w:uiPriority="9" w:semiHidden="1" w:unhideWhenUsed="1" w:qFormat="1"/>
+    <w:lsdException w:name="heading 8" w:uiPriority="9" w:semiHidden="1" w:unhideWhenUsed="1" w:qFormat="1"/>
+    <w:lsdException w:name="heading 9" w:uiPriority="9" w:semiHidden="1" w:unhideWhenUsed="1" w:qFormat="1"/>
+    <w:lsdException w:name="index 1" w:semiHidden="1" w:unhideWhenUsed="1"/>
+    <w:lsdException w:name="index 2" w:semiHidden="1" w:unhideWhenUsed="1"/>
+    <w:lsdException w:name="index 3" w:semiHidden="1" w:unhideWhenUsed="1"/>
+    <w:lsdException w:name="index 4" w:semiHidden="1" w:unhideWhenUsed="1"/>
+    <w:lsdException w:name="index 5" w:semiHidden="1" w:unhideWhenUsed="1"/>
+    <w:lsdException w:name="index 6" w:semiHidden="1" w:unhideWhenUsed="1"/>
+    <w:lsdException w:name="index 7" w:semiHidden="1" w:unhideWhenUsed="1"/>
+    <w:lsdException w:name="index 8" w:semiHidden="1" w:unhideWhenUsed="1"/>
+    <w:lsdException w:name="index 9" w:semiHidden="1" w:unhideWhenUsed="1"/>
+    <w:lsdException w:name="toc 1" w:uiPriority="39" w:semiHidden="1" w:unhideWhenUsed="1"/>
+    <w:lsdException w:name="toc 2" w:uiPriority="39" w:semiHidden="1" w:unhideWhenUsed="1"/>
+    <w:lsdException w:name="toc 3" w:uiPriority="39" w:semiHidden="1" w:unhideWhenUsed="1"/>
+    <w:lsdException w:name="toc 4" w:uiPriority="39" w:semiHidden="1" w:unhideWhenUsed="1"/>
+    <w:lsdException w:name="toc 5" w:uiPriority="39" w:semiHidden="1" w:unhideWhenUsed="1"/>
+    <w:lsdException w:name="toc 6" w:uiPriority="39" w:semiHidden="1" w:unhideWhenUsed="1"/>
+    <w:lsdException w:name="toc 7" w:uiPriority="39" w:semiHidden="1" w:unhideWhenUsed="1"/>
+    <w:lsdException w:name="toc 8" w:uiPriority="39" w:semiHidden="1" w:unhideWhenUsed="1"/>
+    <w:lsdException w:name="toc 9" w:uiPriority="39" w:semiHidden="1" w:unhideWhenUsed="1"/>
+    <w:lsdException w:name="Normal Indent" w:semiHidden="1" w:unhideWhenUsed="1"/>
+    <w:lsdException w:name="footnote text" w:semiHidden="1" w:unhideWhenUsed="1"/>
+    <w:lsdException w:name="annotation text" w:semiHidden="1" w:unhideWhenUsed="1"/>
+    <w:lsdException w:name="header" w:semiHidden="1" w:unhideWhenUsed="1"/>
+    <w:lsdException w:name="footer" w:semiHidden="1" w:unhideWhenUsed="1"/>
+    <w:lsdException w:name="index heading" w:semiHidden="1" w:unhideWhenUsed="1"/>
+    <w:lsdException w:name="caption" w:uiPriority="35" w:semiHidden="1" w:unhideWhenUsed="1" w:qFormat="1"/>
+    <w:lsdException w:name="table of figures" w:semiHidden="1" w:unhideWhenUsed="1"/>
+    <w:lsdException w:name="envelope address" w:semiHidden="1" w:unhideWhenUsed="1"/>
+    <w:lsdException w:name="envelope return" w:semiHidden="1" w:unhideWhenUsed="1"/>
+    <w:lsdException w:name="footnote reference" w:semiHidden="1" w:unhideWhenUsed="1"/>
+    <w:lsdException w:name="annotation reference" w:semiHidden="1" w:unhideWhenUsed="1"/>
+    <w:lsdException w:name="line number" w:semiHidden="1" w:unhideWhenUsed="1"/>
+    <w:lsdException w:name="page number" w:semiHidden="1" w:unhideWhenUsed="1"/>
+    <w:lsdException w:name="endnote reference" w:semiHidden="1" w:unhideWhenUsed="1"/>
+    <w:lsdException w:name="endnote text" w:semiHidden="1" w:unhideWhenUsed="1"/>
+    <w:lsdException w:name="table of authorities" w:semiHidden="1" w:unhideWhenUsed="1"/>
+    <w:lsdException w:name="macro" w:semiHidden="1" w:unhideWhenUsed="1"/>
+    <w:lsdException w:name="toa heading" w:semiHidden="1" w:unhideWhenUsed="1"/>
+    <w:lsdException w:name="List" w:semiHidden="1" w:unhideWhenUsed="1"/>
+    <w:lsdException w:name="List Bullet" w:semiHidden="1" w:unhideWhenUsed="1"/>
+    <w:lsdException w:name="List Number" w:semiHidden="1" w:unhideWhenUsed="1"/>
+    <w:lsdException w:name="List 2" w:semiHidden="1" w:unhideWhenUsed="1"/>
+    <w:lsdException w:name="List 3" w:semiHidden="1" w:unhideWhenUsed="1"/>
+    <w:lsdException w:name="List 4" w:semiHidden="1" w:unhideWhenUsed="1"/>
+    <w:lsdException w:name="List 5" w:semiHidden="1" w:unhideWhenUsed="1"/>
+    <w:lsdException w:name="List Bullet 2" w:semiHidden="1" w:unhideWhenUsed="1"/>
+    <w:lsdException w:name="List Bullet 3" w:semiHidden="1" w:unhideWhenUsed="1"/>
+    <w:lsdException w:name="List Bullet 4" w:semiHidden="1" w:unhideWhenUsed="1"/>
+    <w:lsdException w:name="List Bullet 5" w:semiHidden="1" w:unhideWhenUsed="1"/>
+    <w:lsdException w:name="List Number 2" w:semiHidden="1" w:unhideWhenUsed="1"/>
+    <w:lsdException w:name="List Number 3" w:semiHidden="1" w:unhideWhenUsed="1"/>
+    <w:lsdException w:name="List Number 4" w:semiHidden="1" w:unhideWhenUsed="1"/>
+    <w:lsdException w:name="List Number 5" w:semiHidden="1" w:unhideWhenUsed="1"/>
+    <w:lsdException w:name="Title" w:uiPriority="10" w:qFormat="1"/>
+    <w:lsdException w:name="Closing" w:semiHidden="1" w:unhideWhenUsed="1"/>
+    <w:lsdException w:name="Signature" w:semiHidden="1" w:unhideWhenUsed="1"/>
+    <w:lsdException w:name="Default Paragraph Font" w:uiPriority="1" w:semiHidden="1" w:unhideWhenUsed="1"/>
+    <w:lsdException w:name="Body Text" w:semiHidden="1" w:unhideWhenUsed="1"/>
+    <w:lsdException w:name="Body Text Indent" w:semiHidden="1" w:unhideWhenUsed="1"/>
+    <w:lsdException w:name="List Continue" w:semiHidden="1" w:unhideWhenUsed="1"/>
+    <w:lsdException w:name="List Continue 2" w:semiHidden="1" w:unhideWhenUsed="1"/>
+    <w:lsdException w:name="List Continue 3" w:semiHidden="1" w:unhideWhenUsed="1"/>
+    <w:lsdException w:name="List Continue 4" w:semiHidden="1" w:unhideWhenUsed="1"/>
+    <w:lsdException w:name="List Continue 5" w:semiHidden="1" w:unhideWhenUsed="1"/>
+    <w:lsdException w:name="Message Header" w:semiHidden="1" w:unhideWhenUsed="1"/>
+    <w:lsdException w:name="Subtitle" w:uiPriority="11" w:qFormat="1"/>
+    <w:lsdException w:name="Salutation" w:semiHidden="1" w:unhideWhenUsed="1"/>
+    <w:lsdException w:name="Date" w:semiHidden="1" w:unhideWhenUsed="1"/>
+    <w:lsdException w:name="Body Text First Indent" w:semiHidden="1" w:unhideWhenUsed="1"/>
+    <w:lsdException w:name="Body Text First Indent 2" w:semiHidden="1" w:unhideWhenUsed="1"/>
+    <w:lsdException w:name="Note Heading" w:semiHidden="1" w:unhideWhenUsed="1"/>
+    <w:lsdException w:name="Body Text 2" w:semiHidden="1" w:unhideWhenUsed="1"/>
+    <w:lsdException w:name="Body Text 3" w:semiHidden="1" w:unhideWhenUsed="1"/>
+    <w:lsdException w:name="Body Text Indent 2" w:semiHidden="1" w:unhideWhenUsed="1"/>
+    <w:lsdException w:name="Body Text Indent 3" w:semiHidden="1" w:unhideWhenUsed="1"/>
+    <w:lsdException w:name="Block Text" w:semiHidden="1" w:unhideWhenUsed="1"/>
+    <w:lsdException w:name="Hyperlink" w:semiHidden="1" w:unhideWhenUsed="1"/>
+    <w:lsdException w:name="FollowedHyperlink" w:semiHidden="1" w:unhideWhenUsed="1"/>
+    <w:lsdException w:name="Strong" w:uiPriority="22" w:qFormat="1"/>
+    <w:lsdException w:name="Emphasis" w:uiPriority="20" w:qFormat="1"/>
+    <w:lsdException w:name="Document Map" w:semiHidden="1" w:unhideWhenUsed="1"/>
+    <w:lsdException w:name="Plain Text" w:semiHidden="1" w:unhideWhenUsed="1"/>
+    <w:lsdException w:name="E-mail Signature" w:semiHidden="1" w:unhideWhenUsed="1"/>
+    <w:lsdException w:name="HTML Top of Form" w:semiHidden="1" w:unhideWhenUsed="1"/>
+    <w:lsdException w:name="HTML Bottom of Form" w:semiHidden="1" w:unhideWhenUsed="1"/>
+    <w:lsdException w:name="Normal (Web)" w:semiHidden="1" w:unhideWhenUsed="1"/>
+    <w:lsdException w:name="HTML Acronym" w:semiHidden="1" w:unhideWhenUsed="1"/>
+    <w:lsdException w:name="HTML Address" w:semiHidden="1" w:unhideWhenUsed="1"/>
+    <w:lsdException w:name="HTML Cite" w:semiHidden="1" w:unhideWhenUsed="1"/>
+    <w:lsdException w:name="HTML Code" w:semiHidden="1" w:unhideWhenUsed="1"/>
+    <w:lsdException w:name="HTML Definition" w:semiHidden="1" w:unhideWhenUsed="1"/>
+    <w:lsdException w:name="HTML Keyboard" w:semiHidden="1" w:unhideWhenUsed="1"/>
+    <w:lsdException w:name="HTML Preformatted" w:semiHidden="1" w:unhideWhenUsed="1"/>
+    <w:lsdException w:name="HTML Sample" w:semiHidden="1" w:unhideWhenUsed="1"/>
+    <w:lsdException w:name="HTML Typewriter" w:semiHidden="1" w:unhideWhenUsed="1"/>
+    <w:lsdException w:name="HTML Variable" w:semiHidden="1" w:unhideWhenUsed="1"/>
+    <w:lsdException w:name="Normal Table" w:semiHidden="1" w:unhideWhenUsed="1"/>
+    <w:lsdException w:name="annotation subject" w:semiHidden="1" w:unhideWhenUsed="1"/>
+    <w:lsdException w:name="No List" w:semiHidden="1" w:unhideWhenUsed="1"/>
+    <w:lsdException w:name="Outline List 1" w:semiHidden="1" w:unhideWhenUsed="1"/>
+    <w:lsdException w:name="Outline List 2" w:semiHidden="1" w:unhideWhenUsed="1"/>
+    <w:lsdException w:name="Outline List 3" w:semiHidden="1" w:unhideWhenUsed="1"/>
+    <w:lsdException w:name="Table Simple 1" w:semiHidden="1" w:unhideWhenUsed="1"/>
+    <w:lsdException w:name="Table Simple 2" w:semiHidden="1" w:unhideWhenUsed="1"/>
+    <w:lsdException w:name="Table Simple 3" w:semiHidden="1" w:unhideWhenUsed="1"/>
+    <w:lsdException w:name="Table Classic 1" w:semiHidden="1" w:unhideWhenUsed="1"/>
+    <w:lsdException w:name="Table Classic 2" w:semiHidden="1" w:unhideWhenUsed="1"/>
+    <w:lsdException w:name="Table Classic 3" w:semiHidden="1" w:unhideWhenUsed="1"/>
+    <w:lsdException w:name="Table Classic 4" w:semiHidden="1" w:unhideWhenUsed="1"/>
+    <w:lsdException w:name="Table Colorful 1" w:semiHidden="1" w:unhideWhenUsed="1"/>
+    <w:lsdException w:name="Table Colorful 2" w:semiHidden="1" w:unhideWhenUsed="1"/>
+    <w:lsdException w:name="Table Colorful 3" w:semiHidden="1" w:unhideWhenUsed="1"/>
+    <w:lsdException w:name="Table Columns 1" w:semiHidden="1" w:unhideWhenUsed="1"/>
+    <w:lsdException w:name="Table Columns 2" w:semiHidden="1" w:unhideWhenUsed="1"/>
+    <w:lsdException w:name="Table Columns 3" w:semiHidden="1" w:unhideWhenUsed="1"/>
+    <w:lsdException w:name="Table Columns 4" w:semiHidden="1" w:unhideWhenUsed="1"/>
+    <w:lsdException w:name="Table Columns 5" w:semiHidden="1" w:unhideWhenUsed="1"/>
+    <w:lsdException w:name="Table Grid 1" w:semiHidden="1" w:unhideWhenUsed="1"/>
+    <w:lsdException w:name="Table Grid 2" w:semiHidden="1" w:unhideWhenUsed="1"/>
+    <w:lsdException w:name="Table Grid 3" w:semiHidden="1" w:unhideWhenUsed="1"/>
+    <w:lsdException w:name="Table Grid 4" w:semiHidden="1" w:unhideWhenUsed="1"/>
+    <w:lsdException w:name="Table Grid 5" w:semiHidden="1" w:unhideWhenUsed="1"/>
+    <w:lsdException w:name="Table Grid 6" w:semiHidden="1" w:unhideWhenUsed="1"/>
+    <w:lsdException w:name="Table Grid 7" w:semiHidden="1" w:unhideWhenUsed="1"/>
+    <w:lsdException w:name="Table Grid 8" w:semiHidden="1" w:unhideWhenUsed="1"/>
+    <w:lsdException w:name="Table List 1" w:semiHidden="1" w:unhideWhenUsed="1"/>
+    <w:lsdException w:name="Table List 2" w:semiHidden="1" w:unhideWhenUsed="1"/>
+    <w:lsdException w:name="Table List 3" w:semiHidden="1" w:unhideWhenUsed="1"/>
+    <w:lsdException w:name="Table List 4" w:semiHidden="1" w:unhideWhenUsed="1"/>
+    <w:lsdException w:name="Table List 5" w:semiHidden="1" w:unhideWhenUsed="1"/>
+    <w:lsdException w:name="Table List 6" w:semiHidden="1" w:unhideWhenUsed="1"/>
+    <w:lsdException w:name="Table List 7" w:semiHidden="1" w:unhideWhenUsed="1"/>
+    <w:lsdException w:name="Table List 8" w:semiHidden="1" w:unhideWhenUsed="1"/>
+    <w:lsdException w:name="Table 3D effects 1" w:semiHidden="1" w:unhideWhenUsed="1"/>
+    <w:lsdException w:name="Table 3D effects 2" w:semiHidden="1" w:unhideWhenUsed="1"/>
+    <w:lsdException w:name="Table 3D effects 3" w:semiHidden="1" w:unhideWhenUsed="1"/>
+    <w:lsdException w:name="Table Contemporary" w:semiHidden="1" w:unhideWhenUsed="1"/>
+    <w:lsdException w:name="Table Elegant" w:semiHidden="1" w:unhideWhenUsed="1"/>
+    <w:lsdException w:name="Table Professional" w:semiHidden="1" w:unhideWhenUsed="1"/>
+    <w:lsdException w:name="Table Subtle 1" w:semiHidden="1" w:unhideWhenUsed="1"/>
+    <w:lsdException w:name="Table Subtle 2" w:semiHidden="1" w:unhideWhenUsed="1"/>
+    <w:lsdException w:name="Table Web 1" w:semiHidden="1" w:unhideWhenUsed="1"/>
+    <w:lsdException w:name="Table Web 2" w:semiHidden="1" w:unhideWhenUsed="1"/>
+    <w:lsdException w:name="Table Web 3" w:semiHidden="1" w:unhideWhenUsed="1"/>
+    <w:lsdException w:name="Balloon Text" w:semiHidden="1" w:unhideWhenUsed="1"/>
+    <w:lsdException w:name="Table Grid" w:uiPriority="39"/>
+    <w:lsdException w:name="Table Theme" w:semiHidden="1" w:unhideWhenUsed="1"/>
+    <w:lsdException w:name="Placeholder Text" w:semiHidden="1"/>
+    <w:lsdException w:name="No Spacing" w:uiPriority="1" w:qFormat="1"/>
+    <w:lsdException w:name="Light Shading" w:uiPriority="60"/>
+    <w:lsdException w:name="Light List" w:uiPriority="61"/>
+    <w:lsdException w:name="Light Grid" w:uiPriority="62"/>
+    <w:lsdException w:name="Medium Shading 1" w:uiPriority="63"/>
+    <w:lsdException w:name="Medium Shading 2" w:uiPriority="64"/>
+    <w:lsdException w:name="Medium List 1" w:uiPriority="65"/>
+    <w:lsdException w:name="Medium List 2" w:uiPriority="66"/>
+    <w:lsdException w:name="Medium Grid 1" w:uiPriority="67"/>
+    <w:lsdException w:name="Medium Grid 2" w:uiPriority="68"/>
+    <w:lsdException w:name="Medium Grid 3" w:uiPriority="69"/>
+    <w:lsdException w:name="Dark List" w:uiPriority="70"/>
+    <w:lsdException w:name="Colorful Shading" w:uiPriority="71"/>
+    <w:lsdException w:name="Colorful List" w:uiPriority="72"/>
+    <w:lsdException w:name="Colorful Grid" w:uiPriority="73"/>
+    <w:lsdException w:name="Light Shading Accent 1" w:uiPriority="60"/>
+    <w:lsdException w:name="Light List Accent 1" w:uiPriority="61"/>
+    <w:lsdException w:name="Light Grid Accent 1" w:uiPriority="62"/>
+    <w:lsdException w:name="Medium Shading 1 Accent 1" w:uiPriority="63"/>
+    <w:lsdException w:name="Medium Shading 2 Accent 1" w:uiPriority="64"/>
+    <w:lsdException w:name="Medium List 1 Accent 1" w:uiPriority="65"/>
+    <w:lsdException w:name="Revision" w:semiHidden="1"/>
+    <w:lsdException w:name="List Paragraph" w:uiPriority="34" w:qFormat="1"/>
+    <w:lsdException w:name="Quote" w:uiPriority="29" w:qFormat="1"/>
+    <w:lsdException w:name="Intense Quote" w:uiPriority="30" w:qFormat="1"/>
+    <w:lsdException w:name="Medium List 2 Accent 1" w:uiPriority="66"/>
+    <w:lsdException w:name="Medium Grid 1 Accent 1" w:uiPriority="67"/>
+    <w:lsdException w:name="Medium Grid 2 Accent 1" w:uiPriority="68"/>
+    <w:lsdException w:name="Medium Grid 3 Accent 1" w:uiPriority="69"/>
+    <w:lsdException w:name="Dark List Accent 1" w:uiPriority="70"/>
+    <w:lsdException w:name="Colorful Shading Accent 1" w:uiPriority="71"/>
+    <w:lsdException w:name="Colorful List Accent 1" w:uiPriority="72"/>
+    <w:lsdException w:name="Colorful Grid Accent 1" w:uiPriority="73"/>
+    <w:lsdException w:name="Light Shading Accent 2" w:uiPriority="60"/>
+    <w:lsdException w:name="Light List Accent 2" w:uiPriority="61"/>
+    <w:lsdException w:name="Light Grid Accent 2" w:uiPriority="62"/>
+    <w:lsdException w:name="Medium Shading 1 Accent 2" w:uiPriority="63"/>
+    <w:lsdException w:name="Medium Shading 2 Accent 2" w:uiPriority="64"/>
+    <w:lsdException w:name="Medium List 1 Accent 2" w:uiPriority="65"/>
+    <w:lsdException w:name="Medium List 2 Accent 2" w:uiPriority="66"/>
+    <w:lsdException w:name="Medium Grid 1 Accent 2" w:uiPriority="67"/>
+    <w:lsdException w:name="Medium Grid 2 Accent 2" w:uiPriority="68"/>
+    <w:lsdException w:name="Medium Grid 3 Accent 2" w:uiPriority="69"/>
+    <w:lsdException w:name="Dark List Accent 2" w:uiPriority="70"/>
+    <w:lsdException w:name="Colorful Shading Accent 2" w:uiPriority="71"/>
+    <w:lsdException w:name="Colorful List Accent 2" w:uiPriority="72"/>
+    <w:lsdException w:name="Colorful Grid Accent 2" w:uiPriority="73"/>
+    <w:lsdException w:name="Light Shading Accent 3" w:uiPriority="60"/>
+    <w:lsdException w:name="Light List Accent 3" w:uiPriority="61"/>
+    <w:lsdException w:name="Light Grid Accent 3" w:uiPriority="62"/>
+    <w:lsdException w:name="Medium Shading 1 Accent 3" w:uiPriority="63"/>
+    <w:lsdException w:name="Medium Shading 2 Accent 3" w:uiPriority="64"/>
+    <w:lsdException w:name="Medium List 1 Accent 3" w:uiPriority="65"/>
+    <w:lsdException w:name="Medium List 2 Accent 3" w:uiPriority="66"/>
+    <w:lsdException w:name="Medium Grid 1 Accent 3" w:uiPriority="67"/>
+    <w:lsdException w:name="Medium Grid 2 Accent 3" w:uiPriority="68"/>
+    <w:lsdException w:name="Medium Grid 3 Accent 3" w:uiPriority="69"/>
+    <w:lsdException w:name="Dark List Accent 3" w:uiPriority="70"/>
+    <w:lsdException w:name="Colorful Shading Accent 3" w:uiPriority="71"/>
+    <w:lsdException w:name="Colorful List Accent 3" w:uiPriority="72"/>
+    <w:lsdException w:name="Colorful Grid Accent 3" w:uiPriority="73"/>
+    <w:lsdException w:name="Light Shading Accent 4" w:uiPriority="60"/>
+    <w:lsdException w:name="Light List Accent 4" w:uiPriority="61"/>
+    <w:lsdException w:name="Light Grid Accent 4" w:uiPriority="62"/>
+    <w:lsdException w:name="Medium Shading 1 Accent 4" w:uiPriority="63"/>
+    <w:lsdException w:name="Medium Shading 2 Accent 4" w:uiPriority="64"/>
+    <w:lsdException w:name="Medium List 1 Accent 4" w:uiPriority="65"/>
+    <w:lsdException w:name="Medium List 2 Accent 4" w:uiPriority="66"/>
+    <w:lsdException w:name="Medium Grid 1 Accent 4" w:uiPriority="67"/>
+    <w:lsdException w:name="Medium Grid 2 Accent 4" w:uiPriority="68"/>
+    <w:lsdException w:name="Medium Grid 3 Accent 4" w:uiPriority="69"/>
+    <w:lsdException w:name="Dark List Accent 4" w:uiPriority="70"/>
+    <w:lsdException w:name="Colorful Shading Accent 4" w:uiPriority="71"/>
+    <w:lsdException w:name="Colorful List Accent 4" w:uiPriority="72"/>
+    <w:lsdException w:name="Colorful Grid Accent 4" w:uiPriority="73"/>
+    <w:lsdException w:name="Light Shading Accent 5" w:uiPriority="60"/>
+    <w:lsdException w:name="Light List Accent 5" w:uiPriority="61"/>
+    <w:lsdException w:name="Light Grid Accent 5" w:uiPriority="62"/>
+    <w:lsdException w:name="Medium Shading 1 Accent 5" w:uiPriority="63"/>
+    <w:lsdException w:name="Medium Shading 2 Accent 5" w:uiPriority="64"/>
+    <w:lsdException w:name="Medium List 1 Accent 5" w:uiPriority="65"/>
+    <w:lsdException w:name="Medium List 2 Accent 5" w:uiPriority="66"/>
+    <w:lsdException w:name="Medium Grid 1 Accent 5" w:uiPriority="67"/>
+    <w:lsdException w:name="Medium Grid 2 Accent 5" w:uiPriority="68"/>
+    <w:lsdException w:name="Medium Grid 3 Accent 5" w:uiPriority="69"/>
+    <w:lsdException w:name="Dark List Accent 5" w:uiPriority="70"/>
+    <w:lsdException w:name="Colorful Shading Accent 5" w:uiPriority="71"/>
+    <w:lsdException w:name="Colorful List Accent 5" w:uiPriority="72"/>
+    <w:lsdException w:name="Colorful Grid Accent 5" w:uiPriority="73"/>
+    <w:lsdException w:name="Light Shading Accent 6" w:uiPriority="60"/>
+    <w:lsdException w:name="Light List Accent 6" w:uiPriority="61"/>
+    <w:lsdException w:name="Light Grid Accent 6" w:uiPriority="62"/>
+    <w:lsdException w:name="Medium Shading 1 Accent 6" w:uiPriority="63"/>
+    <w:lsdException w:name="Medium Shading 2 Accent 6" w:uiPriority="64"/>
+    <w:lsdException w:name="Medium List 1 Accent 6" w:uiPriority="65"/>
+    <w:lsdException w:name="Medium List 2 Accent 6" w:uiPriority="66"/>
+    <w:lsdException w:name="Medium Grid 1 Accent 6" w:uiPriority="67"/>
+    <w:lsdException w:name="Medium Grid 2 Accent 6" w:uiPriority="68"/>
+    <w:lsdException w:name="Medium Grid 3 Accent 6" w:uiPriority="69"/>
+    <w:lsdException w:name="Dark List Accent 6" w:uiPriority="70"/>
+    <w:lsdException w:name="Colorful Shading Accent 6" w:uiPriority="71"/>
+    <w:lsdException w:name="Colorful List Accent 6" w:uiPriority="72"/>
+    <w:lsdException w:name="Colorful Grid Accent 6" w:uiPriority="73"/>
+    <w:lsdException w:name="Subtle Emphasis" w:uiPriority="19" w:qFormat="1"/>
+    <w:lsdException w:name="Intense Emphasis" w:uiPriority="21" w:qFormat="1"/>
+    <w:lsdException w:name="Subtle Reference" w:uiPriority="31" w:qFormat="1"/>
+    <w:lsdException w:name="Intense Reference" w:uiPriority="32" w:qFormat="1"/>
+    <w:lsdException w:name="Book Title" w:uiPriority="33" w:qFormat="1"/>
+    <w:lsdException w:name="Bibliography" w:uiPriority="37" w:semiHidden="1" w:unhideWhenUsed="1"/>
+    <w:lsdException w:name="TOC Heading" w:uiPriority="39" w:semiHidden="1" w:unhideWhenUsed="1" w:qFormat="1"/>
+    <w:lsdException w:name="Plain Table 1" w:uiPriority="41"/>
+    <w:lsdException w:name="Plain Table 2" w:uiPriority="42"/>
+    <w:lsdException w:name="Plain Table 3" w:uiPriority="43"/>
+    <w:lsdException w:name="Plain Table 4" w:uiPriority="44"/>
+    <w:lsdException w:name="Plain Table 5" w:uiPriority="45"/>
+    <w:lsdException w:name="Grid Table Light" w:uiPriority="40"/>
+    <w:lsdException w:name="Grid Table 1 Light" w:uiPriority="46"/>
+    <w:lsdException w:name="Grid Table 2" w:uiPriority="47"/>
+    <w:lsdException w:name="Grid Table 3" w:uiPriority="48"/>
+    <w:lsdException w:name="Grid Table 4" w:uiPriority="49"/>
+    <w:lsdException w:name="Grid Table 5 Dark" w:uiPriority="50"/>
+    <w:lsdException w:name="Grid Table 6 Colorful" w:uiPriority="51"/>
+    <w:lsdException w:name="Grid Table 7 Colorful" w:uiPriority="52"/>
+    <w:lsdException w:name="Grid Table 1 Light Accent 1" w:uiPriority="46"/>
+    <w:lsdException w:name="Grid Table 2 Accent 1" w:uiPriority="47"/>
+    <w:lsdException w:name="Grid Table 3 Accent 1" w:uiPriority="48"/>
+    <w:lsdException w:name="Grid Table 4 Accent 1" w:uiPriority="49"/>
+    <w:lsdException w:name="Grid Table 5 Dark Accent 1" w:uiPriority="50"/>
+    <w:lsdException w:name="Grid Table 6 Colorful Accent 1" w:uiPriority="51"/>
+    <w:lsdException w:name="Grid Table 7 Colorful Accent 1" w:uiPriority="52"/>
+    <w:lsdException w:name="Grid Table 1 Light Accent 2" w:uiPriority="46"/>
+    <w:lsdException w:name="Grid Table 2 Accent 2" w:uiPriority="47"/>
+    <w:lsdException w:name="Grid Table 3 Accent 2" w:uiPriority="48"/>
+    <w:lsdException w:name="Grid Table 4 Accent 2" w:uiPriority="49"/>
+    <w:lsdException w:name="Grid Table 5 Dark Accent 2" w:uiPriority="50"/>
+    <w:lsdException w:name="Grid Table 6 Colorful Accent 2" w:uiPriority="51"/>
+    <w:lsdException w:name="Grid Table 7 Colorful Accent 2" w:uiPriority="52"/>
+    <w:lsdException w:name="Grid Table 1 Light Accent 3" w:uiPriority="46"/>
+    <w:lsdException w:name="Grid Table 2 Accent 3" w:uiPriority="47"/>
+    <w:lsdException w:name="Grid Table 3 Accent 3" w:uiPriority="48"/>
+    <w:lsdException w:name="Grid Table 4 Accent 3" w:uiPriority="49"/>
+    <w:lsdException w:name="Grid Table 5 Dark Accent 3" w:uiPriority="50"/>
+    <w:lsdException w:name="Grid Table 6 Colorful Accent 3" w:uiPriority="51"/>
+    <w:lsdException w:name="Grid Table 7 Colorful Accent 3" w:uiPriority="52"/>
+    <w:lsdException w:name="Grid Table 1 Light Accent 4" w:uiPriority="46"/>
+    <w:lsdException w:name="Grid Table 2 Accent 4" w:uiPriority="47"/>
+    <w:lsdException w:name="Grid Table 3 Accent 4" w:uiPriority="48"/>
+    <w:lsdException w:name="Grid Table 4 Accent 4" w:uiPriority="49"/>
+    <w:lsdException w:name="Grid Table 5 Dark Accent 4" w:uiPriority="50"/>
+    <w:lsdException w:name="Grid Table 6 Colorful Accent 4" w:uiPriority="51"/>
+    <w:lsdException w:name="Grid Table 7 Colorful Accent 4" w:uiPriority="52"/>
+    <w:lsdException w:name="Grid Table 1 Light Accent 5" w:uiPriority="46"/>
+    <w:lsdException w:name="Grid Table 2 Accent 5" w:uiPriority="47"/>
+    <w:lsdException w:name="Grid Table 3 Accent 5" w:uiPriority="48"/>
+    <w:lsdException w:name="Grid Table 4 Accent 5" w:uiPriority="49"/>
+    <w:lsdException w:name="Grid Table 5 Dark Accent 5" w:uiPriority="50"/>
+    <w:lsdException w:name="Grid Table 6 Colorful Accent 5" w:uiPriority="51"/>
+    <w:lsdException w:name="Grid Table 7 Colorful Accent 5" w:uiPriority="52"/>
+    <w:lsdException w:name="Grid Table 1 Light Accent 6" w:uiPriority="46"/>
+    <w:lsdException w:name="Grid Table 2 Accent 6" w:uiPriority="47"/>
+    <w:lsdException w:name="Grid Table 3 Accent 6" w:uiPriority="48"/>
+    <w:lsdException w:name="Grid Table 4 Accent 6" w:uiPriority="49"/>
+    <w:lsdException w:name="Grid Table 5 Dark Accent 6" w:uiPriority="50"/>
+    <w:lsdException w:name="Grid Table 6 Colorful Accent 6" w:uiPriority="51"/>
+    <w:lsdException w:name="Grid Table 7 Colorful Accent 6" w:uiPriority="52"/>
+    <w:lsdException w:name="List Table 1 Light" w:uiPriority="46"/>
+    <w:lsdException w:name="List Table 2" w:uiPriority="47"/>
+    <w:lsdException w:name="List Table 3" w:uiPriority="48"/>
+    <w:lsdException w:name="List Table 4" w:uiPriority="49"/>
+    <w:lsdException w:name="List Table 5 Dark" w:uiPriority="50"/>
+    <w:lsdException w:name="List Table 6 Colorful" w:uiPriority="51"/>
+    <w:lsdException w:name="List Table 7 Colorful" w:uiPriority="52"/>
+    <w:lsdException w:name="List Table 1 Light Accent 1" w:uiPriority="46"/>
+    <w:lsdException w:name="List Table 2 Accent 1" w:uiPriority="47"/>
+    <w:lsdException w:name="List Table 3 Accent 1" w:uiPriority="48"/>
+    <w:lsdException w:name="List Table 4 Accent 1" w:uiPriority="49"/>
+    <w:lsdException w:name="List Table 5 Dark Accent 1" w:uiPriority="50"/>
+    <w:lsdException w:name="List Table 6 Colorful Accent 1" w:uiPriority="51"/>
+    <w:lsdException w:name="List Table 7 Colorful Accent 1" w:uiPriority="52"/>
+    <w:lsdException w:name="List Table 1 Light Accent 2" w:uiPriority="46"/>
+    <w:lsdException w:name="List Table 2 Accent 2" w:uiPriority="47"/>
+    <w:lsdException w:name="List Table 3 Accent 2" w:uiPriority="48"/>
+    <w:lsdException w:name="List Table 4 Accent 2" w:uiPriority="49"/>
+    <w:lsdException w:name="List Table 5 Dark Accent 2" w:uiPriority="50"/>
+    <w:lsdException w:name="List Table 6 Colorful Accent 2" w:uiPriority="51"/>
+    <w:lsdException w:name="List Table 7 Colorful Accent 2" w:uiPriority="52"/>
+    <w:lsdException w:name="List Table 1 Light Accent 3" w:uiPriority="46"/>
+    <w:lsdException w:name="List Table 2 Accent 3" w:uiPriority="47"/>
+    <w:lsdException w:name="List Table 3 Accent 3" w:uiPriority="48"/>
+    <w:lsdException w:name="List Table 4 Accent 3" w:uiPriority="49"/>
+    <w:lsdException w:name="List Table 5 Dark Accent 3" w:uiPriority="50"/>
+    <w:lsdException w:name="List Table 6 Colorful Accent 3" w:uiPriority="51"/>
+    <w:lsdException w:name="List Table 7 Colorful Accent 3" w:uiPriority="52"/>
+    <w:lsdException w:name="List Table 1 Light Accent 4" w:uiPriority="46"/>
+    <w:lsdException w:name="List Table 2 Accent 4" w:uiPriority="47"/>
+    <w:lsdException w:name="List Table 3 Accent 4" w:uiPriority="48"/>
+    <w:lsdException w:name="List Table 4 Accent 4" w:uiPriority="49"/>
+    <w:lsdException w:name="List Table 5 Dark Accent 4" w:uiPriority="50"/>
+    <w:lsdException w:name="List Table 6 Colorful Accent 4" w:uiPriority="51"/>
+    <w:lsdException w:name="List Table 7 Colorful Accent 4" w:uiPriority="52"/>
+    <w:lsdException w:name="List Table 1 Light Accent 5" w:uiPriority="46"/>
+    <w:lsdException w:name="List Table 2 Accent 5" w:uiPriority="47"/>
+    <w:lsdException w:name="List Table 3 Accent 5" w:uiPriority="48"/>
+    <w:lsdException w:name="List Table 4 Accent 5" w:uiPriority="49"/>
+    <w:lsdException w:name="List Table 5 Dark Accent 5" w:uiPriority="50"/>
+    <w:lsdException w:name="List Table 6 Colorful Accent 5" w:uiPriority="51"/>
+    <w:lsdException w:name="List Table 7 Colorful Accent 5" w:uiPriority="52"/>
+    <w:lsdException w:name="List Table 1 Light Accent 6" w:uiPriority="46"/>
+    <w:lsdException w:name="List Table 2 Accent 6" w:uiPriority="47"/>
+    <w:lsdException w:name="List Table 3 Accent 6" w:uiPriority="48"/>
+    <w:lsdException w:name="List Table 4 Accent 6" w:uiPriority="49"/>
+    <w:lsdException w:name="List Table 5 Dark Accent 6" w:uiPriority="50"/>
+    <w:lsdException w:name="List Table 6 Colorful Accent 6" w:uiPriority="51"/>
+    <w:lsdException w:name="List Table 7 Colorful Accent 6" w:uiPriority="52"/>
+    <w:lsdException w:name="Mention" w:semiHidden="1" w:unhideWhenUsed="1"/>
+    <w:lsdException w:name="Smart Hyperlink" w:semiHidden="1" w:unhideWhenUsed="1"/>
+    <w:lsdException w:name="Hashtag" w:semiHidden="1" w:unhideWhenUsed="1"/>
+    <w:lsdException w:name="Unresolved Mention" w:semiHidden="1" w:unhideWhenUsed="1"/>
+    <w:lsdException w:name="Smart Link" w:semiHidden="1" w:unhideWhenUsed="1"/>
+  </w:latentStyles>
+  <w:style w:type="paragraph" w:styleId="Normal" w:default="1">
     <w:name w:val="Normal"/>
     <w:qFormat/>
     <w:pPr>
       <w:widowControl/>
       <w:suppressAutoHyphens w:val="true"/>
-      <w:overflowPunct w:val="false"/>
+      <w:overflowPunct w:val="true"/>
       <w:bidi w:val="0"/>
       <w:spacing w:lineRule="auto" w:line="360" w:before="0" w:after="0"/>
-      <w:ind w:left="0" w:right="0" w:firstLine="709"/>
+      <w:ind w:firstLine="709"/>
       <w:jc w:val="both"/>
     </w:pPr>
     <w:rPr>
@@ -2548,22 +4577,17 @@
     <w:basedOn w:val="Normal"/>
     <w:next w:val="Normal"/>
     <w:link w:val="1"/>
-    <w:autoRedefine/>
+    <w:uiPriority w:val="9"/>
     <w:qFormat/>
     <w:pPr>
       <w:keepNext w:val="true"/>
       <w:keepLines/>
       <w:widowControl w:val="false"/>
-      <w:numPr>
-        <w:ilvl w:val="0"/>
-        <w:numId w:val="0"/>
-      </w:numPr>
-      <w:ind w:left="0" w:right="0" w:hanging="0"/>
+      <w:ind w:hanging="0"/>
       <w:jc w:val="center"/>
       <w:outlineLvl w:val="0"/>
     </w:pPr>
     <w:rPr>
-      <w:rFonts w:eastAsia="Calibri" w:cs="DejaVu Sans"/>
       <w:b/>
       <w:szCs w:val="32"/>
       <w:lang w:eastAsia="ru-RU" w:bidi="ru-RU"/>
@@ -2574,7 +4598,9 @@
     <w:basedOn w:val="Normal"/>
     <w:next w:val="Normal"/>
     <w:link w:val="2"/>
-    <w:autoRedefine/>
+    <w:uiPriority w:val="9"/>
+    <w:semiHidden/>
+    <w:unhideWhenUsed/>
     <w:qFormat/>
     <w:pPr>
       <w:keepNext w:val="true"/>
@@ -2588,7 +4614,6 @@
       <w:outlineLvl w:val="1"/>
     </w:pPr>
     <w:rPr>
-      <w:rFonts w:eastAsia="Calibri" w:cs="DejaVu Sans"/>
       <w:b/>
       <w:bCs/>
       <w:szCs w:val="26"/>
@@ -2600,7 +4625,9 @@
     <w:basedOn w:val="Normal"/>
     <w:next w:val="Normal"/>
     <w:link w:val="3"/>
-    <w:autoRedefine/>
+    <w:uiPriority w:val="9"/>
+    <w:semiHidden/>
+    <w:unhideWhenUsed/>
     <w:qFormat/>
     <w:pPr>
       <w:keepNext w:val="true"/>
@@ -2614,18 +4641,20 @@
       <w:outlineLvl w:val="2"/>
     </w:pPr>
     <w:rPr>
-      <w:rFonts w:eastAsia="Calibri" w:cs="DejaVu Sans"/>
       <w:b/>
       <w:szCs w:val="24"/>
       <w:lang w:eastAsia="ru-RU" w:bidi="ru-RU"/>
     </w:rPr>
   </w:style>
-  <w:style w:type="character" w:styleId="DefaultParagraphFont">
+  <w:style w:type="character" w:styleId="DefaultParagraphFont" w:default="1">
     <w:name w:val="Default Paragraph Font"/>
+    <w:uiPriority w:val="1"/>
+    <w:semiHidden/>
+    <w:unhideWhenUsed/>
     <w:qFormat/>
     <w:rPr/>
   </w:style>
-  <w:style w:type="character" w:styleId="Style11">
+  <w:style w:type="character" w:styleId="Style11" w:customStyle="1">
     <w:name w:val="Основной текст Знак"/>
     <w:basedOn w:val="DefaultParagraphFont"/>
     <w:qFormat/>
@@ -2636,7 +4665,7 @@
       <w:szCs w:val="28"/>
     </w:rPr>
   </w:style>
-  <w:style w:type="character" w:styleId="1">
+  <w:style w:type="character" w:styleId="1" w:customStyle="1">
     <w:name w:val="Заголовок 1 Знак"/>
     <w:basedOn w:val="DefaultParagraphFont"/>
     <w:link w:val="Heading1"/>
@@ -2650,7 +4679,7 @@
       <w:lang w:eastAsia="ru-RU" w:bidi="ru-RU"/>
     </w:rPr>
   </w:style>
-  <w:style w:type="character" w:styleId="2">
+  <w:style w:type="character" w:styleId="2" w:customStyle="1">
     <w:name w:val="Заголовок 2 Знак"/>
     <w:basedOn w:val="DefaultParagraphFont"/>
     <w:link w:val="Heading2"/>
@@ -2665,7 +4694,7 @@
       <w:lang w:eastAsia="ru-RU" w:bidi="ru-RU"/>
     </w:rPr>
   </w:style>
-  <w:style w:type="character" w:styleId="3">
+  <w:style w:type="character" w:styleId="3" w:customStyle="1">
     <w:name w:val="Заголовок 3 Знак"/>
     <w:basedOn w:val="DefaultParagraphFont"/>
     <w:link w:val="Heading3"/>
@@ -2679,7 +4708,7 @@
       <w:lang w:eastAsia="ru-RU" w:bidi="ru-RU"/>
     </w:rPr>
   </w:style>
-  <w:style w:type="character" w:styleId="FootnotedescriptionChar">
+  <w:style w:type="character" w:styleId="FootnotedescriptionChar" w:customStyle="1">
     <w:name w:val="footnote description Char"/>
     <w:link w:val="Footnotedescription"/>
     <w:qFormat/>
@@ -2690,7 +4719,7 @@
       <w:lang w:eastAsia="ru-RU"/>
     </w:rPr>
   </w:style>
-  <w:style w:type="character" w:styleId="Footnotemark">
+  <w:style w:type="character" w:styleId="Footnotemark" w:customStyle="1">
     <w:name w:val="footnote mark"/>
     <w:qFormat/>
     <w:rPr>
@@ -2708,7 +4737,7 @@
       <w:u w:val="single"/>
     </w:rPr>
   </w:style>
-  <w:style w:type="character" w:styleId="Style12">
+  <w:style w:type="character" w:styleId="Style12" w:customStyle="1">
     <w:name w:val="Верхний колонтитул Знак"/>
     <w:basedOn w:val="DefaultParagraphFont"/>
     <w:link w:val="Header"/>
@@ -2719,7 +4748,7 @@
       <w:sz w:val="28"/>
     </w:rPr>
   </w:style>
-  <w:style w:type="character" w:styleId="Style13">
+  <w:style w:type="character" w:styleId="Style13" w:customStyle="1">
     <w:name w:val="Нижний колонтитул Знак"/>
     <w:basedOn w:val="DefaultParagraphFont"/>
     <w:link w:val="Footer"/>
@@ -2730,12 +4759,12 @@
       <w:sz w:val="28"/>
     </w:rPr>
   </w:style>
-  <w:style w:type="character" w:styleId="IndexLink">
+  <w:style w:type="character" w:styleId="IndexLink" w:customStyle="1">
     <w:name w:val="Index Link"/>
     <w:qFormat/>
     <w:rPr/>
   </w:style>
-  <w:style w:type="paragraph" w:styleId="Heading">
+  <w:style w:type="paragraph" w:styleId="Heading" w:customStyle="1">
     <w:name w:val="Heading"/>
     <w:basedOn w:val="Normal"/>
     <w:next w:val="TextBody"/>
@@ -2746,7 +4775,6 @@
     </w:pPr>
     <w:rPr>
       <w:rFonts w:ascii="Liberation Sans" w:hAnsi="Liberation Sans" w:eastAsia="Noto Sans CJK SC" w:cs="Lohit Devanagari"/>
-      <w:sz w:val="28"/>
       <w:szCs w:val="28"/>
     </w:rPr>
   </w:style>
@@ -2786,7 +4814,7 @@
       <w:szCs w:val="24"/>
     </w:rPr>
   </w:style>
-  <w:style w:type="paragraph" w:styleId="Index">
+  <w:style w:type="paragraph" w:styleId="Index" w:customStyle="1">
     <w:name w:val="Index"/>
     <w:basedOn w:val="Normal"/>
     <w:qFormat/>
@@ -2795,27 +4823,6 @@
     </w:pPr>
     <w:rPr>
       <w:rFonts w:cs="Lohit Devanagari"/>
-    </w:rPr>
-  </w:style>
-  <w:style w:type="paragraph" w:styleId="NoSpacing">
-    <w:name w:val="No Spacing"/>
-    <w:qFormat/>
-    <w:pPr>
-      <w:widowControl/>
-      <w:suppressAutoHyphens w:val="true"/>
-      <w:overflowPunct w:val="false"/>
-      <w:bidi w:val="0"/>
-      <w:spacing w:lineRule="auto" w:line="240" w:before="0" w:after="0"/>
-      <w:ind w:left="0" w:right="0" w:firstLine="709"/>
-      <w:jc w:val="both"/>
-    </w:pPr>
-    <w:rPr>
-      <w:rFonts w:ascii="Times New Roman" w:hAnsi="Times New Roman" w:eastAsia="Calibri" w:cs="DejaVu Sans"/>
-      <w:color w:val="auto"/>
-      <w:kern w:val="0"/>
-      <w:sz w:val="28"/>
-      <w:szCs w:val="22"/>
-      <w:lang w:val="ru-RU" w:eastAsia="en-US" w:bidi="ar-SA"/>
     </w:rPr>
   </w:style>
   <w:style w:type="paragraph" w:styleId="Caption1">
@@ -2834,7 +4841,28 @@
       <w:szCs w:val="18"/>
     </w:rPr>
   </w:style>
-  <w:style w:type="paragraph" w:styleId="Footnotedescription">
+  <w:style w:type="paragraph" w:styleId="NoSpacing">
+    <w:name w:val="No Spacing"/>
+    <w:qFormat/>
+    <w:pPr>
+      <w:widowControl/>
+      <w:suppressAutoHyphens w:val="true"/>
+      <w:overflowPunct w:val="true"/>
+      <w:bidi w:val="0"/>
+      <w:spacing w:before="0" w:after="0"/>
+      <w:ind w:firstLine="709"/>
+      <w:jc w:val="both"/>
+    </w:pPr>
+    <w:rPr>
+      <w:rFonts w:ascii="Times New Roman" w:hAnsi="Times New Roman" w:eastAsia="Calibri" w:cs="DejaVu Sans"/>
+      <w:color w:val="auto"/>
+      <w:kern w:val="0"/>
+      <w:sz w:val="28"/>
+      <w:szCs w:val="22"/>
+      <w:lang w:val="ru-RU" w:eastAsia="en-US" w:bidi="ar-SA"/>
+    </w:rPr>
+  </w:style>
+  <w:style w:type="paragraph" w:styleId="Footnotedescription" w:customStyle="1">
     <w:name w:val="footnote description"/>
     <w:next w:val="Normal"/>
     <w:link w:val="FootnotedescriptionChar"/>
@@ -2842,7 +4870,7 @@
     <w:pPr>
       <w:widowControl/>
       <w:suppressAutoHyphens w:val="true"/>
-      <w:overflowPunct w:val="false"/>
+      <w:overflowPunct w:val="true"/>
       <w:bidi w:val="0"/>
       <w:spacing w:lineRule="auto" w:line="259" w:before="0" w:after="0"/>
       <w:jc w:val="left"/>
@@ -2853,7 +4881,7 @@
       <w:kern w:val="2"/>
       <w:sz w:val="20"/>
       <w:szCs w:val="22"/>
-      <w:lang w:val="ru-RU" w:eastAsia="ru-RU" w:bidi="ar-SA"/>
+      <w:lang w:eastAsia="ru-RU" w:val="ru-RU" w:bidi="ar-SA"/>
     </w:rPr>
   </w:style>
   <w:style w:type="paragraph" w:styleId="ListParagraph">
@@ -2862,12 +4890,19 @@
     <w:qFormat/>
     <w:pPr>
       <w:spacing w:before="0" w:after="0"/>
-      <w:ind w:left="720" w:right="0" w:firstLine="709"/>
+      <w:ind w:left="720" w:firstLine="709"/>
       <w:contextualSpacing/>
     </w:pPr>
     <w:rPr/>
   </w:style>
-  <w:style w:type="paragraph" w:styleId="IndexHeading">
+  <w:style w:type="paragraph" w:styleId="Indexheading">
+    <w:name w:val="index heading"/>
+    <w:basedOn w:val="Heading"/>
+    <w:qFormat/>
+    <w:pPr/>
+    <w:rPr/>
+  </w:style>
+  <w:style w:type="paragraph" w:styleId="IndexHeading1">
     <w:name w:val="Index Heading"/>
     <w:basedOn w:val="Heading"/>
     <w:pPr/>
@@ -2908,7 +4943,7 @@
     <w:autoRedefine/>
     <w:pPr>
       <w:spacing w:before="0" w:after="100"/>
-      <w:ind w:left="280" w:right="0" w:firstLine="709"/>
+      <w:ind w:left="280" w:firstLine="709"/>
     </w:pPr>
     <w:rPr/>
   </w:style>
@@ -2919,11 +4954,11 @@
     <w:autoRedefine/>
     <w:pPr>
       <w:spacing w:before="0" w:after="100"/>
-      <w:ind w:left="560" w:right="0" w:firstLine="709"/>
+      <w:ind w:left="560" w:firstLine="709"/>
     </w:pPr>
     <w:rPr/>
   </w:style>
-  <w:style w:type="paragraph" w:styleId="HeaderandFooter">
+  <w:style w:type="paragraph" w:styleId="HeaderandFooter" w:customStyle="1">
     <w:name w:val="Header and Footer"/>
     <w:basedOn w:val="Normal"/>
     <w:qFormat/>
@@ -2958,7 +4993,7 @@
     </w:pPr>
     <w:rPr/>
   </w:style>
-  <w:style w:type="paragraph" w:styleId="TableContents">
+  <w:style w:type="paragraph" w:styleId="TableContents" w:customStyle="1">
     <w:name w:val="Table Contents"/>
     <w:basedOn w:val="Normal"/>
     <w:qFormat/>
@@ -2968,9 +5003,333 @@
     </w:pPr>
     <w:rPr/>
   </w:style>
-  <w:style w:type="numbering" w:styleId="NoList">
+  <w:style w:type="numbering" w:styleId="NoList" w:default="1">
     <w:name w:val="No List"/>
+    <w:uiPriority w:val="99"/>
+    <w:semiHidden/>
+    <w:unhideWhenUsed/>
     <w:qFormat/>
   </w:style>
+  <w:style w:type="table" w:default="1" w:styleId="a1">
+    <w:name w:val="Normal Table"/>
+    <w:uiPriority w:val="99"/>
+    <w:semiHidden/>
+    <w:unhideWhenUsed/>
+    <w:tblPr>
+      <w:tblCellMar>
+        <w:top w:w="0" w:type="dxa"/>
+        <w:left w:w="108" w:type="dxa"/>
+        <w:bottom w:w="0" w:type="dxa"/>
+        <w:right w:w="108" w:type="dxa"/>
+      </w:tblCellMar>
+    </w:tblPr>
+  </w:style>
 </w:styles>
+</file>
+
+<file path=word/theme/theme1.xml><?xml version="1.0" encoding="utf-8"?>
+<a:theme xmlns:a="http://schemas.openxmlformats.org/drawingml/2006/main" name="Тема Office">
+  <a:themeElements>
+    <a:clrScheme name="Стандартная">
+      <a:dk1>
+        <a:sysClr val="windowText" lastClr="000000"/>
+      </a:dk1>
+      <a:lt1>
+        <a:sysClr val="window" lastClr="FFFFFF"/>
+      </a:lt1>
+      <a:dk2>
+        <a:srgbClr val="44546A"/>
+      </a:dk2>
+      <a:lt2>
+        <a:srgbClr val="E7E6E6"/>
+      </a:lt2>
+      <a:accent1>
+        <a:srgbClr val="4472C4"/>
+      </a:accent1>
+      <a:accent2>
+        <a:srgbClr val="ED7D31"/>
+      </a:accent2>
+      <a:accent3>
+        <a:srgbClr val="A5A5A5"/>
+      </a:accent3>
+      <a:accent4>
+        <a:srgbClr val="FFC000"/>
+      </a:accent4>
+      <a:accent5>
+        <a:srgbClr val="5B9BD5"/>
+      </a:accent5>
+      <a:accent6>
+        <a:srgbClr val="70AD47"/>
+      </a:accent6>
+      <a:hlink>
+        <a:srgbClr val="0563C1"/>
+      </a:hlink>
+      <a:folHlink>
+        <a:srgbClr val="954F72"/>
+      </a:folHlink>
+    </a:clrScheme>
+    <a:fontScheme name="Стандартная">
+      <a:majorFont>
+        <a:latin typeface="Calibri Light" panose="020F0302020204030204"/>
+        <a:ea typeface=""/>
+        <a:cs typeface=""/>
+        <a:font script="Jpan" typeface="游ゴシック Light"/>
+        <a:font script="Hang" typeface="맑은 고딕"/>
+        <a:font script="Hans" typeface="等线 Light"/>
+        <a:font script="Hant" typeface="新細明體"/>
+        <a:font script="Arab" typeface="Times New Roman"/>
+        <a:font script="Hebr" typeface="Times New Roman"/>
+        <a:font script="Thai" typeface="Angsana New"/>
+        <a:font script="Ethi" typeface="Nyala"/>
+        <a:font script="Beng" typeface="Vrinda"/>
+        <a:font script="Gujr" typeface="Shruti"/>
+        <a:font script="Khmr" typeface="MoolBoran"/>
+        <a:font script="Knda" typeface="Tunga"/>
+        <a:font script="Guru" typeface="Raavi"/>
+        <a:font script="Cans" typeface="Euphemia"/>
+        <a:font script="Cher" typeface="Plantagenet Cherokee"/>
+        <a:font script="Yiii" typeface="Microsoft Yi Baiti"/>
+        <a:font script="Tibt" typeface="Microsoft Himalaya"/>
+        <a:font script="Thaa" typeface="MV Boli"/>
+        <a:font script="Deva" typeface="Mangal"/>
+        <a:font script="Telu" typeface="Gautami"/>
+        <a:font script="Taml" typeface="Latha"/>
+        <a:font script="Syrc" typeface="Estrangelo Edessa"/>
+        <a:font script="Orya" typeface="Kalinga"/>
+        <a:font script="Mlym" typeface="Kartika"/>
+        <a:font script="Laoo" typeface="DokChampa"/>
+        <a:font script="Sinh" typeface="Iskoola Pota"/>
+        <a:font script="Mong" typeface="Mongolian Baiti"/>
+        <a:font script="Viet" typeface="Times New Roman"/>
+        <a:font script="Uigh" typeface="Microsoft Uighur"/>
+        <a:font script="Geor" typeface="Sylfaen"/>
+        <a:font script="Armn" typeface="Arial"/>
+        <a:font script="Bugi" typeface="Leelawadee UI"/>
+        <a:font script="Bopo" typeface="Microsoft JhengHei"/>
+        <a:font script="Java" typeface="Javanese Text"/>
+        <a:font script="Lisu" typeface="Segoe UI"/>
+        <a:font script="Mymr" typeface="Myanmar Text"/>
+        <a:font script="Nkoo" typeface="Ebrima"/>
+        <a:font script="Olck" typeface="Nirmala UI"/>
+        <a:font script="Osma" typeface="Ebrima"/>
+        <a:font script="Phag" typeface="Phagspa"/>
+        <a:font script="Syrn" typeface="Estrangelo Edessa"/>
+        <a:font script="Syrj" typeface="Estrangelo Edessa"/>
+        <a:font script="Syre" typeface="Estrangelo Edessa"/>
+        <a:font script="Sora" typeface="Nirmala UI"/>
+        <a:font script="Tale" typeface="Microsoft Tai Le"/>
+        <a:font script="Talu" typeface="Microsoft New Tai Lue"/>
+        <a:font script="Tfng" typeface="Ebrima"/>
+      </a:majorFont>
+      <a:minorFont>
+        <a:latin typeface="Calibri" panose="020F0502020204030204"/>
+        <a:ea typeface=""/>
+        <a:cs typeface=""/>
+        <a:font script="Jpan" typeface="游明朝"/>
+        <a:font script="Hang" typeface="맑은 고딕"/>
+        <a:font script="Hans" typeface="等线"/>
+        <a:font script="Hant" typeface="新細明體"/>
+        <a:font script="Arab" typeface="Arial"/>
+        <a:font script="Hebr" typeface="Arial"/>
+        <a:font script="Thai" typeface="Cordia New"/>
+        <a:font script="Ethi" typeface="Nyala"/>
+        <a:font script="Beng" typeface="Vrinda"/>
+        <a:font script="Gujr" typeface="Shruti"/>
+        <a:font script="Khmr" typeface="DaunPenh"/>
+        <a:font script="Knda" typeface="Tunga"/>
+        <a:font script="Guru" typeface="Raavi"/>
+        <a:font script="Cans" typeface="Euphemia"/>
+        <a:font script="Cher" typeface="Plantagenet Cherokee"/>
+        <a:font script="Yiii" typeface="Microsoft Yi Baiti"/>
+        <a:font script="Tibt" typeface="Microsoft Himalaya"/>
+        <a:font script="Thaa" typeface="MV Boli"/>
+        <a:font script="Deva" typeface="Mangal"/>
+        <a:font script="Telu" typeface="Gautami"/>
+        <a:font script="Taml" typeface="Latha"/>
+        <a:font script="Syrc" typeface="Estrangelo Edessa"/>
+        <a:font script="Orya" typeface="Kalinga"/>
+        <a:font script="Mlym" typeface="Kartika"/>
+        <a:font script="Laoo" typeface="DokChampa"/>
+        <a:font script="Sinh" typeface="Iskoola Pota"/>
+        <a:font script="Mong" typeface="Mongolian Baiti"/>
+        <a:font script="Viet" typeface="Arial"/>
+        <a:font script="Uigh" typeface="Microsoft Uighur"/>
+        <a:font script="Geor" typeface="Sylfaen"/>
+        <a:font script="Armn" typeface="Arial"/>
+        <a:font script="Bugi" typeface="Leelawadee UI"/>
+        <a:font script="Bopo" typeface="Microsoft JhengHei"/>
+        <a:font script="Java" typeface="Javanese Text"/>
+        <a:font script="Lisu" typeface="Segoe UI"/>
+        <a:font script="Mymr" typeface="Myanmar Text"/>
+        <a:font script="Nkoo" typeface="Ebrima"/>
+        <a:font script="Olck" typeface="Nirmala UI"/>
+        <a:font script="Osma" typeface="Ebrima"/>
+        <a:font script="Phag" typeface="Phagspa"/>
+        <a:font script="Syrn" typeface="Estrangelo Edessa"/>
+        <a:font script="Syrj" typeface="Estrangelo Edessa"/>
+        <a:font script="Syre" typeface="Estrangelo Edessa"/>
+        <a:font script="Sora" typeface="Nirmala UI"/>
+        <a:font script="Tale" typeface="Microsoft Tai Le"/>
+        <a:font script="Talu" typeface="Microsoft New Tai Lue"/>
+        <a:font script="Tfng" typeface="Ebrima"/>
+      </a:minorFont>
+    </a:fontScheme>
+    <a:fmtScheme name="Стандартная">
+      <a:fillStyleLst>
+        <a:solidFill>
+          <a:schemeClr val="phClr"/>
+        </a:solidFill>
+        <a:gradFill rotWithShape="1">
+          <a:gsLst>
+            <a:gs pos="0">
+              <a:schemeClr val="phClr">
+                <a:lumMod val="110000"/>
+                <a:satMod val="105000"/>
+                <a:tint val="67000"/>
+              </a:schemeClr>
+            </a:gs>
+            <a:gs pos="50000">
+              <a:schemeClr val="phClr">
+                <a:lumMod val="105000"/>
+                <a:satMod val="103000"/>
+                <a:tint val="73000"/>
+              </a:schemeClr>
+            </a:gs>
+            <a:gs pos="100000">
+              <a:schemeClr val="phClr">
+                <a:lumMod val="105000"/>
+                <a:satMod val="109000"/>
+                <a:tint val="81000"/>
+              </a:schemeClr>
+            </a:gs>
+          </a:gsLst>
+          <a:lin ang="5400000" scaled="0"/>
+        </a:gradFill>
+        <a:gradFill rotWithShape="1">
+          <a:gsLst>
+            <a:gs pos="0">
+              <a:schemeClr val="phClr">
+                <a:satMod val="103000"/>
+                <a:lumMod val="102000"/>
+                <a:tint val="94000"/>
+              </a:schemeClr>
+            </a:gs>
+            <a:gs pos="50000">
+              <a:schemeClr val="phClr">
+                <a:satMod val="110000"/>
+                <a:lumMod val="100000"/>
+                <a:shade val="100000"/>
+              </a:schemeClr>
+            </a:gs>
+            <a:gs pos="100000">
+              <a:schemeClr val="phClr">
+                <a:lumMod val="99000"/>
+                <a:satMod val="120000"/>
+                <a:shade val="78000"/>
+              </a:schemeClr>
+            </a:gs>
+          </a:gsLst>
+          <a:lin ang="5400000" scaled="0"/>
+        </a:gradFill>
+      </a:fillStyleLst>
+      <a:lnStyleLst>
+        <a:ln w="6350" cap="flat" cmpd="sng" algn="ctr">
+          <a:solidFill>
+            <a:schemeClr val="phClr"/>
+          </a:solidFill>
+          <a:prstDash val="solid"/>
+          <a:miter lim="800000"/>
+        </a:ln>
+        <a:ln w="12700" cap="flat" cmpd="sng" algn="ctr">
+          <a:solidFill>
+            <a:schemeClr val="phClr"/>
+          </a:solidFill>
+          <a:prstDash val="solid"/>
+          <a:miter lim="800000"/>
+        </a:ln>
+        <a:ln w="19050" cap="flat" cmpd="sng" algn="ctr">
+          <a:solidFill>
+            <a:schemeClr val="phClr"/>
+          </a:solidFill>
+          <a:prstDash val="solid"/>
+          <a:miter lim="800000"/>
+        </a:ln>
+      </a:lnStyleLst>
+      <a:effectStyleLst>
+        <a:effectStyle>
+          <a:effectLst/>
+        </a:effectStyle>
+        <a:effectStyle>
+          <a:effectLst/>
+        </a:effectStyle>
+        <a:effectStyle>
+          <a:effectLst>
+            <a:outerShdw blurRad="57150" dist="19050" dir="5400000" algn="ctr" rotWithShape="0">
+              <a:srgbClr val="000000">
+                <a:alpha val="63000"/>
+              </a:srgbClr>
+            </a:outerShdw>
+          </a:effectLst>
+        </a:effectStyle>
+      </a:effectStyleLst>
+      <a:bgFillStyleLst>
+        <a:solidFill>
+          <a:schemeClr val="phClr"/>
+        </a:solidFill>
+        <a:solidFill>
+          <a:schemeClr val="phClr">
+            <a:tint val="95000"/>
+            <a:satMod val="170000"/>
+          </a:schemeClr>
+        </a:solidFill>
+        <a:gradFill rotWithShape="1">
+          <a:gsLst>
+            <a:gs pos="0">
+              <a:schemeClr val="phClr">
+                <a:tint val="93000"/>
+                <a:satMod val="150000"/>
+                <a:shade val="98000"/>
+                <a:lumMod val="102000"/>
+              </a:schemeClr>
+            </a:gs>
+            <a:gs pos="50000">
+              <a:schemeClr val="phClr">
+                <a:tint val="98000"/>
+                <a:satMod val="130000"/>
+                <a:shade val="90000"/>
+                <a:lumMod val="103000"/>
+              </a:schemeClr>
+            </a:gs>
+            <a:gs pos="100000">
+              <a:schemeClr val="phClr">
+                <a:shade val="63000"/>
+                <a:satMod val="120000"/>
+              </a:schemeClr>
+            </a:gs>
+          </a:gsLst>
+          <a:lin ang="5400000" scaled="0"/>
+        </a:gradFill>
+      </a:bgFillStyleLst>
+    </a:fmtScheme>
+  </a:themeElements>
+  <a:objectDefaults/>
+  <a:extraClrSchemeLst/>
+  <a:extLst>
+    <a:ext uri="{05A4C25C-085E-4340-85A3-A5531E510DB2}">
+      <thm15:themeFamily xmlns:thm15="http://schemas.microsoft.com/office/thememl/2012/main" name="Office Theme" id="{62F939B6-93AF-4DB8-9C6B-D6C7DFDC589F}" vid="{4A3C46E8-61CC-4603-A589-7422A47A8E4A}"/>
+    </a:ext>
+  </a:extLst>
+</a:theme>
+</file>
+
+<file path=customXml/item1.xml><?xml version="1.0" encoding="utf-8"?>
+<b:Sources xmlns:b="http://schemas.openxmlformats.org/officeDocument/2006/bibliography" xmlns="http://schemas.openxmlformats.org/officeDocument/2006/bibliography" SelectedStyle="\APASixthEditionOfficeOnline.xsl" StyleName="APA" Version="6"/>
+</file>
+
+<file path=customXml/itemProps1.xml><?xml version="1.0" encoding="utf-8"?>
+<ds:datastoreItem xmlns:ds="http://schemas.openxmlformats.org/officeDocument/2006/customXml" ds:itemID="{63E5E6A7-B452-4D3F-AE5E-ECE7970A7A42}">
+  <ds:schemaRefs>
+    <ds:schemaRef ds:uri="http://schemas.openxmlformats.org/officeDocument/2006/bibliography"/>
+  </ds:schemaRefs>
+</ds:datastoreItem>
 </file>